--- a/Arcade Mania záródolgozat dokumentáció.docx
+++ b/Arcade Mania záródolgozat dokumentáció.docx
@@ -527,7 +527,16 @@
           <w:szCs w:val="24"/>
           <w:lang w:val="hu-HU"/>
         </w:rPr>
-        <w:t>Németh József</w:t>
+        <w:t xml:space="preserve">Németh </w:t>
+      </w:r>
+      <w:r>
+        <w:rPr>
+          <w:rFonts w:ascii="Times New Roman" w:hAnsi="Times New Roman" w:cs="Times New Roman"/>
+          <w:sz w:val="24"/>
+          <w:szCs w:val="24"/>
+          <w:lang w:val="hu-HU"/>
+        </w:rPr>
+        <w:t>Bence</w:t>
       </w:r>
     </w:p>
     <w:p>
@@ -10127,7 +10136,7 @@
           <w:noProof/>
         </w:rPr>
         <w:drawing>
-          <wp:inline distT="0" distB="0" distL="0" distR="0" wp14:anchorId="4B9C55F1" wp14:editId="53F76AC8">
+          <wp:inline distT="0" distB="0" distL="0" distR="0" wp14:anchorId="4B9C55F1" wp14:editId="2320810D">
             <wp:extent cx="5759450" cy="1656080"/>
             <wp:effectExtent l="0" t="0" r="0" b="1270"/>
             <wp:docPr id="1151879289" name="Kép 1"/>
@@ -10400,7 +10409,6 @@
         <w:docPartUnique/>
       </w:docPartObj>
     </w:sdtPr>
-    <w:sdtEndPr/>
     <w:sdtContent>
       <w:p>
         <w:pPr>

--- a/Arcade Mania záródolgozat dokumentáció.docx
+++ b/Arcade Mania záródolgozat dokumentáció.docx
@@ -1093,7 +1093,7 @@
                 <w:sz w:val="24"/>
                 <w:szCs w:val="24"/>
               </w:rPr>
-              <w:t>4</w:t>
+              <w:t>1</w:t>
             </w:r>
             <w:r>
               <w:rPr>
@@ -1109,10 +1109,8 @@
           <w:pPr>
             <w:pStyle w:val="TJ2"/>
             <w:rPr>
-              <w:rFonts w:ascii="Times New Roman" w:eastAsiaTheme="minorEastAsia" w:hAnsi="Times New Roman" w:cs="Times New Roman"/>
+              <w:rFonts w:eastAsiaTheme="minorEastAsia"/>
               <w:kern w:val="2"/>
-              <w:sz w:val="24"/>
-              <w:szCs w:val="24"/>
               <w:lang w:eastAsia="hu-HU"/>
               <w14:ligatures w14:val="standardContextual"/>
             </w:rPr>
@@ -1121,71 +1119,47 @@
             <w:r>
               <w:rPr>
                 <w:rStyle w:val="Hiperhivatkozs"/>
-                <w:rFonts w:ascii="Times New Roman" w:hAnsi="Times New Roman" w:cs="Times New Roman"/>
-                <w:sz w:val="24"/>
-                <w:szCs w:val="24"/>
               </w:rPr>
               <w:t>Bevezetés</w:t>
             </w:r>
             <w:r>
               <w:rPr>
-                <w:rFonts w:ascii="Times New Roman" w:hAnsi="Times New Roman" w:cs="Times New Roman"/>
-                <w:webHidden/>
-                <w:sz w:val="24"/>
-                <w:szCs w:val="24"/>
+                <w:webHidden/>
               </w:rPr>
               <w:tab/>
             </w:r>
             <w:r>
               <w:rPr>
-                <w:rFonts w:ascii="Times New Roman" w:hAnsi="Times New Roman" w:cs="Times New Roman"/>
-                <w:webHidden/>
-                <w:sz w:val="24"/>
-                <w:szCs w:val="24"/>
+                <w:webHidden/>
               </w:rPr>
               <w:fldChar w:fldCharType="begin"/>
             </w:r>
             <w:r>
               <w:rPr>
-                <w:rFonts w:ascii="Times New Roman" w:hAnsi="Times New Roman" w:cs="Times New Roman"/>
-                <w:webHidden/>
-                <w:sz w:val="24"/>
-                <w:szCs w:val="24"/>
+                <w:webHidden/>
               </w:rPr>
               <w:instrText xml:space="preserve"> PAGEREF _Toc224231610 \h </w:instrText>
             </w:r>
             <w:r>
               <w:rPr>
-                <w:rFonts w:ascii="Times New Roman" w:hAnsi="Times New Roman" w:cs="Times New Roman"/>
-                <w:webHidden/>
-                <w:sz w:val="24"/>
-                <w:szCs w:val="24"/>
-              </w:rPr>
-            </w:r>
-            <w:r>
-              <w:rPr>
-                <w:rFonts w:ascii="Times New Roman" w:hAnsi="Times New Roman" w:cs="Times New Roman"/>
-                <w:webHidden/>
-                <w:sz w:val="24"/>
-                <w:szCs w:val="24"/>
+                <w:webHidden/>
+              </w:rPr>
+            </w:r>
+            <w:r>
+              <w:rPr>
+                <w:webHidden/>
               </w:rPr>
               <w:fldChar w:fldCharType="separate"/>
             </w:r>
             <w:r>
               <w:rPr>
-                <w:rFonts w:ascii="Times New Roman" w:hAnsi="Times New Roman" w:cs="Times New Roman"/>
-                <w:webHidden/>
-                <w:sz w:val="24"/>
-                <w:szCs w:val="24"/>
-              </w:rPr>
-              <w:t>4</w:t>
-            </w:r>
-            <w:r>
-              <w:rPr>
-                <w:rFonts w:ascii="Times New Roman" w:hAnsi="Times New Roman" w:cs="Times New Roman"/>
-                <w:webHidden/>
-                <w:sz w:val="24"/>
-                <w:szCs w:val="24"/>
+                <w:webHidden/>
+              </w:rPr>
+              <w:t>1</w:t>
+            </w:r>
+            <w:r>
+              <w:rPr>
+                <w:webHidden/>
               </w:rPr>
               <w:fldChar w:fldCharType="end"/>
             </w:r>
@@ -1195,10 +1169,8 @@
           <w:pPr>
             <w:pStyle w:val="TJ2"/>
             <w:rPr>
-              <w:rFonts w:ascii="Times New Roman" w:eastAsiaTheme="minorEastAsia" w:hAnsi="Times New Roman" w:cs="Times New Roman"/>
+              <w:rFonts w:eastAsiaTheme="minorEastAsia"/>
               <w:kern w:val="2"/>
-              <w:sz w:val="24"/>
-              <w:szCs w:val="24"/>
               <w:lang w:eastAsia="hu-HU"/>
               <w14:ligatures w14:val="standardContextual"/>
             </w:rPr>
@@ -1207,71 +1179,47 @@
             <w:r>
               <w:rPr>
                 <w:rStyle w:val="Hiperhivatkozs"/>
-                <w:rFonts w:ascii="Times New Roman" w:hAnsi="Times New Roman" w:cs="Times New Roman"/>
-                <w:sz w:val="24"/>
-                <w:szCs w:val="24"/>
               </w:rPr>
               <w:t>A projekt célja</w:t>
             </w:r>
             <w:r>
               <w:rPr>
-                <w:rFonts w:ascii="Times New Roman" w:hAnsi="Times New Roman" w:cs="Times New Roman"/>
-                <w:webHidden/>
-                <w:sz w:val="24"/>
-                <w:szCs w:val="24"/>
+                <w:webHidden/>
               </w:rPr>
               <w:tab/>
             </w:r>
             <w:r>
               <w:rPr>
-                <w:rFonts w:ascii="Times New Roman" w:hAnsi="Times New Roman" w:cs="Times New Roman"/>
-                <w:webHidden/>
-                <w:sz w:val="24"/>
-                <w:szCs w:val="24"/>
+                <w:webHidden/>
               </w:rPr>
               <w:fldChar w:fldCharType="begin"/>
             </w:r>
             <w:r>
               <w:rPr>
-                <w:rFonts w:ascii="Times New Roman" w:hAnsi="Times New Roman" w:cs="Times New Roman"/>
-                <w:webHidden/>
-                <w:sz w:val="24"/>
-                <w:szCs w:val="24"/>
+                <w:webHidden/>
               </w:rPr>
               <w:instrText xml:space="preserve"> PAGEREF _Toc224231611 \h </w:instrText>
             </w:r>
             <w:r>
               <w:rPr>
-                <w:rFonts w:ascii="Times New Roman" w:hAnsi="Times New Roman" w:cs="Times New Roman"/>
-                <w:webHidden/>
-                <w:sz w:val="24"/>
-                <w:szCs w:val="24"/>
-              </w:rPr>
-            </w:r>
-            <w:r>
-              <w:rPr>
-                <w:rFonts w:ascii="Times New Roman" w:hAnsi="Times New Roman" w:cs="Times New Roman"/>
-                <w:webHidden/>
-                <w:sz w:val="24"/>
-                <w:szCs w:val="24"/>
+                <w:webHidden/>
+              </w:rPr>
+            </w:r>
+            <w:r>
+              <w:rPr>
+                <w:webHidden/>
               </w:rPr>
               <w:fldChar w:fldCharType="separate"/>
             </w:r>
             <w:r>
               <w:rPr>
-                <w:rFonts w:ascii="Times New Roman" w:hAnsi="Times New Roman" w:cs="Times New Roman"/>
-                <w:webHidden/>
-                <w:sz w:val="24"/>
-                <w:szCs w:val="24"/>
-              </w:rPr>
-              <w:t>4</w:t>
-            </w:r>
-            <w:r>
-              <w:rPr>
-                <w:rFonts w:ascii="Times New Roman" w:hAnsi="Times New Roman" w:cs="Times New Roman"/>
-                <w:webHidden/>
-                <w:sz w:val="24"/>
-                <w:szCs w:val="24"/>
+                <w:webHidden/>
+              </w:rPr>
+              <w:t>2</w:t>
+            </w:r>
+            <w:r>
+              <w:rPr>
+                <w:webHidden/>
               </w:rPr>
               <w:fldChar w:fldCharType="end"/>
             </w:r>
@@ -1281,10 +1229,8 @@
           <w:pPr>
             <w:pStyle w:val="TJ2"/>
             <w:rPr>
-              <w:rFonts w:ascii="Times New Roman" w:eastAsiaTheme="minorEastAsia" w:hAnsi="Times New Roman" w:cs="Times New Roman"/>
+              <w:rFonts w:eastAsiaTheme="minorEastAsia"/>
               <w:kern w:val="2"/>
-              <w:sz w:val="24"/>
-              <w:szCs w:val="24"/>
               <w:lang w:eastAsia="hu-HU"/>
               <w14:ligatures w14:val="standardContextual"/>
             </w:rPr>
@@ -1293,71 +1239,47 @@
             <w:r>
               <w:rPr>
                 <w:rStyle w:val="Hiperhivatkozs"/>
-                <w:rFonts w:ascii="Times New Roman" w:hAnsi="Times New Roman" w:cs="Times New Roman"/>
-                <w:sz w:val="24"/>
-                <w:szCs w:val="24"/>
               </w:rPr>
               <w:t>Technológiai háttér</w:t>
             </w:r>
             <w:r>
               <w:rPr>
-                <w:rFonts w:ascii="Times New Roman" w:hAnsi="Times New Roman" w:cs="Times New Roman"/>
-                <w:webHidden/>
-                <w:sz w:val="24"/>
-                <w:szCs w:val="24"/>
+                <w:webHidden/>
               </w:rPr>
               <w:tab/>
             </w:r>
             <w:r>
               <w:rPr>
-                <w:rFonts w:ascii="Times New Roman" w:hAnsi="Times New Roman" w:cs="Times New Roman"/>
-                <w:webHidden/>
-                <w:sz w:val="24"/>
-                <w:szCs w:val="24"/>
+                <w:webHidden/>
               </w:rPr>
               <w:fldChar w:fldCharType="begin"/>
             </w:r>
             <w:r>
               <w:rPr>
-                <w:rFonts w:ascii="Times New Roman" w:hAnsi="Times New Roman" w:cs="Times New Roman"/>
-                <w:webHidden/>
-                <w:sz w:val="24"/>
-                <w:szCs w:val="24"/>
+                <w:webHidden/>
               </w:rPr>
               <w:instrText xml:space="preserve"> PAGEREF _Toc224231612 \h </w:instrText>
             </w:r>
             <w:r>
               <w:rPr>
-                <w:rFonts w:ascii="Times New Roman" w:hAnsi="Times New Roman" w:cs="Times New Roman"/>
-                <w:webHidden/>
-                <w:sz w:val="24"/>
-                <w:szCs w:val="24"/>
-              </w:rPr>
-            </w:r>
-            <w:r>
-              <w:rPr>
-                <w:rFonts w:ascii="Times New Roman" w:hAnsi="Times New Roman" w:cs="Times New Roman"/>
-                <w:webHidden/>
-                <w:sz w:val="24"/>
-                <w:szCs w:val="24"/>
+                <w:webHidden/>
+              </w:rPr>
+            </w:r>
+            <w:r>
+              <w:rPr>
+                <w:webHidden/>
               </w:rPr>
               <w:fldChar w:fldCharType="separate"/>
             </w:r>
             <w:r>
               <w:rPr>
-                <w:rFonts w:ascii="Times New Roman" w:hAnsi="Times New Roman" w:cs="Times New Roman"/>
-                <w:webHidden/>
-                <w:sz w:val="24"/>
-                <w:szCs w:val="24"/>
-              </w:rPr>
-              <w:t>5</w:t>
-            </w:r>
-            <w:r>
-              <w:rPr>
-                <w:rFonts w:ascii="Times New Roman" w:hAnsi="Times New Roman" w:cs="Times New Roman"/>
-                <w:webHidden/>
-                <w:sz w:val="24"/>
-                <w:szCs w:val="24"/>
+                <w:webHidden/>
+              </w:rPr>
+              <w:t>2</w:t>
+            </w:r>
+            <w:r>
+              <w:rPr>
+                <w:webHidden/>
               </w:rPr>
               <w:fldChar w:fldCharType="end"/>
             </w:r>
@@ -1367,10 +1289,8 @@
           <w:pPr>
             <w:pStyle w:val="TJ2"/>
             <w:rPr>
-              <w:rFonts w:ascii="Times New Roman" w:eastAsiaTheme="minorEastAsia" w:hAnsi="Times New Roman" w:cs="Times New Roman"/>
+              <w:rFonts w:eastAsiaTheme="minorEastAsia"/>
               <w:kern w:val="2"/>
-              <w:sz w:val="24"/>
-              <w:szCs w:val="24"/>
               <w:lang w:eastAsia="hu-HU"/>
               <w14:ligatures w14:val="standardContextual"/>
             </w:rPr>
@@ -1379,71 +1299,47 @@
             <w:r>
               <w:rPr>
                 <w:rStyle w:val="Hiperhivatkozs"/>
-                <w:rFonts w:ascii="Times New Roman" w:hAnsi="Times New Roman" w:cs="Times New Roman"/>
-                <w:sz w:val="24"/>
-                <w:szCs w:val="24"/>
               </w:rPr>
               <w:t>Fejlesztési környezet</w:t>
             </w:r>
             <w:r>
               <w:rPr>
-                <w:rFonts w:ascii="Times New Roman" w:hAnsi="Times New Roman" w:cs="Times New Roman"/>
-                <w:webHidden/>
-                <w:sz w:val="24"/>
-                <w:szCs w:val="24"/>
+                <w:webHidden/>
               </w:rPr>
               <w:tab/>
             </w:r>
             <w:r>
               <w:rPr>
-                <w:rFonts w:ascii="Times New Roman" w:hAnsi="Times New Roman" w:cs="Times New Roman"/>
-                <w:webHidden/>
-                <w:sz w:val="24"/>
-                <w:szCs w:val="24"/>
+                <w:webHidden/>
               </w:rPr>
               <w:fldChar w:fldCharType="begin"/>
             </w:r>
             <w:r>
               <w:rPr>
-                <w:rFonts w:ascii="Times New Roman" w:hAnsi="Times New Roman" w:cs="Times New Roman"/>
-                <w:webHidden/>
-                <w:sz w:val="24"/>
-                <w:szCs w:val="24"/>
+                <w:webHidden/>
               </w:rPr>
               <w:instrText xml:space="preserve"> PAGEREF _Toc224231613 \h </w:instrText>
             </w:r>
             <w:r>
               <w:rPr>
-                <w:rFonts w:ascii="Times New Roman" w:hAnsi="Times New Roman" w:cs="Times New Roman"/>
-                <w:webHidden/>
-                <w:sz w:val="24"/>
-                <w:szCs w:val="24"/>
-              </w:rPr>
-            </w:r>
-            <w:r>
-              <w:rPr>
-                <w:rFonts w:ascii="Times New Roman" w:hAnsi="Times New Roman" w:cs="Times New Roman"/>
-                <w:webHidden/>
-                <w:sz w:val="24"/>
-                <w:szCs w:val="24"/>
+                <w:webHidden/>
+              </w:rPr>
+            </w:r>
+            <w:r>
+              <w:rPr>
+                <w:webHidden/>
               </w:rPr>
               <w:fldChar w:fldCharType="separate"/>
             </w:r>
             <w:r>
               <w:rPr>
-                <w:rFonts w:ascii="Times New Roman" w:hAnsi="Times New Roman" w:cs="Times New Roman"/>
-                <w:webHidden/>
-                <w:sz w:val="24"/>
-                <w:szCs w:val="24"/>
-              </w:rPr>
-              <w:t>6</w:t>
-            </w:r>
-            <w:r>
-              <w:rPr>
-                <w:rFonts w:ascii="Times New Roman" w:hAnsi="Times New Roman" w:cs="Times New Roman"/>
-                <w:webHidden/>
-                <w:sz w:val="24"/>
-                <w:szCs w:val="24"/>
+                <w:webHidden/>
+              </w:rPr>
+              <w:t>3</w:t>
+            </w:r>
+            <w:r>
+              <w:rPr>
+                <w:webHidden/>
               </w:rPr>
               <w:fldChar w:fldCharType="end"/>
             </w:r>
@@ -1453,10 +1349,8 @@
           <w:pPr>
             <w:pStyle w:val="TJ2"/>
             <w:rPr>
-              <w:rFonts w:ascii="Times New Roman" w:eastAsiaTheme="minorEastAsia" w:hAnsi="Times New Roman" w:cs="Times New Roman"/>
+              <w:rFonts w:eastAsiaTheme="minorEastAsia"/>
               <w:kern w:val="2"/>
-              <w:sz w:val="24"/>
-              <w:szCs w:val="24"/>
               <w:lang w:eastAsia="hu-HU"/>
               <w14:ligatures w14:val="standardContextual"/>
             </w:rPr>
@@ -1465,71 +1359,47 @@
             <w:r>
               <w:rPr>
                 <w:rStyle w:val="Hiperhivatkozs"/>
-                <w:rFonts w:ascii="Times New Roman" w:hAnsi="Times New Roman" w:cs="Times New Roman"/>
-                <w:sz w:val="24"/>
-                <w:szCs w:val="24"/>
               </w:rPr>
               <w:t>A projekt felépítése</w:t>
             </w:r>
             <w:r>
               <w:rPr>
-                <w:rFonts w:ascii="Times New Roman" w:hAnsi="Times New Roman" w:cs="Times New Roman"/>
-                <w:webHidden/>
-                <w:sz w:val="24"/>
-                <w:szCs w:val="24"/>
+                <w:webHidden/>
               </w:rPr>
               <w:tab/>
             </w:r>
             <w:r>
               <w:rPr>
-                <w:rFonts w:ascii="Times New Roman" w:hAnsi="Times New Roman" w:cs="Times New Roman"/>
-                <w:webHidden/>
-                <w:sz w:val="24"/>
-                <w:szCs w:val="24"/>
+                <w:webHidden/>
               </w:rPr>
               <w:fldChar w:fldCharType="begin"/>
             </w:r>
             <w:r>
               <w:rPr>
-                <w:rFonts w:ascii="Times New Roman" w:hAnsi="Times New Roman" w:cs="Times New Roman"/>
-                <w:webHidden/>
-                <w:sz w:val="24"/>
-                <w:szCs w:val="24"/>
+                <w:webHidden/>
               </w:rPr>
               <w:instrText xml:space="preserve"> PAGEREF _Toc224231614 \h </w:instrText>
             </w:r>
             <w:r>
               <w:rPr>
-                <w:rFonts w:ascii="Times New Roman" w:hAnsi="Times New Roman" w:cs="Times New Roman"/>
-                <w:webHidden/>
-                <w:sz w:val="24"/>
-                <w:szCs w:val="24"/>
-              </w:rPr>
-            </w:r>
-            <w:r>
-              <w:rPr>
-                <w:rFonts w:ascii="Times New Roman" w:hAnsi="Times New Roman" w:cs="Times New Roman"/>
-                <w:webHidden/>
-                <w:sz w:val="24"/>
-                <w:szCs w:val="24"/>
+                <w:webHidden/>
+              </w:rPr>
+            </w:r>
+            <w:r>
+              <w:rPr>
+                <w:webHidden/>
               </w:rPr>
               <w:fldChar w:fldCharType="separate"/>
             </w:r>
             <w:r>
               <w:rPr>
-                <w:rFonts w:ascii="Times New Roman" w:hAnsi="Times New Roman" w:cs="Times New Roman"/>
-                <w:webHidden/>
-                <w:sz w:val="24"/>
-                <w:szCs w:val="24"/>
-              </w:rPr>
-              <w:t>7</w:t>
-            </w:r>
-            <w:r>
-              <w:rPr>
-                <w:rFonts w:ascii="Times New Roman" w:hAnsi="Times New Roman" w:cs="Times New Roman"/>
-                <w:webHidden/>
-                <w:sz w:val="24"/>
-                <w:szCs w:val="24"/>
+                <w:webHidden/>
+              </w:rPr>
+              <w:t>4</w:t>
+            </w:r>
+            <w:r>
+              <w:rPr>
+                <w:webHidden/>
               </w:rPr>
               <w:fldChar w:fldCharType="end"/>
             </w:r>
@@ -1603,7 +1473,7 @@
                 <w:sz w:val="24"/>
                 <w:szCs w:val="24"/>
               </w:rPr>
-              <w:t>9</w:t>
+              <w:t>6</w:t>
             </w:r>
             <w:r>
               <w:rPr>
@@ -1619,10 +1489,8 @@
           <w:pPr>
             <w:pStyle w:val="TJ2"/>
             <w:rPr>
-              <w:rFonts w:ascii="Times New Roman" w:eastAsiaTheme="minorEastAsia" w:hAnsi="Times New Roman" w:cs="Times New Roman"/>
+              <w:rFonts w:eastAsiaTheme="minorEastAsia"/>
               <w:kern w:val="2"/>
-              <w:sz w:val="24"/>
-              <w:szCs w:val="24"/>
               <w:lang w:eastAsia="hu-HU"/>
               <w14:ligatures w14:val="standardContextual"/>
             </w:rPr>
@@ -1631,71 +1499,47 @@
             <w:r>
               <w:rPr>
                 <w:rStyle w:val="Hiperhivatkozs"/>
-                <w:rFonts w:ascii="Times New Roman" w:hAnsi="Times New Roman" w:cs="Times New Roman"/>
-                <w:sz w:val="24"/>
-                <w:szCs w:val="24"/>
               </w:rPr>
               <w:t>Az adatbázis felépítése</w:t>
             </w:r>
             <w:r>
               <w:rPr>
-                <w:rFonts w:ascii="Times New Roman" w:hAnsi="Times New Roman" w:cs="Times New Roman"/>
-                <w:webHidden/>
-                <w:sz w:val="24"/>
-                <w:szCs w:val="24"/>
+                <w:webHidden/>
               </w:rPr>
               <w:tab/>
             </w:r>
             <w:r>
               <w:rPr>
-                <w:rFonts w:ascii="Times New Roman" w:hAnsi="Times New Roman" w:cs="Times New Roman"/>
-                <w:webHidden/>
-                <w:sz w:val="24"/>
-                <w:szCs w:val="24"/>
+                <w:webHidden/>
               </w:rPr>
               <w:fldChar w:fldCharType="begin"/>
             </w:r>
             <w:r>
               <w:rPr>
-                <w:rFonts w:ascii="Times New Roman" w:hAnsi="Times New Roman" w:cs="Times New Roman"/>
-                <w:webHidden/>
-                <w:sz w:val="24"/>
-                <w:szCs w:val="24"/>
+                <w:webHidden/>
               </w:rPr>
               <w:instrText xml:space="preserve"> PAGEREF _Toc224231616 \h </w:instrText>
             </w:r>
             <w:r>
               <w:rPr>
-                <w:rFonts w:ascii="Times New Roman" w:hAnsi="Times New Roman" w:cs="Times New Roman"/>
-                <w:webHidden/>
-                <w:sz w:val="24"/>
-                <w:szCs w:val="24"/>
-              </w:rPr>
-            </w:r>
-            <w:r>
-              <w:rPr>
-                <w:rFonts w:ascii="Times New Roman" w:hAnsi="Times New Roman" w:cs="Times New Roman"/>
-                <w:webHidden/>
-                <w:sz w:val="24"/>
-                <w:szCs w:val="24"/>
+                <w:webHidden/>
+              </w:rPr>
+            </w:r>
+            <w:r>
+              <w:rPr>
+                <w:webHidden/>
               </w:rPr>
               <w:fldChar w:fldCharType="separate"/>
             </w:r>
             <w:r>
               <w:rPr>
-                <w:rFonts w:ascii="Times New Roman" w:hAnsi="Times New Roman" w:cs="Times New Roman"/>
-                <w:webHidden/>
-                <w:sz w:val="24"/>
-                <w:szCs w:val="24"/>
-              </w:rPr>
-              <w:t>9</w:t>
-            </w:r>
-            <w:r>
-              <w:rPr>
-                <w:rFonts w:ascii="Times New Roman" w:hAnsi="Times New Roman" w:cs="Times New Roman"/>
-                <w:webHidden/>
-                <w:sz w:val="24"/>
-                <w:szCs w:val="24"/>
+                <w:webHidden/>
+              </w:rPr>
+              <w:t>6</w:t>
+            </w:r>
+            <w:r>
+              <w:rPr>
+                <w:webHidden/>
               </w:rPr>
               <w:fldChar w:fldCharType="end"/>
             </w:r>
@@ -1769,7 +1613,7 @@
                 <w:sz w:val="24"/>
                 <w:szCs w:val="24"/>
               </w:rPr>
-              <w:t>10</w:t>
+              <w:t>7</w:t>
             </w:r>
             <w:r>
               <w:rPr>
@@ -1785,10 +1629,8 @@
           <w:pPr>
             <w:pStyle w:val="TJ2"/>
             <w:rPr>
-              <w:rFonts w:ascii="Times New Roman" w:eastAsiaTheme="minorEastAsia" w:hAnsi="Times New Roman" w:cs="Times New Roman"/>
+              <w:rFonts w:eastAsiaTheme="minorEastAsia"/>
               <w:kern w:val="2"/>
-              <w:sz w:val="24"/>
-              <w:szCs w:val="24"/>
               <w:lang w:eastAsia="hu-HU"/>
               <w14:ligatures w14:val="standardContextual"/>
             </w:rPr>
@@ -1797,71 +1639,47 @@
             <w:r>
               <w:rPr>
                 <w:rStyle w:val="Hiperhivatkozs"/>
-                <w:rFonts w:ascii="Times New Roman" w:hAnsi="Times New Roman" w:cs="Times New Roman"/>
-                <w:sz w:val="24"/>
-                <w:szCs w:val="24"/>
               </w:rPr>
               <w:t>A backend rendszer architektúrája</w:t>
             </w:r>
             <w:r>
               <w:rPr>
-                <w:rFonts w:ascii="Times New Roman" w:hAnsi="Times New Roman" w:cs="Times New Roman"/>
-                <w:webHidden/>
-                <w:sz w:val="24"/>
-                <w:szCs w:val="24"/>
+                <w:webHidden/>
               </w:rPr>
               <w:tab/>
             </w:r>
             <w:r>
               <w:rPr>
-                <w:rFonts w:ascii="Times New Roman" w:hAnsi="Times New Roman" w:cs="Times New Roman"/>
-                <w:webHidden/>
-                <w:sz w:val="24"/>
-                <w:szCs w:val="24"/>
+                <w:webHidden/>
               </w:rPr>
               <w:fldChar w:fldCharType="begin"/>
             </w:r>
             <w:r>
               <w:rPr>
-                <w:rFonts w:ascii="Times New Roman" w:hAnsi="Times New Roman" w:cs="Times New Roman"/>
-                <w:webHidden/>
-                <w:sz w:val="24"/>
-                <w:szCs w:val="24"/>
+                <w:webHidden/>
               </w:rPr>
               <w:instrText xml:space="preserve"> PAGEREF _Toc224231618 \h </w:instrText>
             </w:r>
             <w:r>
               <w:rPr>
-                <w:rFonts w:ascii="Times New Roman" w:hAnsi="Times New Roman" w:cs="Times New Roman"/>
-                <w:webHidden/>
-                <w:sz w:val="24"/>
-                <w:szCs w:val="24"/>
-              </w:rPr>
-            </w:r>
-            <w:r>
-              <w:rPr>
-                <w:rFonts w:ascii="Times New Roman" w:hAnsi="Times New Roman" w:cs="Times New Roman"/>
-                <w:webHidden/>
-                <w:sz w:val="24"/>
-                <w:szCs w:val="24"/>
+                <w:webHidden/>
+              </w:rPr>
+            </w:r>
+            <w:r>
+              <w:rPr>
+                <w:webHidden/>
               </w:rPr>
               <w:fldChar w:fldCharType="separate"/>
             </w:r>
             <w:r>
               <w:rPr>
-                <w:rFonts w:ascii="Times New Roman" w:hAnsi="Times New Roman" w:cs="Times New Roman"/>
-                <w:webHidden/>
-                <w:sz w:val="24"/>
-                <w:szCs w:val="24"/>
-              </w:rPr>
-              <w:t>10</w:t>
-            </w:r>
-            <w:r>
-              <w:rPr>
-                <w:rFonts w:ascii="Times New Roman" w:hAnsi="Times New Roman" w:cs="Times New Roman"/>
-                <w:webHidden/>
-                <w:sz w:val="24"/>
-                <w:szCs w:val="24"/>
+                <w:webHidden/>
+              </w:rPr>
+              <w:t>7</w:t>
+            </w:r>
+            <w:r>
+              <w:rPr>
+                <w:webHidden/>
               </w:rPr>
               <w:fldChar w:fldCharType="end"/>
             </w:r>
@@ -1871,10 +1689,8 @@
           <w:pPr>
             <w:pStyle w:val="TJ2"/>
             <w:rPr>
-              <w:rFonts w:ascii="Times New Roman" w:eastAsiaTheme="minorEastAsia" w:hAnsi="Times New Roman" w:cs="Times New Roman"/>
+              <w:rFonts w:eastAsiaTheme="minorEastAsia"/>
               <w:kern w:val="2"/>
-              <w:sz w:val="24"/>
-              <w:szCs w:val="24"/>
               <w:lang w:eastAsia="hu-HU"/>
               <w14:ligatures w14:val="standardContextual"/>
             </w:rPr>
@@ -1883,71 +1699,47 @@
             <w:r>
               <w:rPr>
                 <w:rStyle w:val="Hiperhivatkozs"/>
-                <w:rFonts w:ascii="Times New Roman" w:hAnsi="Times New Roman" w:cs="Times New Roman"/>
-                <w:sz w:val="24"/>
-                <w:szCs w:val="24"/>
               </w:rPr>
               <w:t>A backend rendszer architektúrája</w:t>
             </w:r>
             <w:r>
               <w:rPr>
-                <w:rFonts w:ascii="Times New Roman" w:hAnsi="Times New Roman" w:cs="Times New Roman"/>
-                <w:webHidden/>
-                <w:sz w:val="24"/>
-                <w:szCs w:val="24"/>
+                <w:webHidden/>
               </w:rPr>
               <w:tab/>
             </w:r>
             <w:r>
               <w:rPr>
-                <w:rFonts w:ascii="Times New Roman" w:hAnsi="Times New Roman" w:cs="Times New Roman"/>
-                <w:webHidden/>
-                <w:sz w:val="24"/>
-                <w:szCs w:val="24"/>
+                <w:webHidden/>
               </w:rPr>
               <w:fldChar w:fldCharType="begin"/>
             </w:r>
             <w:r>
               <w:rPr>
-                <w:rFonts w:ascii="Times New Roman" w:hAnsi="Times New Roman" w:cs="Times New Roman"/>
-                <w:webHidden/>
-                <w:sz w:val="24"/>
-                <w:szCs w:val="24"/>
+                <w:webHidden/>
               </w:rPr>
               <w:instrText xml:space="preserve"> PAGEREF _Toc224231619 \h </w:instrText>
             </w:r>
             <w:r>
               <w:rPr>
-                <w:rFonts w:ascii="Times New Roman" w:hAnsi="Times New Roman" w:cs="Times New Roman"/>
-                <w:webHidden/>
-                <w:sz w:val="24"/>
-                <w:szCs w:val="24"/>
-              </w:rPr>
-            </w:r>
-            <w:r>
-              <w:rPr>
-                <w:rFonts w:ascii="Times New Roman" w:hAnsi="Times New Roman" w:cs="Times New Roman"/>
-                <w:webHidden/>
-                <w:sz w:val="24"/>
-                <w:szCs w:val="24"/>
+                <w:webHidden/>
+              </w:rPr>
+            </w:r>
+            <w:r>
+              <w:rPr>
+                <w:webHidden/>
               </w:rPr>
               <w:fldChar w:fldCharType="separate"/>
             </w:r>
             <w:r>
               <w:rPr>
-                <w:rFonts w:ascii="Times New Roman" w:hAnsi="Times New Roman" w:cs="Times New Roman"/>
-                <w:webHidden/>
-                <w:sz w:val="24"/>
-                <w:szCs w:val="24"/>
-              </w:rPr>
-              <w:t>11</w:t>
-            </w:r>
-            <w:r>
-              <w:rPr>
-                <w:rFonts w:ascii="Times New Roman" w:hAnsi="Times New Roman" w:cs="Times New Roman"/>
-                <w:webHidden/>
-                <w:sz w:val="24"/>
-                <w:szCs w:val="24"/>
+                <w:webHidden/>
+              </w:rPr>
+              <w:t>8</w:t>
+            </w:r>
+            <w:r>
+              <w:rPr>
+                <w:webHidden/>
               </w:rPr>
               <w:fldChar w:fldCharType="end"/>
             </w:r>
@@ -1957,10 +1749,8 @@
           <w:pPr>
             <w:pStyle w:val="TJ2"/>
             <w:rPr>
-              <w:rFonts w:ascii="Times New Roman" w:eastAsiaTheme="minorEastAsia" w:hAnsi="Times New Roman" w:cs="Times New Roman"/>
+              <w:rFonts w:eastAsiaTheme="minorEastAsia"/>
               <w:kern w:val="2"/>
-              <w:sz w:val="24"/>
-              <w:szCs w:val="24"/>
               <w:lang w:eastAsia="hu-HU"/>
               <w14:ligatures w14:val="standardContextual"/>
             </w:rPr>
@@ -1969,71 +1759,47 @@
             <w:r>
               <w:rPr>
                 <w:rStyle w:val="Hiperhivatkozs"/>
-                <w:rFonts w:ascii="Times New Roman" w:hAnsi="Times New Roman" w:cs="Times New Roman"/>
-                <w:sz w:val="24"/>
-                <w:szCs w:val="24"/>
               </w:rPr>
               <w:t>Pontszám rendszer</w:t>
             </w:r>
             <w:r>
               <w:rPr>
-                <w:rFonts w:ascii="Times New Roman" w:hAnsi="Times New Roman" w:cs="Times New Roman"/>
-                <w:webHidden/>
-                <w:sz w:val="24"/>
-                <w:szCs w:val="24"/>
+                <w:webHidden/>
               </w:rPr>
               <w:tab/>
             </w:r>
             <w:r>
               <w:rPr>
-                <w:rFonts w:ascii="Times New Roman" w:hAnsi="Times New Roman" w:cs="Times New Roman"/>
-                <w:webHidden/>
-                <w:sz w:val="24"/>
-                <w:szCs w:val="24"/>
+                <w:webHidden/>
               </w:rPr>
               <w:fldChar w:fldCharType="begin"/>
             </w:r>
             <w:r>
               <w:rPr>
-                <w:rFonts w:ascii="Times New Roman" w:hAnsi="Times New Roman" w:cs="Times New Roman"/>
-                <w:webHidden/>
-                <w:sz w:val="24"/>
-                <w:szCs w:val="24"/>
+                <w:webHidden/>
               </w:rPr>
               <w:instrText xml:space="preserve"> PAGEREF _Toc224231620 \h </w:instrText>
             </w:r>
             <w:r>
               <w:rPr>
-                <w:rFonts w:ascii="Times New Roman" w:hAnsi="Times New Roman" w:cs="Times New Roman"/>
-                <w:webHidden/>
-                <w:sz w:val="24"/>
-                <w:szCs w:val="24"/>
-              </w:rPr>
-            </w:r>
-            <w:r>
-              <w:rPr>
-                <w:rFonts w:ascii="Times New Roman" w:hAnsi="Times New Roman" w:cs="Times New Roman"/>
-                <w:webHidden/>
-                <w:sz w:val="24"/>
-                <w:szCs w:val="24"/>
+                <w:webHidden/>
+              </w:rPr>
+            </w:r>
+            <w:r>
+              <w:rPr>
+                <w:webHidden/>
               </w:rPr>
               <w:fldChar w:fldCharType="separate"/>
             </w:r>
             <w:r>
               <w:rPr>
-                <w:rFonts w:ascii="Times New Roman" w:hAnsi="Times New Roman" w:cs="Times New Roman"/>
-                <w:webHidden/>
-                <w:sz w:val="24"/>
-                <w:szCs w:val="24"/>
-              </w:rPr>
-              <w:t>12</w:t>
-            </w:r>
-            <w:r>
-              <w:rPr>
-                <w:rFonts w:ascii="Times New Roman" w:hAnsi="Times New Roman" w:cs="Times New Roman"/>
-                <w:webHidden/>
-                <w:sz w:val="24"/>
-                <w:szCs w:val="24"/>
+                <w:webHidden/>
+              </w:rPr>
+              <w:t>9</w:t>
+            </w:r>
+            <w:r>
+              <w:rPr>
+                <w:webHidden/>
               </w:rPr>
               <w:fldChar w:fldCharType="end"/>
             </w:r>
@@ -2043,10 +1809,8 @@
           <w:pPr>
             <w:pStyle w:val="TJ2"/>
             <w:rPr>
-              <w:rFonts w:ascii="Times New Roman" w:eastAsiaTheme="minorEastAsia" w:hAnsi="Times New Roman" w:cs="Times New Roman"/>
+              <w:rFonts w:eastAsiaTheme="minorEastAsia"/>
               <w:kern w:val="2"/>
-              <w:sz w:val="24"/>
-              <w:szCs w:val="24"/>
               <w:lang w:eastAsia="hu-HU"/>
               <w14:ligatures w14:val="standardContextual"/>
             </w:rPr>
@@ -2055,71 +1819,47 @@
             <w:r>
               <w:rPr>
                 <w:rStyle w:val="Hiperhivatkozs"/>
-                <w:rFonts w:ascii="Times New Roman" w:hAnsi="Times New Roman" w:cs="Times New Roman"/>
-                <w:sz w:val="24"/>
-                <w:szCs w:val="24"/>
               </w:rPr>
               <w:t>Backend és Frontend kommunikáció</w:t>
             </w:r>
             <w:r>
               <w:rPr>
-                <w:rFonts w:ascii="Times New Roman" w:hAnsi="Times New Roman" w:cs="Times New Roman"/>
-                <w:webHidden/>
-                <w:sz w:val="24"/>
-                <w:szCs w:val="24"/>
+                <w:webHidden/>
               </w:rPr>
               <w:tab/>
             </w:r>
             <w:r>
               <w:rPr>
-                <w:rFonts w:ascii="Times New Roman" w:hAnsi="Times New Roman" w:cs="Times New Roman"/>
-                <w:webHidden/>
-                <w:sz w:val="24"/>
-                <w:szCs w:val="24"/>
+                <w:webHidden/>
               </w:rPr>
               <w:fldChar w:fldCharType="begin"/>
             </w:r>
             <w:r>
               <w:rPr>
-                <w:rFonts w:ascii="Times New Roman" w:hAnsi="Times New Roman" w:cs="Times New Roman"/>
-                <w:webHidden/>
-                <w:sz w:val="24"/>
-                <w:szCs w:val="24"/>
+                <w:webHidden/>
               </w:rPr>
               <w:instrText xml:space="preserve"> PAGEREF _Toc224231621 \h </w:instrText>
             </w:r>
             <w:r>
               <w:rPr>
-                <w:rFonts w:ascii="Times New Roman" w:hAnsi="Times New Roman" w:cs="Times New Roman"/>
-                <w:webHidden/>
-                <w:sz w:val="24"/>
-                <w:szCs w:val="24"/>
-              </w:rPr>
-            </w:r>
-            <w:r>
-              <w:rPr>
-                <w:rFonts w:ascii="Times New Roman" w:hAnsi="Times New Roman" w:cs="Times New Roman"/>
-                <w:webHidden/>
-                <w:sz w:val="24"/>
-                <w:szCs w:val="24"/>
+                <w:webHidden/>
+              </w:rPr>
+            </w:r>
+            <w:r>
+              <w:rPr>
+                <w:webHidden/>
               </w:rPr>
               <w:fldChar w:fldCharType="separate"/>
             </w:r>
             <w:r>
               <w:rPr>
-                <w:rFonts w:ascii="Times New Roman" w:hAnsi="Times New Roman" w:cs="Times New Roman"/>
-                <w:webHidden/>
-                <w:sz w:val="24"/>
-                <w:szCs w:val="24"/>
-              </w:rPr>
-              <w:t>13</w:t>
-            </w:r>
-            <w:r>
-              <w:rPr>
-                <w:rFonts w:ascii="Times New Roman" w:hAnsi="Times New Roman" w:cs="Times New Roman"/>
-                <w:webHidden/>
-                <w:sz w:val="24"/>
-                <w:szCs w:val="24"/>
+                <w:webHidden/>
+              </w:rPr>
+              <w:t>10</w:t>
+            </w:r>
+            <w:r>
+              <w:rPr>
+                <w:webHidden/>
               </w:rPr>
               <w:fldChar w:fldCharType="end"/>
             </w:r>
@@ -2129,10 +1869,8 @@
           <w:pPr>
             <w:pStyle w:val="TJ2"/>
             <w:rPr>
-              <w:rFonts w:ascii="Times New Roman" w:eastAsiaTheme="minorEastAsia" w:hAnsi="Times New Roman" w:cs="Times New Roman"/>
+              <w:rFonts w:eastAsiaTheme="minorEastAsia"/>
               <w:kern w:val="2"/>
-              <w:sz w:val="24"/>
-              <w:szCs w:val="24"/>
               <w:lang w:eastAsia="hu-HU"/>
               <w14:ligatures w14:val="standardContextual"/>
             </w:rPr>
@@ -2141,71 +1879,47 @@
             <w:r>
               <w:rPr>
                 <w:rStyle w:val="Hiperhivatkozs"/>
-                <w:rFonts w:ascii="Times New Roman" w:hAnsi="Times New Roman" w:cs="Times New Roman"/>
-                <w:sz w:val="24"/>
-                <w:szCs w:val="24"/>
               </w:rPr>
               <w:t>API végpontok működése</w:t>
             </w:r>
             <w:r>
               <w:rPr>
-                <w:rFonts w:ascii="Times New Roman" w:hAnsi="Times New Roman" w:cs="Times New Roman"/>
-                <w:webHidden/>
-                <w:sz w:val="24"/>
-                <w:szCs w:val="24"/>
+                <w:webHidden/>
               </w:rPr>
               <w:tab/>
             </w:r>
             <w:r>
               <w:rPr>
-                <w:rFonts w:ascii="Times New Roman" w:hAnsi="Times New Roman" w:cs="Times New Roman"/>
-                <w:webHidden/>
-                <w:sz w:val="24"/>
-                <w:szCs w:val="24"/>
+                <w:webHidden/>
               </w:rPr>
               <w:fldChar w:fldCharType="begin"/>
             </w:r>
             <w:r>
               <w:rPr>
-                <w:rFonts w:ascii="Times New Roman" w:hAnsi="Times New Roman" w:cs="Times New Roman"/>
-                <w:webHidden/>
-                <w:sz w:val="24"/>
-                <w:szCs w:val="24"/>
+                <w:webHidden/>
               </w:rPr>
               <w:instrText xml:space="preserve"> PAGEREF _Toc224231622 \h </w:instrText>
             </w:r>
             <w:r>
               <w:rPr>
-                <w:rFonts w:ascii="Times New Roman" w:hAnsi="Times New Roman" w:cs="Times New Roman"/>
-                <w:webHidden/>
-                <w:sz w:val="24"/>
-                <w:szCs w:val="24"/>
-              </w:rPr>
-            </w:r>
-            <w:r>
-              <w:rPr>
-                <w:rFonts w:ascii="Times New Roman" w:hAnsi="Times New Roman" w:cs="Times New Roman"/>
-                <w:webHidden/>
-                <w:sz w:val="24"/>
-                <w:szCs w:val="24"/>
+                <w:webHidden/>
+              </w:rPr>
+            </w:r>
+            <w:r>
+              <w:rPr>
+                <w:webHidden/>
               </w:rPr>
               <w:fldChar w:fldCharType="separate"/>
             </w:r>
             <w:r>
               <w:rPr>
-                <w:rFonts w:ascii="Times New Roman" w:hAnsi="Times New Roman" w:cs="Times New Roman"/>
-                <w:webHidden/>
-                <w:sz w:val="24"/>
-                <w:szCs w:val="24"/>
-              </w:rPr>
-              <w:t>14</w:t>
-            </w:r>
-            <w:r>
-              <w:rPr>
-                <w:rFonts w:ascii="Times New Roman" w:hAnsi="Times New Roman" w:cs="Times New Roman"/>
-                <w:webHidden/>
-                <w:sz w:val="24"/>
-                <w:szCs w:val="24"/>
+                <w:webHidden/>
+              </w:rPr>
+              <w:t>11</w:t>
+            </w:r>
+            <w:r>
+              <w:rPr>
+                <w:webHidden/>
               </w:rPr>
               <w:fldChar w:fldCharType="end"/>
             </w:r>
@@ -2215,10 +1929,8 @@
           <w:pPr>
             <w:pStyle w:val="TJ2"/>
             <w:rPr>
-              <w:rFonts w:ascii="Times New Roman" w:eastAsiaTheme="minorEastAsia" w:hAnsi="Times New Roman" w:cs="Times New Roman"/>
+              <w:rFonts w:eastAsiaTheme="minorEastAsia"/>
               <w:kern w:val="2"/>
-              <w:sz w:val="24"/>
-              <w:szCs w:val="24"/>
               <w:lang w:eastAsia="hu-HU"/>
               <w14:ligatures w14:val="standardContextual"/>
             </w:rPr>
@@ -2227,71 +1939,47 @@
             <w:r>
               <w:rPr>
                 <w:rStyle w:val="Hiperhivatkozs"/>
-                <w:rFonts w:ascii="Times New Roman" w:hAnsi="Times New Roman" w:cs="Times New Roman"/>
-                <w:sz w:val="24"/>
-                <w:szCs w:val="24"/>
               </w:rPr>
               <w:t>Hibakezelés és validáció</w:t>
             </w:r>
             <w:r>
               <w:rPr>
-                <w:rFonts w:ascii="Times New Roman" w:hAnsi="Times New Roman" w:cs="Times New Roman"/>
-                <w:webHidden/>
-                <w:sz w:val="24"/>
-                <w:szCs w:val="24"/>
+                <w:webHidden/>
               </w:rPr>
               <w:tab/>
             </w:r>
             <w:r>
               <w:rPr>
-                <w:rFonts w:ascii="Times New Roman" w:hAnsi="Times New Roman" w:cs="Times New Roman"/>
-                <w:webHidden/>
-                <w:sz w:val="24"/>
-                <w:szCs w:val="24"/>
+                <w:webHidden/>
               </w:rPr>
               <w:fldChar w:fldCharType="begin"/>
             </w:r>
             <w:r>
               <w:rPr>
-                <w:rFonts w:ascii="Times New Roman" w:hAnsi="Times New Roman" w:cs="Times New Roman"/>
-                <w:webHidden/>
-                <w:sz w:val="24"/>
-                <w:szCs w:val="24"/>
+                <w:webHidden/>
               </w:rPr>
               <w:instrText xml:space="preserve"> PAGEREF _Toc224231623 \h </w:instrText>
             </w:r>
             <w:r>
               <w:rPr>
-                <w:rFonts w:ascii="Times New Roman" w:hAnsi="Times New Roman" w:cs="Times New Roman"/>
-                <w:webHidden/>
-                <w:sz w:val="24"/>
-                <w:szCs w:val="24"/>
-              </w:rPr>
-            </w:r>
-            <w:r>
-              <w:rPr>
-                <w:rFonts w:ascii="Times New Roman" w:hAnsi="Times New Roman" w:cs="Times New Roman"/>
-                <w:webHidden/>
-                <w:sz w:val="24"/>
-                <w:szCs w:val="24"/>
+                <w:webHidden/>
+              </w:rPr>
+            </w:r>
+            <w:r>
+              <w:rPr>
+                <w:webHidden/>
               </w:rPr>
               <w:fldChar w:fldCharType="separate"/>
             </w:r>
             <w:r>
               <w:rPr>
-                <w:rFonts w:ascii="Times New Roman" w:hAnsi="Times New Roman" w:cs="Times New Roman"/>
-                <w:webHidden/>
-                <w:sz w:val="24"/>
-                <w:szCs w:val="24"/>
-              </w:rPr>
-              <w:t>14</w:t>
-            </w:r>
-            <w:r>
-              <w:rPr>
-                <w:rFonts w:ascii="Times New Roman" w:hAnsi="Times New Roman" w:cs="Times New Roman"/>
-                <w:webHidden/>
-                <w:sz w:val="24"/>
-                <w:szCs w:val="24"/>
+                <w:webHidden/>
+              </w:rPr>
+              <w:t>12</w:t>
+            </w:r>
+            <w:r>
+              <w:rPr>
+                <w:webHidden/>
               </w:rPr>
               <w:fldChar w:fldCharType="end"/>
             </w:r>
@@ -2301,10 +1989,8 @@
           <w:pPr>
             <w:pStyle w:val="TJ2"/>
             <w:rPr>
-              <w:rFonts w:ascii="Times New Roman" w:eastAsiaTheme="minorEastAsia" w:hAnsi="Times New Roman" w:cs="Times New Roman"/>
+              <w:rFonts w:eastAsiaTheme="minorEastAsia"/>
               <w:kern w:val="2"/>
-              <w:sz w:val="24"/>
-              <w:szCs w:val="24"/>
               <w:lang w:eastAsia="hu-HU"/>
               <w14:ligatures w14:val="standardContextual"/>
             </w:rPr>
@@ -2313,71 +1999,47 @@
             <w:r>
               <w:rPr>
                 <w:rStyle w:val="Hiperhivatkozs"/>
-                <w:rFonts w:ascii="Times New Roman" w:hAnsi="Times New Roman" w:cs="Times New Roman"/>
-                <w:sz w:val="24"/>
-                <w:szCs w:val="24"/>
               </w:rPr>
               <w:t>WPF kliens</w:t>
             </w:r>
             <w:r>
               <w:rPr>
-                <w:rFonts w:ascii="Times New Roman" w:hAnsi="Times New Roman" w:cs="Times New Roman"/>
-                <w:webHidden/>
-                <w:sz w:val="24"/>
-                <w:szCs w:val="24"/>
+                <w:webHidden/>
               </w:rPr>
               <w:tab/>
             </w:r>
             <w:r>
               <w:rPr>
-                <w:rFonts w:ascii="Times New Roman" w:hAnsi="Times New Roman" w:cs="Times New Roman"/>
-                <w:webHidden/>
-                <w:sz w:val="24"/>
-                <w:szCs w:val="24"/>
+                <w:webHidden/>
               </w:rPr>
               <w:fldChar w:fldCharType="begin"/>
             </w:r>
             <w:r>
               <w:rPr>
-                <w:rFonts w:ascii="Times New Roman" w:hAnsi="Times New Roman" w:cs="Times New Roman"/>
-                <w:webHidden/>
-                <w:sz w:val="24"/>
-                <w:szCs w:val="24"/>
+                <w:webHidden/>
               </w:rPr>
               <w:instrText xml:space="preserve"> PAGEREF _Toc224231624 \h </w:instrText>
             </w:r>
             <w:r>
               <w:rPr>
-                <w:rFonts w:ascii="Times New Roman" w:hAnsi="Times New Roman" w:cs="Times New Roman"/>
-                <w:webHidden/>
-                <w:sz w:val="24"/>
-                <w:szCs w:val="24"/>
-              </w:rPr>
-            </w:r>
-            <w:r>
-              <w:rPr>
-                <w:rFonts w:ascii="Times New Roman" w:hAnsi="Times New Roman" w:cs="Times New Roman"/>
-                <w:webHidden/>
-                <w:sz w:val="24"/>
-                <w:szCs w:val="24"/>
+                <w:webHidden/>
+              </w:rPr>
+            </w:r>
+            <w:r>
+              <w:rPr>
+                <w:webHidden/>
               </w:rPr>
               <w:fldChar w:fldCharType="separate"/>
             </w:r>
             <w:r>
               <w:rPr>
-                <w:rFonts w:ascii="Times New Roman" w:hAnsi="Times New Roman" w:cs="Times New Roman"/>
-                <w:webHidden/>
-                <w:sz w:val="24"/>
-                <w:szCs w:val="24"/>
-              </w:rPr>
-              <w:t>15</w:t>
-            </w:r>
-            <w:r>
-              <w:rPr>
-                <w:rFonts w:ascii="Times New Roman" w:hAnsi="Times New Roman" w:cs="Times New Roman"/>
-                <w:webHidden/>
-                <w:sz w:val="24"/>
-                <w:szCs w:val="24"/>
+                <w:webHidden/>
+              </w:rPr>
+              <w:t>12</w:t>
+            </w:r>
+            <w:r>
+              <w:rPr>
+                <w:webHidden/>
               </w:rPr>
               <w:fldChar w:fldCharType="end"/>
             </w:r>
@@ -2451,7 +2113,7 @@
                 <w:sz w:val="24"/>
                 <w:szCs w:val="24"/>
               </w:rPr>
-              <w:t>16</w:t>
+              <w:t>14</w:t>
             </w:r>
             <w:r>
               <w:rPr>
@@ -2467,10 +2129,8 @@
           <w:pPr>
             <w:pStyle w:val="TJ2"/>
             <w:rPr>
-              <w:rFonts w:ascii="Times New Roman" w:eastAsiaTheme="minorEastAsia" w:hAnsi="Times New Roman" w:cs="Times New Roman"/>
+              <w:rFonts w:eastAsiaTheme="minorEastAsia"/>
               <w:kern w:val="2"/>
-              <w:sz w:val="24"/>
-              <w:szCs w:val="24"/>
               <w:lang w:eastAsia="hu-HU"/>
               <w14:ligatures w14:val="standardContextual"/>
             </w:rPr>
@@ -2479,71 +2139,47 @@
             <w:r>
               <w:rPr>
                 <w:rStyle w:val="Hiperhivatkozs"/>
-                <w:rFonts w:ascii="Times New Roman" w:hAnsi="Times New Roman" w:cs="Times New Roman"/>
-                <w:sz w:val="24"/>
-                <w:szCs w:val="24"/>
               </w:rPr>
               <w:t>A frontend alkalmazás architektúrája</w:t>
             </w:r>
             <w:r>
               <w:rPr>
-                <w:rFonts w:ascii="Times New Roman" w:hAnsi="Times New Roman" w:cs="Times New Roman"/>
-                <w:webHidden/>
-                <w:sz w:val="24"/>
-                <w:szCs w:val="24"/>
+                <w:webHidden/>
               </w:rPr>
               <w:tab/>
             </w:r>
             <w:r>
               <w:rPr>
-                <w:rFonts w:ascii="Times New Roman" w:hAnsi="Times New Roman" w:cs="Times New Roman"/>
-                <w:webHidden/>
-                <w:sz w:val="24"/>
-                <w:szCs w:val="24"/>
+                <w:webHidden/>
               </w:rPr>
               <w:fldChar w:fldCharType="begin"/>
             </w:r>
             <w:r>
               <w:rPr>
-                <w:rFonts w:ascii="Times New Roman" w:hAnsi="Times New Roman" w:cs="Times New Roman"/>
-                <w:webHidden/>
-                <w:sz w:val="24"/>
-                <w:szCs w:val="24"/>
+                <w:webHidden/>
               </w:rPr>
               <w:instrText xml:space="preserve"> PAGEREF _Toc224231626 \h </w:instrText>
             </w:r>
             <w:r>
               <w:rPr>
-                <w:rFonts w:ascii="Times New Roman" w:hAnsi="Times New Roman" w:cs="Times New Roman"/>
-                <w:webHidden/>
-                <w:sz w:val="24"/>
-                <w:szCs w:val="24"/>
-              </w:rPr>
-            </w:r>
-            <w:r>
-              <w:rPr>
-                <w:rFonts w:ascii="Times New Roman" w:hAnsi="Times New Roman" w:cs="Times New Roman"/>
-                <w:webHidden/>
-                <w:sz w:val="24"/>
-                <w:szCs w:val="24"/>
+                <w:webHidden/>
+              </w:rPr>
+            </w:r>
+            <w:r>
+              <w:rPr>
+                <w:webHidden/>
               </w:rPr>
               <w:fldChar w:fldCharType="separate"/>
             </w:r>
             <w:r>
               <w:rPr>
-                <w:rFonts w:ascii="Times New Roman" w:hAnsi="Times New Roman" w:cs="Times New Roman"/>
-                <w:webHidden/>
-                <w:sz w:val="24"/>
-                <w:szCs w:val="24"/>
-              </w:rPr>
-              <w:t>16</w:t>
-            </w:r>
-            <w:r>
-              <w:rPr>
-                <w:rFonts w:ascii="Times New Roman" w:hAnsi="Times New Roman" w:cs="Times New Roman"/>
-                <w:webHidden/>
-                <w:sz w:val="24"/>
-                <w:szCs w:val="24"/>
+                <w:webHidden/>
+              </w:rPr>
+              <w:t>14</w:t>
+            </w:r>
+            <w:r>
+              <w:rPr>
+                <w:webHidden/>
               </w:rPr>
               <w:fldChar w:fldCharType="end"/>
             </w:r>
@@ -2553,10 +2189,8 @@
           <w:pPr>
             <w:pStyle w:val="TJ2"/>
             <w:rPr>
-              <w:rFonts w:ascii="Times New Roman" w:eastAsiaTheme="minorEastAsia" w:hAnsi="Times New Roman" w:cs="Times New Roman"/>
+              <w:rFonts w:eastAsiaTheme="minorEastAsia"/>
               <w:kern w:val="2"/>
-              <w:sz w:val="24"/>
-              <w:szCs w:val="24"/>
               <w:lang w:eastAsia="hu-HU"/>
               <w14:ligatures w14:val="standardContextual"/>
             </w:rPr>
@@ -2565,71 +2199,47 @@
             <w:r>
               <w:rPr>
                 <w:rStyle w:val="Hiperhivatkozs"/>
-                <w:rFonts w:ascii="Times New Roman" w:hAnsi="Times New Roman" w:cs="Times New Roman"/>
-                <w:sz w:val="24"/>
-                <w:szCs w:val="24"/>
               </w:rPr>
               <w:t>Oldalak és navigáció</w:t>
             </w:r>
             <w:r>
               <w:rPr>
-                <w:rFonts w:ascii="Times New Roman" w:hAnsi="Times New Roman" w:cs="Times New Roman"/>
-                <w:webHidden/>
-                <w:sz w:val="24"/>
-                <w:szCs w:val="24"/>
+                <w:webHidden/>
               </w:rPr>
               <w:tab/>
             </w:r>
             <w:r>
               <w:rPr>
-                <w:rFonts w:ascii="Times New Roman" w:hAnsi="Times New Roman" w:cs="Times New Roman"/>
-                <w:webHidden/>
-                <w:sz w:val="24"/>
-                <w:szCs w:val="24"/>
+                <w:webHidden/>
               </w:rPr>
               <w:fldChar w:fldCharType="begin"/>
             </w:r>
             <w:r>
               <w:rPr>
-                <w:rFonts w:ascii="Times New Roman" w:hAnsi="Times New Roman" w:cs="Times New Roman"/>
-                <w:webHidden/>
-                <w:sz w:val="24"/>
-                <w:szCs w:val="24"/>
+                <w:webHidden/>
               </w:rPr>
               <w:instrText xml:space="preserve"> PAGEREF _Toc224231627 \h </w:instrText>
             </w:r>
             <w:r>
               <w:rPr>
-                <w:rFonts w:ascii="Times New Roman" w:hAnsi="Times New Roman" w:cs="Times New Roman"/>
-                <w:webHidden/>
-                <w:sz w:val="24"/>
-                <w:szCs w:val="24"/>
-              </w:rPr>
-            </w:r>
-            <w:r>
-              <w:rPr>
-                <w:rFonts w:ascii="Times New Roman" w:hAnsi="Times New Roman" w:cs="Times New Roman"/>
-                <w:webHidden/>
-                <w:sz w:val="24"/>
-                <w:szCs w:val="24"/>
+                <w:webHidden/>
+              </w:rPr>
+            </w:r>
+            <w:r>
+              <w:rPr>
+                <w:webHidden/>
               </w:rPr>
               <w:fldChar w:fldCharType="separate"/>
             </w:r>
             <w:r>
               <w:rPr>
-                <w:rFonts w:ascii="Times New Roman" w:hAnsi="Times New Roman" w:cs="Times New Roman"/>
-                <w:webHidden/>
-                <w:sz w:val="24"/>
-                <w:szCs w:val="24"/>
-              </w:rPr>
-              <w:t>17</w:t>
-            </w:r>
-            <w:r>
-              <w:rPr>
-                <w:rFonts w:ascii="Times New Roman" w:hAnsi="Times New Roman" w:cs="Times New Roman"/>
-                <w:webHidden/>
-                <w:sz w:val="24"/>
-                <w:szCs w:val="24"/>
+                <w:webHidden/>
+              </w:rPr>
+              <w:t>15</w:t>
+            </w:r>
+            <w:r>
+              <w:rPr>
+                <w:webHidden/>
               </w:rPr>
               <w:fldChar w:fldCharType="end"/>
             </w:r>
@@ -2639,10 +2249,8 @@
           <w:pPr>
             <w:pStyle w:val="TJ2"/>
             <w:rPr>
-              <w:rFonts w:ascii="Times New Roman" w:eastAsiaTheme="minorEastAsia" w:hAnsi="Times New Roman" w:cs="Times New Roman"/>
+              <w:rFonts w:eastAsiaTheme="minorEastAsia"/>
               <w:kern w:val="2"/>
-              <w:sz w:val="24"/>
-              <w:szCs w:val="24"/>
               <w:lang w:eastAsia="hu-HU"/>
               <w14:ligatures w14:val="standardContextual"/>
             </w:rPr>
@@ -2651,71 +2259,47 @@
             <w:r>
               <w:rPr>
                 <w:rStyle w:val="Hiperhivatkozs"/>
-                <w:rFonts w:ascii="Times New Roman" w:hAnsi="Times New Roman" w:cs="Times New Roman"/>
-                <w:sz w:val="24"/>
-                <w:szCs w:val="24"/>
               </w:rPr>
               <w:t>Autentikáció kezelése a frontendben</w:t>
             </w:r>
             <w:r>
               <w:rPr>
-                <w:rFonts w:ascii="Times New Roman" w:hAnsi="Times New Roman" w:cs="Times New Roman"/>
-                <w:webHidden/>
-                <w:sz w:val="24"/>
-                <w:szCs w:val="24"/>
+                <w:webHidden/>
               </w:rPr>
               <w:tab/>
             </w:r>
             <w:r>
               <w:rPr>
-                <w:rFonts w:ascii="Times New Roman" w:hAnsi="Times New Roman" w:cs="Times New Roman"/>
-                <w:webHidden/>
-                <w:sz w:val="24"/>
-                <w:szCs w:val="24"/>
+                <w:webHidden/>
               </w:rPr>
               <w:fldChar w:fldCharType="begin"/>
             </w:r>
             <w:r>
               <w:rPr>
-                <w:rFonts w:ascii="Times New Roman" w:hAnsi="Times New Roman" w:cs="Times New Roman"/>
-                <w:webHidden/>
-                <w:sz w:val="24"/>
-                <w:szCs w:val="24"/>
+                <w:webHidden/>
               </w:rPr>
               <w:instrText xml:space="preserve"> PAGEREF _Toc224231628 \h </w:instrText>
             </w:r>
             <w:r>
               <w:rPr>
-                <w:rFonts w:ascii="Times New Roman" w:hAnsi="Times New Roman" w:cs="Times New Roman"/>
-                <w:webHidden/>
-                <w:sz w:val="24"/>
-                <w:szCs w:val="24"/>
-              </w:rPr>
-            </w:r>
-            <w:r>
-              <w:rPr>
-                <w:rFonts w:ascii="Times New Roman" w:hAnsi="Times New Roman" w:cs="Times New Roman"/>
-                <w:webHidden/>
-                <w:sz w:val="24"/>
-                <w:szCs w:val="24"/>
+                <w:webHidden/>
+              </w:rPr>
+            </w:r>
+            <w:r>
+              <w:rPr>
+                <w:webHidden/>
               </w:rPr>
               <w:fldChar w:fldCharType="separate"/>
             </w:r>
             <w:r>
               <w:rPr>
-                <w:rFonts w:ascii="Times New Roman" w:hAnsi="Times New Roman" w:cs="Times New Roman"/>
-                <w:webHidden/>
-                <w:sz w:val="24"/>
-                <w:szCs w:val="24"/>
-              </w:rPr>
-              <w:t>18</w:t>
-            </w:r>
-            <w:r>
-              <w:rPr>
-                <w:rFonts w:ascii="Times New Roman" w:hAnsi="Times New Roman" w:cs="Times New Roman"/>
-                <w:webHidden/>
-                <w:sz w:val="24"/>
-                <w:szCs w:val="24"/>
+                <w:webHidden/>
+              </w:rPr>
+              <w:t>16</w:t>
+            </w:r>
+            <w:r>
+              <w:rPr>
+                <w:webHidden/>
               </w:rPr>
               <w:fldChar w:fldCharType="end"/>
             </w:r>
@@ -2725,10 +2309,8 @@
           <w:pPr>
             <w:pStyle w:val="TJ2"/>
             <w:rPr>
-              <w:rFonts w:ascii="Times New Roman" w:eastAsiaTheme="minorEastAsia" w:hAnsi="Times New Roman" w:cs="Times New Roman"/>
+              <w:rFonts w:eastAsiaTheme="minorEastAsia"/>
               <w:kern w:val="2"/>
-              <w:sz w:val="24"/>
-              <w:szCs w:val="24"/>
               <w:lang w:eastAsia="hu-HU"/>
               <w14:ligatures w14:val="standardContextual"/>
             </w:rPr>
@@ -2737,71 +2319,47 @@
             <w:r>
               <w:rPr>
                 <w:rStyle w:val="Hiperhivatkozs"/>
-                <w:rFonts w:ascii="Times New Roman" w:hAnsi="Times New Roman" w:cs="Times New Roman"/>
-                <w:sz w:val="24"/>
-                <w:szCs w:val="24"/>
               </w:rPr>
               <w:t>Komponens alapú felépítése</w:t>
             </w:r>
             <w:r>
               <w:rPr>
-                <w:rFonts w:ascii="Times New Roman" w:hAnsi="Times New Roman" w:cs="Times New Roman"/>
-                <w:webHidden/>
-                <w:sz w:val="24"/>
-                <w:szCs w:val="24"/>
+                <w:webHidden/>
               </w:rPr>
               <w:tab/>
             </w:r>
             <w:r>
               <w:rPr>
-                <w:rFonts w:ascii="Times New Roman" w:hAnsi="Times New Roman" w:cs="Times New Roman"/>
-                <w:webHidden/>
-                <w:sz w:val="24"/>
-                <w:szCs w:val="24"/>
+                <w:webHidden/>
               </w:rPr>
               <w:fldChar w:fldCharType="begin"/>
             </w:r>
             <w:r>
               <w:rPr>
-                <w:rFonts w:ascii="Times New Roman" w:hAnsi="Times New Roman" w:cs="Times New Roman"/>
-                <w:webHidden/>
-                <w:sz w:val="24"/>
-                <w:szCs w:val="24"/>
+                <w:webHidden/>
               </w:rPr>
               <w:instrText xml:space="preserve"> PAGEREF _Toc224231629 \h </w:instrText>
             </w:r>
             <w:r>
               <w:rPr>
-                <w:rFonts w:ascii="Times New Roman" w:hAnsi="Times New Roman" w:cs="Times New Roman"/>
-                <w:webHidden/>
-                <w:sz w:val="24"/>
-                <w:szCs w:val="24"/>
-              </w:rPr>
-            </w:r>
-            <w:r>
-              <w:rPr>
-                <w:rFonts w:ascii="Times New Roman" w:hAnsi="Times New Roman" w:cs="Times New Roman"/>
-                <w:webHidden/>
-                <w:sz w:val="24"/>
-                <w:szCs w:val="24"/>
+                <w:webHidden/>
+              </w:rPr>
+            </w:r>
+            <w:r>
+              <w:rPr>
+                <w:webHidden/>
               </w:rPr>
               <w:fldChar w:fldCharType="separate"/>
             </w:r>
             <w:r>
               <w:rPr>
-                <w:rFonts w:ascii="Times New Roman" w:hAnsi="Times New Roman" w:cs="Times New Roman"/>
-                <w:webHidden/>
-                <w:sz w:val="24"/>
-                <w:szCs w:val="24"/>
-              </w:rPr>
-              <w:t>19</w:t>
-            </w:r>
-            <w:r>
-              <w:rPr>
-                <w:rFonts w:ascii="Times New Roman" w:hAnsi="Times New Roman" w:cs="Times New Roman"/>
-                <w:webHidden/>
-                <w:sz w:val="24"/>
-                <w:szCs w:val="24"/>
+                <w:webHidden/>
+              </w:rPr>
+              <w:t>17</w:t>
+            </w:r>
+            <w:r>
+              <w:rPr>
+                <w:webHidden/>
               </w:rPr>
               <w:fldChar w:fldCharType="end"/>
             </w:r>
@@ -2811,10 +2369,8 @@
           <w:pPr>
             <w:pStyle w:val="TJ2"/>
             <w:rPr>
-              <w:rFonts w:ascii="Times New Roman" w:eastAsiaTheme="minorEastAsia" w:hAnsi="Times New Roman" w:cs="Times New Roman"/>
+              <w:rFonts w:eastAsiaTheme="minorEastAsia"/>
               <w:kern w:val="2"/>
-              <w:sz w:val="24"/>
-              <w:szCs w:val="24"/>
               <w:lang w:eastAsia="hu-HU"/>
               <w14:ligatures w14:val="standardContextual"/>
             </w:rPr>
@@ -2823,71 +2379,47 @@
             <w:r>
               <w:rPr>
                 <w:rStyle w:val="Hiperhivatkozs"/>
-                <w:rFonts w:ascii="Times New Roman" w:hAnsi="Times New Roman" w:cs="Times New Roman"/>
-                <w:sz w:val="24"/>
-                <w:szCs w:val="24"/>
               </w:rPr>
               <w:t>Játékok implementációja</w:t>
             </w:r>
             <w:r>
               <w:rPr>
-                <w:rFonts w:ascii="Times New Roman" w:hAnsi="Times New Roman" w:cs="Times New Roman"/>
-                <w:webHidden/>
-                <w:sz w:val="24"/>
-                <w:szCs w:val="24"/>
+                <w:webHidden/>
               </w:rPr>
               <w:tab/>
             </w:r>
             <w:r>
               <w:rPr>
-                <w:rFonts w:ascii="Times New Roman" w:hAnsi="Times New Roman" w:cs="Times New Roman"/>
-                <w:webHidden/>
-                <w:sz w:val="24"/>
-                <w:szCs w:val="24"/>
+                <w:webHidden/>
               </w:rPr>
               <w:fldChar w:fldCharType="begin"/>
             </w:r>
             <w:r>
               <w:rPr>
-                <w:rFonts w:ascii="Times New Roman" w:hAnsi="Times New Roman" w:cs="Times New Roman"/>
-                <w:webHidden/>
-                <w:sz w:val="24"/>
-                <w:szCs w:val="24"/>
+                <w:webHidden/>
               </w:rPr>
               <w:instrText xml:space="preserve"> PAGEREF _Toc224231630 \h </w:instrText>
             </w:r>
             <w:r>
               <w:rPr>
-                <w:rFonts w:ascii="Times New Roman" w:hAnsi="Times New Roman" w:cs="Times New Roman"/>
-                <w:webHidden/>
-                <w:sz w:val="24"/>
-                <w:szCs w:val="24"/>
-              </w:rPr>
-            </w:r>
-            <w:r>
-              <w:rPr>
-                <w:rFonts w:ascii="Times New Roman" w:hAnsi="Times New Roman" w:cs="Times New Roman"/>
-                <w:webHidden/>
-                <w:sz w:val="24"/>
-                <w:szCs w:val="24"/>
+                <w:webHidden/>
+              </w:rPr>
+            </w:r>
+            <w:r>
+              <w:rPr>
+                <w:webHidden/>
               </w:rPr>
               <w:fldChar w:fldCharType="separate"/>
             </w:r>
             <w:r>
               <w:rPr>
-                <w:rFonts w:ascii="Times New Roman" w:hAnsi="Times New Roman" w:cs="Times New Roman"/>
-                <w:webHidden/>
-                <w:sz w:val="24"/>
-                <w:szCs w:val="24"/>
-              </w:rPr>
-              <w:t>19</w:t>
-            </w:r>
-            <w:r>
-              <w:rPr>
-                <w:rFonts w:ascii="Times New Roman" w:hAnsi="Times New Roman" w:cs="Times New Roman"/>
-                <w:webHidden/>
-                <w:sz w:val="24"/>
-                <w:szCs w:val="24"/>
+                <w:webHidden/>
+              </w:rPr>
+              <w:t>18</w:t>
+            </w:r>
+            <w:r>
+              <w:rPr>
+                <w:webHidden/>
               </w:rPr>
               <w:fldChar w:fldCharType="end"/>
             </w:r>
@@ -2897,10 +2429,8 @@
           <w:pPr>
             <w:pStyle w:val="TJ2"/>
             <w:rPr>
-              <w:rFonts w:ascii="Times New Roman" w:eastAsiaTheme="minorEastAsia" w:hAnsi="Times New Roman" w:cs="Times New Roman"/>
+              <w:rFonts w:eastAsiaTheme="minorEastAsia"/>
               <w:kern w:val="2"/>
-              <w:sz w:val="24"/>
-              <w:szCs w:val="24"/>
               <w:lang w:eastAsia="hu-HU"/>
               <w14:ligatures w14:val="standardContextual"/>
             </w:rPr>
@@ -2909,71 +2439,47 @@
             <w:r>
               <w:rPr>
                 <w:rStyle w:val="Hiperhivatkozs"/>
-                <w:rFonts w:ascii="Times New Roman" w:hAnsi="Times New Roman" w:cs="Times New Roman"/>
-                <w:sz w:val="24"/>
-                <w:szCs w:val="24"/>
               </w:rPr>
               <w:t>API kommunikáció a frontendben</w:t>
             </w:r>
             <w:r>
               <w:rPr>
-                <w:rFonts w:ascii="Times New Roman" w:hAnsi="Times New Roman" w:cs="Times New Roman"/>
-                <w:webHidden/>
-                <w:sz w:val="24"/>
-                <w:szCs w:val="24"/>
+                <w:webHidden/>
               </w:rPr>
               <w:tab/>
             </w:r>
             <w:r>
               <w:rPr>
-                <w:rFonts w:ascii="Times New Roman" w:hAnsi="Times New Roman" w:cs="Times New Roman"/>
-                <w:webHidden/>
-                <w:sz w:val="24"/>
-                <w:szCs w:val="24"/>
+                <w:webHidden/>
               </w:rPr>
               <w:fldChar w:fldCharType="begin"/>
             </w:r>
             <w:r>
               <w:rPr>
-                <w:rFonts w:ascii="Times New Roman" w:hAnsi="Times New Roman" w:cs="Times New Roman"/>
-                <w:webHidden/>
-                <w:sz w:val="24"/>
-                <w:szCs w:val="24"/>
+                <w:webHidden/>
               </w:rPr>
               <w:instrText xml:space="preserve"> PAGEREF _Toc224231631 \h </w:instrText>
             </w:r>
             <w:r>
               <w:rPr>
-                <w:rFonts w:ascii="Times New Roman" w:hAnsi="Times New Roman" w:cs="Times New Roman"/>
-                <w:webHidden/>
-                <w:sz w:val="24"/>
-                <w:szCs w:val="24"/>
-              </w:rPr>
-            </w:r>
-            <w:r>
-              <w:rPr>
-                <w:rFonts w:ascii="Times New Roman" w:hAnsi="Times New Roman" w:cs="Times New Roman"/>
-                <w:webHidden/>
-                <w:sz w:val="24"/>
-                <w:szCs w:val="24"/>
+                <w:webHidden/>
+              </w:rPr>
+            </w:r>
+            <w:r>
+              <w:rPr>
+                <w:webHidden/>
               </w:rPr>
               <w:fldChar w:fldCharType="separate"/>
             </w:r>
             <w:r>
               <w:rPr>
-                <w:rFonts w:ascii="Times New Roman" w:hAnsi="Times New Roman" w:cs="Times New Roman"/>
-                <w:webHidden/>
-                <w:sz w:val="24"/>
-                <w:szCs w:val="24"/>
-              </w:rPr>
-              <w:t>20</w:t>
-            </w:r>
-            <w:r>
-              <w:rPr>
-                <w:rFonts w:ascii="Times New Roman" w:hAnsi="Times New Roman" w:cs="Times New Roman"/>
-                <w:webHidden/>
-                <w:sz w:val="24"/>
-                <w:szCs w:val="24"/>
+                <w:webHidden/>
+              </w:rPr>
+              <w:t>19</w:t>
+            </w:r>
+            <w:r>
+              <w:rPr>
+                <w:webHidden/>
               </w:rPr>
               <w:fldChar w:fldCharType="end"/>
             </w:r>
@@ -2983,10 +2489,8 @@
           <w:pPr>
             <w:pStyle w:val="TJ2"/>
             <w:rPr>
-              <w:rFonts w:ascii="Times New Roman" w:eastAsiaTheme="minorEastAsia" w:hAnsi="Times New Roman" w:cs="Times New Roman"/>
+              <w:rFonts w:eastAsiaTheme="minorEastAsia"/>
               <w:kern w:val="2"/>
-              <w:sz w:val="24"/>
-              <w:szCs w:val="24"/>
               <w:lang w:eastAsia="hu-HU"/>
               <w14:ligatures w14:val="standardContextual"/>
             </w:rPr>
@@ -2995,71 +2499,47 @@
             <w:r>
               <w:rPr>
                 <w:rStyle w:val="Hiperhivatkozs"/>
-                <w:rFonts w:ascii="Times New Roman" w:hAnsi="Times New Roman" w:cs="Times New Roman"/>
-                <w:sz w:val="24"/>
-                <w:szCs w:val="24"/>
               </w:rPr>
               <w:t>Állapotkezelés és állapotlogika</w:t>
             </w:r>
             <w:r>
               <w:rPr>
-                <w:rFonts w:ascii="Times New Roman" w:hAnsi="Times New Roman" w:cs="Times New Roman"/>
-                <w:webHidden/>
-                <w:sz w:val="24"/>
-                <w:szCs w:val="24"/>
+                <w:webHidden/>
               </w:rPr>
               <w:tab/>
             </w:r>
             <w:r>
               <w:rPr>
-                <w:rFonts w:ascii="Times New Roman" w:hAnsi="Times New Roman" w:cs="Times New Roman"/>
-                <w:webHidden/>
-                <w:sz w:val="24"/>
-                <w:szCs w:val="24"/>
+                <w:webHidden/>
               </w:rPr>
               <w:fldChar w:fldCharType="begin"/>
             </w:r>
             <w:r>
               <w:rPr>
-                <w:rFonts w:ascii="Times New Roman" w:hAnsi="Times New Roman" w:cs="Times New Roman"/>
-                <w:webHidden/>
-                <w:sz w:val="24"/>
-                <w:szCs w:val="24"/>
+                <w:webHidden/>
               </w:rPr>
               <w:instrText xml:space="preserve"> PAGEREF _Toc224231632 \h </w:instrText>
             </w:r>
             <w:r>
               <w:rPr>
-                <w:rFonts w:ascii="Times New Roman" w:hAnsi="Times New Roman" w:cs="Times New Roman"/>
-                <w:webHidden/>
-                <w:sz w:val="24"/>
-                <w:szCs w:val="24"/>
-              </w:rPr>
-            </w:r>
-            <w:r>
-              <w:rPr>
-                <w:rFonts w:ascii="Times New Roman" w:hAnsi="Times New Roman" w:cs="Times New Roman"/>
-                <w:webHidden/>
-                <w:sz w:val="24"/>
-                <w:szCs w:val="24"/>
+                <w:webHidden/>
+              </w:rPr>
+            </w:r>
+            <w:r>
+              <w:rPr>
+                <w:webHidden/>
               </w:rPr>
               <w:fldChar w:fldCharType="separate"/>
             </w:r>
             <w:r>
               <w:rPr>
-                <w:rFonts w:ascii="Times New Roman" w:hAnsi="Times New Roman" w:cs="Times New Roman"/>
-                <w:webHidden/>
-                <w:sz w:val="24"/>
-                <w:szCs w:val="24"/>
-              </w:rPr>
-              <w:t>21</w:t>
-            </w:r>
-            <w:r>
-              <w:rPr>
-                <w:rFonts w:ascii="Times New Roman" w:hAnsi="Times New Roman" w:cs="Times New Roman"/>
-                <w:webHidden/>
-                <w:sz w:val="24"/>
-                <w:szCs w:val="24"/>
+                <w:webHidden/>
+              </w:rPr>
+              <w:t>19</w:t>
+            </w:r>
+            <w:r>
+              <w:rPr>
+                <w:webHidden/>
               </w:rPr>
               <w:fldChar w:fldCharType="end"/>
             </w:r>
@@ -3133,7 +2613,7 @@
                 <w:sz w:val="24"/>
                 <w:szCs w:val="24"/>
               </w:rPr>
-              <w:t>22</w:t>
+              <w:t>21</w:t>
             </w:r>
             <w:r>
               <w:rPr>
@@ -3149,10 +2629,8 @@
           <w:pPr>
             <w:pStyle w:val="TJ2"/>
             <w:rPr>
-              <w:rFonts w:ascii="Times New Roman" w:eastAsiaTheme="minorEastAsia" w:hAnsi="Times New Roman" w:cs="Times New Roman"/>
+              <w:rFonts w:eastAsiaTheme="minorEastAsia"/>
               <w:kern w:val="2"/>
-              <w:sz w:val="24"/>
-              <w:szCs w:val="24"/>
               <w:lang w:eastAsia="hu-HU"/>
               <w14:ligatures w14:val="standardContextual"/>
             </w:rPr>
@@ -3161,73 +2639,89 @@
             <w:r>
               <w:rPr>
                 <w:rStyle w:val="Hiperhivatkozs"/>
-                <w:rFonts w:ascii="Times New Roman" w:hAnsi="Times New Roman" w:cs="Times New Roman"/>
+              </w:rPr>
+              <w:t>A</w:t>
+            </w:r>
+            <w:r>
+              <w:rPr>
+                <w:rStyle w:val="Hiperhivatkozs"/>
                 <w:b/>
                 <w:bCs/>
-                <w:sz w:val="24"/>
-                <w:szCs w:val="24"/>
-              </w:rPr>
-              <w:t>A projekt komponenseinek tesztelése</w:t>
-            </w:r>
-            <w:r>
-              <w:rPr>
-                <w:rFonts w:ascii="Times New Roman" w:hAnsi="Times New Roman" w:cs="Times New Roman"/>
-                <w:webHidden/>
-                <w:sz w:val="24"/>
-                <w:szCs w:val="24"/>
+              </w:rPr>
+              <w:t xml:space="preserve"> </w:t>
+            </w:r>
+            <w:r>
+              <w:rPr>
+                <w:rStyle w:val="Hiperhivatkozs"/>
+              </w:rPr>
+              <w:t>projekt</w:t>
+            </w:r>
+            <w:r>
+              <w:rPr>
+                <w:rStyle w:val="Hiperhivatkozs"/>
+                <w:b/>
+                <w:bCs/>
+              </w:rPr>
+              <w:t xml:space="preserve"> </w:t>
+            </w:r>
+            <w:r>
+              <w:rPr>
+                <w:rStyle w:val="Hiperhivatkozs"/>
+              </w:rPr>
+              <w:t>komponenseinek</w:t>
+            </w:r>
+            <w:r>
+              <w:rPr>
+                <w:rStyle w:val="Hiperhivatkozs"/>
+                <w:b/>
+                <w:bCs/>
+              </w:rPr>
+              <w:t xml:space="preserve"> </w:t>
+            </w:r>
+            <w:r>
+              <w:rPr>
+                <w:rStyle w:val="Hiperhivatkozs"/>
+              </w:rPr>
+              <w:t>tesztelése</w:t>
+            </w:r>
+            <w:r>
+              <w:rPr>
+                <w:webHidden/>
               </w:rPr>
               <w:tab/>
             </w:r>
             <w:r>
               <w:rPr>
-                <w:rFonts w:ascii="Times New Roman" w:hAnsi="Times New Roman" w:cs="Times New Roman"/>
-                <w:webHidden/>
-                <w:sz w:val="24"/>
-                <w:szCs w:val="24"/>
+                <w:webHidden/>
               </w:rPr>
               <w:fldChar w:fldCharType="begin"/>
             </w:r>
             <w:r>
               <w:rPr>
-                <w:rFonts w:ascii="Times New Roman" w:hAnsi="Times New Roman" w:cs="Times New Roman"/>
-                <w:webHidden/>
-                <w:sz w:val="24"/>
-                <w:szCs w:val="24"/>
+                <w:webHidden/>
               </w:rPr>
               <w:instrText xml:space="preserve"> PAGEREF _Toc224231634 \h </w:instrText>
             </w:r>
             <w:r>
               <w:rPr>
-                <w:rFonts w:ascii="Times New Roman" w:hAnsi="Times New Roman" w:cs="Times New Roman"/>
-                <w:webHidden/>
-                <w:sz w:val="24"/>
-                <w:szCs w:val="24"/>
-              </w:rPr>
-            </w:r>
-            <w:r>
-              <w:rPr>
-                <w:rFonts w:ascii="Times New Roman" w:hAnsi="Times New Roman" w:cs="Times New Roman"/>
-                <w:webHidden/>
-                <w:sz w:val="24"/>
-                <w:szCs w:val="24"/>
+                <w:webHidden/>
+              </w:rPr>
+            </w:r>
+            <w:r>
+              <w:rPr>
+                <w:webHidden/>
               </w:rPr>
               <w:fldChar w:fldCharType="separate"/>
             </w:r>
             <w:r>
               <w:rPr>
-                <w:rFonts w:ascii="Times New Roman" w:hAnsi="Times New Roman" w:cs="Times New Roman"/>
-                <w:webHidden/>
-                <w:sz w:val="24"/>
-                <w:szCs w:val="24"/>
-              </w:rPr>
-              <w:t>22</w:t>
-            </w:r>
-            <w:r>
-              <w:rPr>
-                <w:rFonts w:ascii="Times New Roman" w:hAnsi="Times New Roman" w:cs="Times New Roman"/>
-                <w:webHidden/>
-                <w:sz w:val="24"/>
-                <w:szCs w:val="24"/>
+                <w:webHidden/>
+              </w:rPr>
+              <w:t>21</w:t>
+            </w:r>
+            <w:r>
+              <w:rPr>
+                <w:webHidden/>
               </w:rPr>
               <w:fldChar w:fldCharType="end"/>
             </w:r>
@@ -3301,7 +2795,7 @@
                 <w:sz w:val="24"/>
                 <w:szCs w:val="24"/>
               </w:rPr>
-              <w:t>23</w:t>
+              <w:t>22</w:t>
             </w:r>
             <w:r>
               <w:rPr>
@@ -3317,10 +2811,8 @@
           <w:pPr>
             <w:pStyle w:val="TJ2"/>
             <w:rPr>
-              <w:rFonts w:ascii="Times New Roman" w:eastAsiaTheme="minorEastAsia" w:hAnsi="Times New Roman" w:cs="Times New Roman"/>
+              <w:rFonts w:eastAsiaTheme="minorEastAsia"/>
               <w:kern w:val="2"/>
-              <w:sz w:val="24"/>
-              <w:szCs w:val="24"/>
               <w:lang w:eastAsia="hu-HU"/>
               <w14:ligatures w14:val="standardContextual"/>
             </w:rPr>
@@ -3329,71 +2821,47 @@
             <w:r>
               <w:rPr>
                 <w:rStyle w:val="Hiperhivatkozs"/>
-                <w:rFonts w:ascii="Times New Roman" w:hAnsi="Times New Roman" w:cs="Times New Roman"/>
-                <w:sz w:val="24"/>
-                <w:szCs w:val="24"/>
               </w:rPr>
               <w:t>A projekt összegzése</w:t>
             </w:r>
             <w:r>
               <w:rPr>
-                <w:rFonts w:ascii="Times New Roman" w:hAnsi="Times New Roman" w:cs="Times New Roman"/>
-                <w:webHidden/>
-                <w:sz w:val="24"/>
-                <w:szCs w:val="24"/>
+                <w:webHidden/>
               </w:rPr>
               <w:tab/>
             </w:r>
             <w:r>
               <w:rPr>
-                <w:rFonts w:ascii="Times New Roman" w:hAnsi="Times New Roman" w:cs="Times New Roman"/>
-                <w:webHidden/>
-                <w:sz w:val="24"/>
-                <w:szCs w:val="24"/>
+                <w:webHidden/>
               </w:rPr>
               <w:fldChar w:fldCharType="begin"/>
             </w:r>
             <w:r>
               <w:rPr>
-                <w:rFonts w:ascii="Times New Roman" w:hAnsi="Times New Roman" w:cs="Times New Roman"/>
-                <w:webHidden/>
-                <w:sz w:val="24"/>
-                <w:szCs w:val="24"/>
+                <w:webHidden/>
               </w:rPr>
               <w:instrText xml:space="preserve"> PAGEREF _Toc224231636 \h </w:instrText>
             </w:r>
             <w:r>
               <w:rPr>
-                <w:rFonts w:ascii="Times New Roman" w:hAnsi="Times New Roman" w:cs="Times New Roman"/>
-                <w:webHidden/>
-                <w:sz w:val="24"/>
-                <w:szCs w:val="24"/>
-              </w:rPr>
-            </w:r>
-            <w:r>
-              <w:rPr>
-                <w:rFonts w:ascii="Times New Roman" w:hAnsi="Times New Roman" w:cs="Times New Roman"/>
-                <w:webHidden/>
-                <w:sz w:val="24"/>
-                <w:szCs w:val="24"/>
+                <w:webHidden/>
+              </w:rPr>
+            </w:r>
+            <w:r>
+              <w:rPr>
+                <w:webHidden/>
               </w:rPr>
               <w:fldChar w:fldCharType="separate"/>
             </w:r>
             <w:r>
               <w:rPr>
-                <w:rFonts w:ascii="Times New Roman" w:hAnsi="Times New Roman" w:cs="Times New Roman"/>
-                <w:webHidden/>
-                <w:sz w:val="24"/>
-                <w:szCs w:val="24"/>
-              </w:rPr>
-              <w:t>23</w:t>
-            </w:r>
-            <w:r>
-              <w:rPr>
-                <w:rFonts w:ascii="Times New Roman" w:hAnsi="Times New Roman" w:cs="Times New Roman"/>
-                <w:webHidden/>
-                <w:sz w:val="24"/>
-                <w:szCs w:val="24"/>
+                <w:webHidden/>
+              </w:rPr>
+              <w:t>22</w:t>
+            </w:r>
+            <w:r>
+              <w:rPr>
+                <w:webHidden/>
               </w:rPr>
               <w:fldChar w:fldCharType="end"/>
             </w:r>
@@ -3467,7 +2935,7 @@
                 <w:sz w:val="24"/>
                 <w:szCs w:val="24"/>
               </w:rPr>
-              <w:t>24</w:t>
+              <w:t>23</w:t>
             </w:r>
             <w:r>
               <w:rPr>
@@ -3563,10 +3031,8 @@
           <w:pPr>
             <w:pStyle w:val="TJ2"/>
             <w:rPr>
-              <w:rFonts w:ascii="Times New Roman" w:eastAsiaTheme="minorEastAsia" w:hAnsi="Times New Roman" w:cs="Times New Roman"/>
+              <w:rFonts w:eastAsiaTheme="minorEastAsia"/>
               <w:kern w:val="2"/>
-              <w:sz w:val="24"/>
-              <w:szCs w:val="24"/>
               <w:lang w:eastAsia="hu-HU"/>
               <w14:ligatures w14:val="standardContextual"/>
             </w:rPr>
@@ -3575,80 +3041,53 @@
             <w:r>
               <w:rPr>
                 <w:rStyle w:val="Hiperhivatkozs"/>
-                <w:rFonts w:ascii="Times New Roman" w:hAnsi="Times New Roman" w:cs="Times New Roman"/>
-                <w:sz w:val="24"/>
-                <w:szCs w:val="24"/>
               </w:rPr>
               <w:t>Adatbázis modell:</w:t>
             </w:r>
             <w:r>
               <w:rPr>
-                <w:rFonts w:ascii="Times New Roman" w:hAnsi="Times New Roman" w:cs="Times New Roman"/>
-                <w:webHidden/>
-                <w:sz w:val="24"/>
-                <w:szCs w:val="24"/>
+                <w:webHidden/>
               </w:rPr>
               <w:tab/>
             </w:r>
             <w:r>
               <w:rPr>
-                <w:rFonts w:ascii="Times New Roman" w:hAnsi="Times New Roman" w:cs="Times New Roman"/>
-                <w:webHidden/>
-                <w:sz w:val="24"/>
-                <w:szCs w:val="24"/>
+                <w:webHidden/>
               </w:rPr>
               <w:t>I</w:t>
             </w:r>
             <w:r>
               <w:rPr>
-                <w:rFonts w:ascii="Times New Roman" w:hAnsi="Times New Roman" w:cs="Times New Roman"/>
-                <w:webHidden/>
-                <w:sz w:val="24"/>
-                <w:szCs w:val="24"/>
+                <w:webHidden/>
               </w:rPr>
               <w:fldChar w:fldCharType="begin"/>
             </w:r>
             <w:r>
               <w:rPr>
-                <w:rFonts w:ascii="Times New Roman" w:hAnsi="Times New Roman" w:cs="Times New Roman"/>
-                <w:webHidden/>
-                <w:sz w:val="24"/>
-                <w:szCs w:val="24"/>
+                <w:webHidden/>
               </w:rPr>
               <w:instrText xml:space="preserve"> PAGEREF _Toc224231639 \h </w:instrText>
             </w:r>
             <w:r>
               <w:rPr>
-                <w:rFonts w:ascii="Times New Roman" w:hAnsi="Times New Roman" w:cs="Times New Roman"/>
-                <w:webHidden/>
-                <w:sz w:val="24"/>
-                <w:szCs w:val="24"/>
-              </w:rPr>
-            </w:r>
-            <w:r>
-              <w:rPr>
-                <w:rFonts w:ascii="Times New Roman" w:hAnsi="Times New Roman" w:cs="Times New Roman"/>
-                <w:webHidden/>
-                <w:sz w:val="24"/>
-                <w:szCs w:val="24"/>
+                <w:webHidden/>
+              </w:rPr>
+            </w:r>
+            <w:r>
+              <w:rPr>
+                <w:webHidden/>
               </w:rPr>
               <w:fldChar w:fldCharType="separate"/>
             </w:r>
             <w:r>
               <w:rPr>
-                <w:rFonts w:ascii="Times New Roman" w:hAnsi="Times New Roman" w:cs="Times New Roman"/>
-                <w:webHidden/>
-                <w:sz w:val="24"/>
-                <w:szCs w:val="24"/>
+                <w:webHidden/>
               </w:rPr>
               <w:t>I</w:t>
             </w:r>
             <w:r>
               <w:rPr>
-                <w:rFonts w:ascii="Times New Roman" w:hAnsi="Times New Roman" w:cs="Times New Roman"/>
-                <w:webHidden/>
-                <w:sz w:val="24"/>
-                <w:szCs w:val="24"/>
+                <w:webHidden/>
               </w:rPr>
               <w:fldChar w:fldCharType="end"/>
             </w:r>
@@ -3658,10 +3097,8 @@
           <w:pPr>
             <w:pStyle w:val="TJ2"/>
             <w:rPr>
-              <w:rFonts w:ascii="Times New Roman" w:eastAsiaTheme="minorEastAsia" w:hAnsi="Times New Roman" w:cs="Times New Roman"/>
+              <w:rFonts w:eastAsiaTheme="minorEastAsia"/>
               <w:kern w:val="2"/>
-              <w:sz w:val="24"/>
-              <w:szCs w:val="24"/>
               <w:lang w:eastAsia="hu-HU"/>
               <w14:ligatures w14:val="standardContextual"/>
             </w:rPr>
@@ -3670,80 +3107,53 @@
             <w:r>
               <w:rPr>
                 <w:rStyle w:val="Hiperhivatkozs"/>
-                <w:rFonts w:ascii="Times New Roman" w:hAnsi="Times New Roman" w:cs="Times New Roman"/>
-                <w:sz w:val="24"/>
-                <w:szCs w:val="24"/>
               </w:rPr>
               <w:t>Frontend komponens példa (RequireAuth):</w:t>
             </w:r>
             <w:r>
               <w:rPr>
-                <w:rFonts w:ascii="Times New Roman" w:hAnsi="Times New Roman" w:cs="Times New Roman"/>
-                <w:webHidden/>
-                <w:sz w:val="24"/>
-                <w:szCs w:val="24"/>
+                <w:webHidden/>
               </w:rPr>
               <w:tab/>
             </w:r>
             <w:r>
               <w:rPr>
-                <w:rFonts w:ascii="Times New Roman" w:hAnsi="Times New Roman" w:cs="Times New Roman"/>
-                <w:webHidden/>
-                <w:sz w:val="24"/>
-                <w:szCs w:val="24"/>
+                <w:webHidden/>
               </w:rPr>
               <w:t>I</w:t>
             </w:r>
             <w:r>
               <w:rPr>
-                <w:rFonts w:ascii="Times New Roman" w:hAnsi="Times New Roman" w:cs="Times New Roman"/>
-                <w:webHidden/>
-                <w:sz w:val="24"/>
-                <w:szCs w:val="24"/>
+                <w:webHidden/>
               </w:rPr>
               <w:fldChar w:fldCharType="begin"/>
             </w:r>
             <w:r>
               <w:rPr>
-                <w:rFonts w:ascii="Times New Roman" w:hAnsi="Times New Roman" w:cs="Times New Roman"/>
-                <w:webHidden/>
-                <w:sz w:val="24"/>
-                <w:szCs w:val="24"/>
+                <w:webHidden/>
               </w:rPr>
               <w:instrText xml:space="preserve"> PAGEREF _Toc224231640 \h </w:instrText>
             </w:r>
             <w:r>
               <w:rPr>
-                <w:rFonts w:ascii="Times New Roman" w:hAnsi="Times New Roman" w:cs="Times New Roman"/>
-                <w:webHidden/>
-                <w:sz w:val="24"/>
-                <w:szCs w:val="24"/>
-              </w:rPr>
-            </w:r>
-            <w:r>
-              <w:rPr>
-                <w:rFonts w:ascii="Times New Roman" w:hAnsi="Times New Roman" w:cs="Times New Roman"/>
-                <w:webHidden/>
-                <w:sz w:val="24"/>
-                <w:szCs w:val="24"/>
+                <w:webHidden/>
+              </w:rPr>
+            </w:r>
+            <w:r>
+              <w:rPr>
+                <w:webHidden/>
               </w:rPr>
               <w:fldChar w:fldCharType="separate"/>
             </w:r>
             <w:r>
               <w:rPr>
-                <w:rFonts w:ascii="Times New Roman" w:hAnsi="Times New Roman" w:cs="Times New Roman"/>
-                <w:webHidden/>
-                <w:sz w:val="24"/>
-                <w:szCs w:val="24"/>
+                <w:webHidden/>
               </w:rPr>
               <w:t>I</w:t>
             </w:r>
             <w:r>
               <w:rPr>
-                <w:rFonts w:ascii="Times New Roman" w:hAnsi="Times New Roman" w:cs="Times New Roman"/>
-                <w:webHidden/>
-                <w:sz w:val="24"/>
-                <w:szCs w:val="24"/>
+                <w:webHidden/>
               </w:rPr>
               <w:fldChar w:fldCharType="end"/>
             </w:r>
@@ -3753,10 +3163,8 @@
           <w:pPr>
             <w:pStyle w:val="TJ2"/>
             <w:rPr>
-              <w:rFonts w:ascii="Times New Roman" w:eastAsiaTheme="minorEastAsia" w:hAnsi="Times New Roman" w:cs="Times New Roman"/>
+              <w:rFonts w:eastAsiaTheme="minorEastAsia"/>
               <w:kern w:val="2"/>
-              <w:sz w:val="24"/>
-              <w:szCs w:val="24"/>
               <w:lang w:eastAsia="hu-HU"/>
               <w14:ligatures w14:val="standardContextual"/>
             </w:rPr>
@@ -3765,89 +3173,47 @@
             <w:r>
               <w:rPr>
                 <w:rStyle w:val="Hiperhivatkozs"/>
-                <w:rFonts w:ascii="Times New Roman" w:hAnsi="Times New Roman" w:cs="Times New Roman"/>
-                <w:sz w:val="24"/>
-                <w:szCs w:val="24"/>
               </w:rPr>
               <w:t>Backend API példa (Login):</w:t>
             </w:r>
             <w:r>
               <w:rPr>
-                <w:rFonts w:ascii="Times New Roman" w:hAnsi="Times New Roman" w:cs="Times New Roman"/>
-                <w:webHidden/>
-                <w:sz w:val="24"/>
-                <w:szCs w:val="24"/>
+                <w:webHidden/>
               </w:rPr>
               <w:tab/>
             </w:r>
             <w:r>
               <w:rPr>
-                <w:rFonts w:ascii="Times New Roman" w:hAnsi="Times New Roman" w:cs="Times New Roman"/>
-                <w:webHidden/>
-                <w:sz w:val="24"/>
-                <w:szCs w:val="24"/>
+                <w:webHidden/>
               </w:rPr>
               <w:fldChar w:fldCharType="begin"/>
             </w:r>
             <w:r>
               <w:rPr>
-                <w:rFonts w:ascii="Times New Roman" w:hAnsi="Times New Roman" w:cs="Times New Roman"/>
-                <w:webHidden/>
-                <w:sz w:val="24"/>
-                <w:szCs w:val="24"/>
+                <w:webHidden/>
               </w:rPr>
               <w:instrText xml:space="preserve"> PAGEREF _Toc224231641 \h </w:instrText>
             </w:r>
             <w:r>
               <w:rPr>
-                <w:rFonts w:ascii="Times New Roman" w:hAnsi="Times New Roman" w:cs="Times New Roman"/>
-                <w:webHidden/>
-                <w:sz w:val="24"/>
-                <w:szCs w:val="24"/>
-              </w:rPr>
-            </w:r>
-            <w:r>
-              <w:rPr>
-                <w:rFonts w:ascii="Times New Roman" w:hAnsi="Times New Roman" w:cs="Times New Roman"/>
-                <w:webHidden/>
-                <w:sz w:val="24"/>
-                <w:szCs w:val="24"/>
+                <w:webHidden/>
+              </w:rPr>
+            </w:r>
+            <w:r>
+              <w:rPr>
+                <w:webHidden/>
               </w:rPr>
               <w:fldChar w:fldCharType="separate"/>
             </w:r>
             <w:r>
               <w:rPr>
-                <w:rFonts w:ascii="Times New Roman" w:hAnsi="Times New Roman" w:cs="Times New Roman"/>
-                <w:webHidden/>
-                <w:sz w:val="24"/>
-                <w:szCs w:val="24"/>
-              </w:rPr>
-              <w:t>I</w:t>
-            </w:r>
-            <w:r>
-              <w:rPr>
-                <w:rFonts w:ascii="Times New Roman" w:hAnsi="Times New Roman" w:cs="Times New Roman"/>
-                <w:webHidden/>
-                <w:sz w:val="24"/>
-                <w:szCs w:val="24"/>
-              </w:rPr>
-              <w:t>I</w:t>
-            </w:r>
-            <w:r>
-              <w:rPr>
-                <w:rFonts w:ascii="Times New Roman" w:hAnsi="Times New Roman" w:cs="Times New Roman"/>
-                <w:webHidden/>
-                <w:sz w:val="24"/>
-                <w:szCs w:val="24"/>
-              </w:rPr>
-              <w:t>I</w:t>
-            </w:r>
-            <w:r>
-              <w:rPr>
-                <w:rFonts w:ascii="Times New Roman" w:hAnsi="Times New Roman" w:cs="Times New Roman"/>
-                <w:webHidden/>
-                <w:sz w:val="24"/>
-                <w:szCs w:val="24"/>
+                <w:webHidden/>
+              </w:rPr>
+              <w:t>II</w:t>
+            </w:r>
+            <w:r>
+              <w:rPr>
+                <w:webHidden/>
               </w:rPr>
               <w:fldChar w:fldCharType="end"/>
             </w:r>
@@ -4040,6 +3406,7 @@
     <w:p>
       <w:pPr>
         <w:pStyle w:val="Cmsor2"/>
+        <w:pageBreakBefore/>
         <w:spacing w:before="480"/>
         <w:jc w:val="center"/>
         <w:rPr>
@@ -4055,6 +3422,7 @@
           <w:bCs/>
           <w:lang w:val="hu-HU"/>
         </w:rPr>
+        <w:lastRenderedPageBreak/>
         <w:t>A projekt célja</w:t>
       </w:r>
       <w:bookmarkEnd w:id="2"/>
@@ -4148,7 +3516,6 @@
           <w:szCs w:val="24"/>
           <w:lang w:val="hu-HU"/>
         </w:rPr>
-        <w:lastRenderedPageBreak/>
         <w:t>játékok indítása webes felületen</w:t>
       </w:r>
     </w:p>
@@ -4360,6 +3727,7 @@
           <w:szCs w:val="24"/>
           <w:lang w:val="hu-HU"/>
         </w:rPr>
+        <w:lastRenderedPageBreak/>
         <w:t>A frontend fejlesztéséhez a Vite build rendszer került alkalmazásra. A Vite gyors fejlesztési környezetet biztosít, amely lehetővé teszi a fejlesztés során a valós idejű frissítést és a gyors build folyamatot.</w:t>
       </w:r>
     </w:p>
@@ -4402,7 +3770,6 @@
           <w:szCs w:val="24"/>
           <w:lang w:val="hu-HU"/>
         </w:rPr>
-        <w:lastRenderedPageBreak/>
         <w:t>Az adatbázis kezelésére</w:t>
       </w:r>
       <w:r>
@@ -4745,7 +4112,17 @@
           <w:szCs w:val="24"/>
           <w:lang w:val="hu-HU"/>
         </w:rPr>
-        <w:t xml:space="preserve">. Ez egy könnyű, gyors és rugalmas fejlesztői környezet, amely számos bővítmény segítségével támogatja a JavaScript és React alapú fejlesztést. A VSC egyik előnye, hogy jól integrálható különböző build eszközökkel és csomagkezelőkkel, például a </w:t>
+        <w:t xml:space="preserve">. Ez egy könnyű, gyors és rugalmas fejlesztői környezet, amely számos bővítmény segítségével </w:t>
+      </w:r>
+      <w:r>
+        <w:rPr>
+          <w:rFonts w:ascii="Times New Roman" w:hAnsi="Times New Roman" w:cs="Times New Roman"/>
+          <w:sz w:val="24"/>
+          <w:szCs w:val="24"/>
+          <w:lang w:val="hu-HU"/>
+        </w:rPr>
+        <w:lastRenderedPageBreak/>
+        <w:t xml:space="preserve">támogatja a JavaScript és React alapú fejlesztést. A VSC egyik előnye, hogy jól integrálható különböző build eszközökkel és csomagkezelőkkel, például a </w:t>
       </w:r>
       <w:r>
         <w:rPr>
@@ -4853,17 +4230,7 @@
           <w:szCs w:val="24"/>
           <w:lang w:val="hu-HU"/>
         </w:rPr>
-        <w:t xml:space="preserve">A backend fejlesztése során olyan NuGet Package-eket </w:t>
-      </w:r>
-      <w:r>
-        <w:rPr>
-          <w:rFonts w:ascii="Times New Roman" w:hAnsi="Times New Roman" w:cs="Times New Roman"/>
-          <w:sz w:val="24"/>
-          <w:szCs w:val="24"/>
-          <w:lang w:val="hu-HU"/>
-        </w:rPr>
-        <w:lastRenderedPageBreak/>
-        <w:t>használtunk fel, mint például az „MSTest”, „MySql.EntityFramework.Core”, „Microsoft.EntityFrameworkCore.Tools” vagy a „NETCore.Encrypt”</w:t>
+        <w:t>A backend fejlesztése során olyan NuGet Package-eket használtunk fel, mint például az „MSTest”, „MySql.EntityFramework.Core”, „Microsoft.EntityFrameworkCore.Tools” vagy a „NETCore.Encrypt”</w:t>
       </w:r>
     </w:p>
     <w:p>
@@ -4940,6 +4307,78 @@
           <w:szCs w:val="24"/>
         </w:rPr>
       </w:pPr>
+      <w:r>
+        <w:rPr>
+          <w:rFonts w:ascii="Times New Roman" w:hAnsi="Times New Roman" w:cs="Times New Roman"/>
+          <w:noProof/>
+          <w:sz w:val="24"/>
+          <w:szCs w:val="24"/>
+          <w:lang w:val="hu-HU"/>
+        </w:rPr>
+        <w:drawing>
+          <wp:anchor distT="0" distB="0" distL="114300" distR="114300" simplePos="0" relativeHeight="251663360" behindDoc="1" locked="0" layoutInCell="1" allowOverlap="1" wp14:anchorId="17260B2E" wp14:editId="6C2091A9">
+            <wp:simplePos x="0" y="0"/>
+            <wp:positionH relativeFrom="margin">
+              <wp:align>right</wp:align>
+            </wp:positionH>
+            <wp:positionV relativeFrom="paragraph">
+              <wp:posOffset>777875</wp:posOffset>
+            </wp:positionV>
+            <wp:extent cx="2837815" cy="1530350"/>
+            <wp:effectExtent l="0" t="0" r="635" b="0"/>
+            <wp:wrapTight wrapText="bothSides">
+              <wp:wrapPolygon edited="0">
+                <wp:start x="0" y="0"/>
+                <wp:lineTo x="0" y="21241"/>
+                <wp:lineTo x="21460" y="21241"/>
+                <wp:lineTo x="21460" y="0"/>
+                <wp:lineTo x="0" y="0"/>
+              </wp:wrapPolygon>
+            </wp:wrapTight>
+            <wp:docPr id="2143415273" name="Kép 1"/>
+            <wp:cNvGraphicFramePr>
+              <a:graphicFrameLocks xmlns:a="http://schemas.openxmlformats.org/drawingml/2006/main" noChangeAspect="1"/>
+            </wp:cNvGraphicFramePr>
+            <a:graphic xmlns:a="http://schemas.openxmlformats.org/drawingml/2006/main">
+              <a:graphicData uri="http://schemas.openxmlformats.org/drawingml/2006/picture">
+                <pic:pic xmlns:pic="http://schemas.openxmlformats.org/drawingml/2006/picture">
+                  <pic:nvPicPr>
+                    <pic:cNvPr id="2143415273" name="Kép 2143415273"/>
+                    <pic:cNvPicPr/>
+                  </pic:nvPicPr>
+                  <pic:blipFill>
+                    <a:blip r:embed="rId16" cstate="print">
+                      <a:extLst>
+                        <a:ext uri="{28A0092B-C50C-407E-A947-70E740481C1C}">
+                          <a14:useLocalDpi xmlns:a14="http://schemas.microsoft.com/office/drawing/2010/main" val="0"/>
+                        </a:ext>
+                      </a:extLst>
+                    </a:blip>
+                    <a:stretch>
+                      <a:fillRect/>
+                    </a:stretch>
+                  </pic:blipFill>
+                  <pic:spPr>
+                    <a:xfrm>
+                      <a:off x="0" y="0"/>
+                      <a:ext cx="2837815" cy="1530350"/>
+                    </a:xfrm>
+                    <a:prstGeom prst="rect">
+                      <a:avLst/>
+                    </a:prstGeom>
+                  </pic:spPr>
+                </pic:pic>
+              </a:graphicData>
+            </a:graphic>
+            <wp14:sizeRelH relativeFrom="page">
+              <wp14:pctWidth>0</wp14:pctWidth>
+            </wp14:sizeRelH>
+            <wp14:sizeRelV relativeFrom="page">
+              <wp14:pctHeight>0</wp14:pctHeight>
+            </wp14:sizeRelV>
+          </wp:anchor>
+        </w:drawing>
+      </w:r>
       <w:r>
         <w:rPr>
           <w:rFonts w:ascii="Times New Roman" w:hAnsi="Times New Roman" w:cs="Times New Roman"/>
@@ -5007,6 +4446,15 @@
         </w:rPr>
         <w:t xml:space="preserve"> és admin WPF</w:t>
       </w:r>
+      <w:r>
+        <w:rPr>
+          <w:rFonts w:ascii="Times New Roman" w:hAnsi="Times New Roman" w:cs="Times New Roman"/>
+          <w:sz w:val="24"/>
+          <w:szCs w:val="24"/>
+          <w:lang w:val="hu-HU"/>
+        </w:rPr>
+        <w:t xml:space="preserve"> (1.ábra)</w:t>
+      </w:r>
     </w:p>
     <w:p>
       <w:pPr>
@@ -5046,6 +4494,258 @@
       </w:pPr>
       <w:r>
         <w:rPr>
+          <w:noProof/>
+        </w:rPr>
+        <mc:AlternateContent>
+          <mc:Choice Requires="wps">
+            <w:drawing>
+              <wp:anchor distT="0" distB="0" distL="114300" distR="114300" simplePos="0" relativeHeight="251671552" behindDoc="1" locked="0" layoutInCell="1" allowOverlap="1" wp14:anchorId="5A81EB18" wp14:editId="368EDCD8">
+                <wp:simplePos x="0" y="0"/>
+                <wp:positionH relativeFrom="margin">
+                  <wp:align>right</wp:align>
+                </wp:positionH>
+                <wp:positionV relativeFrom="paragraph">
+                  <wp:posOffset>84455</wp:posOffset>
+                </wp:positionV>
+                <wp:extent cx="2838450" cy="222250"/>
+                <wp:effectExtent l="0" t="0" r="0" b="6350"/>
+                <wp:wrapThrough wrapText="bothSides">
+                  <wp:wrapPolygon edited="0">
+                    <wp:start x="0" y="0"/>
+                    <wp:lineTo x="0" y="20366"/>
+                    <wp:lineTo x="21455" y="20366"/>
+                    <wp:lineTo x="21455" y="0"/>
+                    <wp:lineTo x="0" y="0"/>
+                  </wp:wrapPolygon>
+                </wp:wrapThrough>
+                <wp:docPr id="1375811822" name="Szövegdoboz 1"/>
+                <wp:cNvGraphicFramePr/>
+                <a:graphic xmlns:a="http://schemas.openxmlformats.org/drawingml/2006/main">
+                  <a:graphicData uri="http://schemas.microsoft.com/office/word/2010/wordprocessingShape">
+                    <wps:wsp>
+                      <wps:cNvSpPr txBox="1"/>
+                      <wps:spPr>
+                        <a:xfrm>
+                          <a:off x="0" y="0"/>
+                          <a:ext cx="2838450" cy="222250"/>
+                        </a:xfrm>
+                        <a:prstGeom prst="rect">
+                          <a:avLst/>
+                        </a:prstGeom>
+                        <a:solidFill>
+                          <a:prstClr val="white"/>
+                        </a:solidFill>
+                        <a:ln>
+                          <a:noFill/>
+                        </a:ln>
+                      </wps:spPr>
+                      <wps:txbx>
+                        <w:txbxContent>
+                          <w:p>
+                            <w:pPr>
+                              <w:pStyle w:val="Kpalrs"/>
+                              <w:jc w:val="center"/>
+                              <w:rPr>
+                                <w:rFonts w:ascii="Times New Roman" w:hAnsi="Times New Roman" w:cs="Times New Roman"/>
+                                <w:bCs/>
+                                <w:noProof/>
+                                <w:sz w:val="20"/>
+                                <w:szCs w:val="20"/>
+                              </w:rPr>
+                            </w:pPr>
+                            <w:r>
+                              <w:rPr>
+                                <w:rFonts w:ascii="Times New Roman" w:hAnsi="Times New Roman" w:cs="Times New Roman"/>
+                                <w:bCs/>
+                                <w:noProof/>
+                                <w:sz w:val="20"/>
+                                <w:szCs w:val="20"/>
+                              </w:rPr>
+                              <w:fldChar w:fldCharType="begin"/>
+                            </w:r>
+                            <w:r>
+                              <w:rPr>
+                                <w:rFonts w:ascii="Times New Roman" w:hAnsi="Times New Roman" w:cs="Times New Roman"/>
+                                <w:bCs/>
+                                <w:noProof/>
+                                <w:sz w:val="20"/>
+                                <w:szCs w:val="20"/>
+                              </w:rPr>
+                              <w:instrText xml:space="preserve"> SEQ ábra \* ARABIC </w:instrText>
+                            </w:r>
+                            <w:r>
+                              <w:rPr>
+                                <w:rFonts w:ascii="Times New Roman" w:hAnsi="Times New Roman" w:cs="Times New Roman"/>
+                                <w:bCs/>
+                                <w:noProof/>
+                                <w:sz w:val="20"/>
+                                <w:szCs w:val="20"/>
+                              </w:rPr>
+                              <w:fldChar w:fldCharType="separate"/>
+                            </w:r>
+                            <w:r>
+                              <w:rPr>
+                                <w:rFonts w:ascii="Times New Roman" w:hAnsi="Times New Roman" w:cs="Times New Roman"/>
+                                <w:bCs/>
+                                <w:noProof/>
+                                <w:sz w:val="20"/>
+                                <w:szCs w:val="20"/>
+                              </w:rPr>
+                              <w:t>1</w:t>
+                            </w:r>
+                            <w:r>
+                              <w:rPr>
+                                <w:rFonts w:ascii="Times New Roman" w:hAnsi="Times New Roman" w:cs="Times New Roman"/>
+                                <w:bCs/>
+                                <w:noProof/>
+                                <w:sz w:val="20"/>
+                                <w:szCs w:val="20"/>
+                              </w:rPr>
+                              <w:fldChar w:fldCharType="end"/>
+                            </w:r>
+                            <w:r>
+                              <w:rPr>
+                                <w:rFonts w:ascii="Times New Roman" w:hAnsi="Times New Roman" w:cs="Times New Roman"/>
+                                <w:sz w:val="20"/>
+                                <w:szCs w:val="20"/>
+                              </w:rPr>
+                              <w:t>. ábra – Backend API végpont</w:t>
+                            </w:r>
+                          </w:p>
+                        </w:txbxContent>
+                      </wps:txbx>
+                      <wps:bodyPr rot="0" spcFirstLastPara="0" vertOverflow="overflow" horzOverflow="overflow" vert="horz" wrap="square" lIns="0" tIns="0" rIns="0" bIns="0" numCol="1" spcCol="0" rtlCol="0" fromWordArt="0" anchor="t" anchorCtr="0" forceAA="0" compatLnSpc="1">
+                        <a:prstTxWarp prst="textNoShape">
+                          <a:avLst/>
+                        </a:prstTxWarp>
+                        <a:noAutofit/>
+                      </wps:bodyPr>
+                    </wps:wsp>
+                  </a:graphicData>
+                </a:graphic>
+                <wp14:sizeRelH relativeFrom="margin">
+                  <wp14:pctWidth>0</wp14:pctWidth>
+                </wp14:sizeRelH>
+                <wp14:sizeRelV relativeFrom="margin">
+                  <wp14:pctHeight>0</wp14:pctHeight>
+                </wp14:sizeRelV>
+              </wp:anchor>
+            </w:drawing>
+          </mc:Choice>
+          <mc:Fallback>
+            <w:pict>
+              <v:shapetype w14:anchorId="5A81EB18" id="_x0000_t202" coordsize="21600,21600" o:spt="202" path="m,l,21600r21600,l21600,xe">
+                <v:stroke joinstyle="miter"/>
+                <v:path gradientshapeok="t" o:connecttype="rect"/>
+              </v:shapetype>
+              <v:shape id="Szövegdoboz 1" o:spid="_x0000_s1026" type="#_x0000_t202" style="position:absolute;left:0;text-align:left;margin-left:172.3pt;margin-top:6.65pt;width:223.5pt;height:17.5pt;z-index:-251644928;visibility:visible;mso-wrap-style:square;mso-width-percent:0;mso-height-percent:0;mso-wrap-distance-left:9pt;mso-wrap-distance-top:0;mso-wrap-distance-right:9pt;mso-wrap-distance-bottom:0;mso-position-horizontal:right;mso-position-horizontal-relative:margin;mso-position-vertical:absolute;mso-position-vertical-relative:text;mso-width-percent:0;mso-height-percent:0;mso-width-relative:margin;mso-height-relative:margin;v-text-anchor:top" o:gfxdata="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" stroked="f">
+                <v:textbox inset="0,0,0,0">
+                  <w:txbxContent>
+                    <w:p>
+                      <w:pPr>
+                        <w:pStyle w:val="Kpalrs"/>
+                        <w:jc w:val="center"/>
+                        <w:rPr>
+                          <w:rFonts w:ascii="Times New Roman" w:hAnsi="Times New Roman" w:cs="Times New Roman"/>
+                          <w:bCs/>
+                          <w:noProof/>
+                          <w:sz w:val="20"/>
+                          <w:szCs w:val="20"/>
+                        </w:rPr>
+                      </w:pPr>
+                      <w:r>
+                        <w:rPr>
+                          <w:rFonts w:ascii="Times New Roman" w:hAnsi="Times New Roman" w:cs="Times New Roman"/>
+                          <w:bCs/>
+                          <w:noProof/>
+                          <w:sz w:val="20"/>
+                          <w:szCs w:val="20"/>
+                        </w:rPr>
+                        <w:fldChar w:fldCharType="begin"/>
+                      </w:r>
+                      <w:r>
+                        <w:rPr>
+                          <w:rFonts w:ascii="Times New Roman" w:hAnsi="Times New Roman" w:cs="Times New Roman"/>
+                          <w:bCs/>
+                          <w:noProof/>
+                          <w:sz w:val="20"/>
+                          <w:szCs w:val="20"/>
+                        </w:rPr>
+                        <w:instrText xml:space="preserve"> SEQ ábra \* ARABIC </w:instrText>
+                      </w:r>
+                      <w:r>
+                        <w:rPr>
+                          <w:rFonts w:ascii="Times New Roman" w:hAnsi="Times New Roman" w:cs="Times New Roman"/>
+                          <w:bCs/>
+                          <w:noProof/>
+                          <w:sz w:val="20"/>
+                          <w:szCs w:val="20"/>
+                        </w:rPr>
+                        <w:fldChar w:fldCharType="separate"/>
+                      </w:r>
+                      <w:r>
+                        <w:rPr>
+                          <w:rFonts w:ascii="Times New Roman" w:hAnsi="Times New Roman" w:cs="Times New Roman"/>
+                          <w:bCs/>
+                          <w:noProof/>
+                          <w:sz w:val="20"/>
+                          <w:szCs w:val="20"/>
+                        </w:rPr>
+                        <w:t>1</w:t>
+                      </w:r>
+                      <w:r>
+                        <w:rPr>
+                          <w:rFonts w:ascii="Times New Roman" w:hAnsi="Times New Roman" w:cs="Times New Roman"/>
+                          <w:bCs/>
+                          <w:noProof/>
+                          <w:sz w:val="20"/>
+                          <w:szCs w:val="20"/>
+                        </w:rPr>
+                        <w:fldChar w:fldCharType="end"/>
+                      </w:r>
+                      <w:r>
+                        <w:rPr>
+                          <w:rFonts w:ascii="Times New Roman" w:hAnsi="Times New Roman" w:cs="Times New Roman"/>
+                          <w:sz w:val="20"/>
+                          <w:szCs w:val="20"/>
+                        </w:rPr>
+                        <w:t xml:space="preserve">. ábra </w:t>
+                      </w:r>
+                      <w:r>
+                        <w:rPr>
+                          <w:rFonts w:ascii="Times New Roman" w:hAnsi="Times New Roman" w:cs="Times New Roman"/>
+                          <w:sz w:val="20"/>
+                          <w:szCs w:val="20"/>
+                        </w:rPr>
+                        <w:t>–</w:t>
+                      </w:r>
+                      <w:r>
+                        <w:rPr>
+                          <w:rFonts w:ascii="Times New Roman" w:hAnsi="Times New Roman" w:cs="Times New Roman"/>
+                          <w:sz w:val="20"/>
+                          <w:szCs w:val="20"/>
+                        </w:rPr>
+                        <w:t xml:space="preserve"> </w:t>
+                      </w:r>
+                      <w:r>
+                        <w:rPr>
+                          <w:rFonts w:ascii="Times New Roman" w:hAnsi="Times New Roman" w:cs="Times New Roman"/>
+                          <w:sz w:val="20"/>
+                          <w:szCs w:val="20"/>
+                        </w:rPr>
+                        <w:t>Backend API végpont</w:t>
+                      </w:r>
+                    </w:p>
+                  </w:txbxContent>
+                </v:textbox>
+                <w10:wrap type="through" anchorx="margin"/>
+              </v:shape>
+            </w:pict>
+          </mc:Fallback>
+        </mc:AlternateContent>
+      </w:r>
+      <w:r>
+        <w:rPr>
           <w:rFonts w:ascii="Times New Roman" w:hAnsi="Times New Roman" w:cs="Times New Roman"/>
           <w:sz w:val="24"/>
           <w:szCs w:val="24"/>
@@ -5072,6 +4772,7 @@
           <w:szCs w:val="24"/>
           <w:lang w:val="hu-HU"/>
         </w:rPr>
+        <w:lastRenderedPageBreak/>
         <w:t>A backend egy ASP.NET Core Web API alapú szerveralkalmazás, amely a frontend által küldött HTTP kéréseket dolgozza fel. A backend felelős az autentikációért, a felhasználók kezeléséért, valamint az adatbázis műveletek végrehajtásáért.</w:t>
       </w:r>
     </w:p>
@@ -5114,7 +4815,6 @@
           <w:szCs w:val="24"/>
           <w:lang w:val="hu-HU"/>
         </w:rPr>
-        <w:lastRenderedPageBreak/>
         <w:t>Az adatbázis relációs modellben tárolja a felhasználók adatait, a játékokat és a pontszámokat. Az adatbázis biztosítja, hogy a játékok eredményei tartósan megmaradjanak, valamint lehetővé teszi a ranglisták generálását.</w:t>
       </w:r>
     </w:p>
@@ -5263,6 +4963,270 @@
       </w:pPr>
       <w:r>
         <w:rPr>
+          <w:noProof/>
+        </w:rPr>
+        <mc:AlternateContent>
+          <mc:Choice Requires="wps">
+            <w:drawing>
+              <wp:anchor distT="0" distB="0" distL="114300" distR="114300" simplePos="0" relativeHeight="251673600" behindDoc="1" locked="0" layoutInCell="1" allowOverlap="1" wp14:anchorId="022471AB" wp14:editId="60064FC7">
+                <wp:simplePos x="0" y="0"/>
+                <wp:positionH relativeFrom="margin">
+                  <wp:align>right</wp:align>
+                </wp:positionH>
+                <wp:positionV relativeFrom="paragraph">
+                  <wp:posOffset>845185</wp:posOffset>
+                </wp:positionV>
+                <wp:extent cx="2374900" cy="273050"/>
+                <wp:effectExtent l="0" t="0" r="6350" b="0"/>
+                <wp:wrapThrough wrapText="bothSides">
+                  <wp:wrapPolygon edited="0">
+                    <wp:start x="0" y="0"/>
+                    <wp:lineTo x="0" y="19591"/>
+                    <wp:lineTo x="21484" y="19591"/>
+                    <wp:lineTo x="21484" y="0"/>
+                    <wp:lineTo x="0" y="0"/>
+                  </wp:wrapPolygon>
+                </wp:wrapThrough>
+                <wp:docPr id="627716649" name="Szövegdoboz 1"/>
+                <wp:cNvGraphicFramePr/>
+                <a:graphic xmlns:a="http://schemas.openxmlformats.org/drawingml/2006/main">
+                  <a:graphicData uri="http://schemas.microsoft.com/office/word/2010/wordprocessingShape">
+                    <wps:wsp>
+                      <wps:cNvSpPr txBox="1"/>
+                      <wps:spPr>
+                        <a:xfrm>
+                          <a:off x="0" y="0"/>
+                          <a:ext cx="2374900" cy="273050"/>
+                        </a:xfrm>
+                        <a:prstGeom prst="rect">
+                          <a:avLst/>
+                        </a:prstGeom>
+                        <a:solidFill>
+                          <a:prstClr val="white"/>
+                        </a:solidFill>
+                        <a:ln>
+                          <a:noFill/>
+                        </a:ln>
+                      </wps:spPr>
+                      <wps:txbx>
+                        <w:txbxContent>
+                          <w:p>
+                            <w:pPr>
+                              <w:pStyle w:val="Kpalrs"/>
+                              <w:jc w:val="center"/>
+                              <w:rPr>
+                                <w:rFonts w:ascii="Times New Roman" w:hAnsi="Times New Roman" w:cs="Times New Roman"/>
+                                <w:bCs/>
+                                <w:noProof/>
+                                <w:sz w:val="20"/>
+                                <w:szCs w:val="20"/>
+                              </w:rPr>
+                            </w:pPr>
+                            <w:r>
+                              <w:rPr>
+                                <w:rFonts w:ascii="Times New Roman" w:hAnsi="Times New Roman" w:cs="Times New Roman"/>
+                                <w:bCs/>
+                                <w:noProof/>
+                                <w:sz w:val="20"/>
+                                <w:szCs w:val="20"/>
+                              </w:rPr>
+                              <w:t>2</w:t>
+                            </w:r>
+                            <w:r>
+                              <w:rPr>
+                                <w:rFonts w:ascii="Times New Roman" w:hAnsi="Times New Roman" w:cs="Times New Roman"/>
+                                <w:sz w:val="20"/>
+                                <w:szCs w:val="20"/>
+                              </w:rPr>
+                              <w:t xml:space="preserve">. ábra – </w:t>
+                            </w:r>
+                            <w:r>
+                              <w:rPr>
+                                <w:rFonts w:ascii="Times New Roman" w:hAnsi="Times New Roman" w:cs="Times New Roman"/>
+                                <w:sz w:val="20"/>
+                                <w:szCs w:val="20"/>
+                              </w:rPr>
+                              <w:t>Az adatbázis</w:t>
+                            </w:r>
+                            <w:r>
+                              <w:rPr>
+                                <w:rFonts w:ascii="Times New Roman" w:hAnsi="Times New Roman" w:cs="Times New Roman"/>
+                                <w:sz w:val="20"/>
+                                <w:szCs w:val="20"/>
+                              </w:rPr>
+                              <w:t xml:space="preserve"> </w:t>
+                            </w:r>
+                            <w:r>
+                              <w:rPr>
+                                <w:rFonts w:ascii="Times New Roman" w:hAnsi="Times New Roman" w:cs="Times New Roman"/>
+                                <w:sz w:val="20"/>
+                                <w:szCs w:val="20"/>
+                              </w:rPr>
+                              <w:t>felépítése</w:t>
+                            </w:r>
+                          </w:p>
+                        </w:txbxContent>
+                      </wps:txbx>
+                      <wps:bodyPr rot="0" spcFirstLastPara="0" vertOverflow="overflow" horzOverflow="overflow" vert="horz" wrap="square" lIns="0" tIns="0" rIns="0" bIns="0" numCol="1" spcCol="0" rtlCol="0" fromWordArt="0" anchor="t" anchorCtr="0" forceAA="0" compatLnSpc="1">
+                        <a:prstTxWarp prst="textNoShape">
+                          <a:avLst/>
+                        </a:prstTxWarp>
+                        <a:noAutofit/>
+                      </wps:bodyPr>
+                    </wps:wsp>
+                  </a:graphicData>
+                </a:graphic>
+                <wp14:sizeRelH relativeFrom="margin">
+                  <wp14:pctWidth>0</wp14:pctWidth>
+                </wp14:sizeRelH>
+                <wp14:sizeRelV relativeFrom="margin">
+                  <wp14:pctHeight>0</wp14:pctHeight>
+                </wp14:sizeRelV>
+              </wp:anchor>
+            </w:drawing>
+          </mc:Choice>
+          <mc:Fallback>
+            <w:pict>
+              <v:shape w14:anchorId="022471AB" id="_x0000_s1027" type="#_x0000_t202" style="position:absolute;left:0;text-align:left;margin-left:135.8pt;margin-top:66.55pt;width:187pt;height:21.5pt;z-index:-251642880;visibility:visible;mso-wrap-style:square;mso-width-percent:0;mso-height-percent:0;mso-wrap-distance-left:9pt;mso-wrap-distance-top:0;mso-wrap-distance-right:9pt;mso-wrap-distance-bottom:0;mso-position-horizontal:right;mso-position-horizontal-relative:margin;mso-position-vertical:absolute;mso-position-vertical-relative:text;mso-width-percent:0;mso-height-percent:0;mso-width-relative:margin;mso-height-relative:margin;v-text-anchor:top" o:gfxdata="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" stroked="f">
+                <v:textbox inset="0,0,0,0">
+                  <w:txbxContent>
+                    <w:p>
+                      <w:pPr>
+                        <w:pStyle w:val="Kpalrs"/>
+                        <w:jc w:val="center"/>
+                        <w:rPr>
+                          <w:rFonts w:ascii="Times New Roman" w:hAnsi="Times New Roman" w:cs="Times New Roman"/>
+                          <w:bCs/>
+                          <w:noProof/>
+                          <w:sz w:val="20"/>
+                          <w:szCs w:val="20"/>
+                        </w:rPr>
+                      </w:pPr>
+                      <w:r>
+                        <w:rPr>
+                          <w:rFonts w:ascii="Times New Roman" w:hAnsi="Times New Roman" w:cs="Times New Roman"/>
+                          <w:bCs/>
+                          <w:noProof/>
+                          <w:sz w:val="20"/>
+                          <w:szCs w:val="20"/>
+                        </w:rPr>
+                        <w:t>2</w:t>
+                      </w:r>
+                      <w:r>
+                        <w:rPr>
+                          <w:rFonts w:ascii="Times New Roman" w:hAnsi="Times New Roman" w:cs="Times New Roman"/>
+                          <w:sz w:val="20"/>
+                          <w:szCs w:val="20"/>
+                        </w:rPr>
+                        <w:t xml:space="preserve">. ábra – </w:t>
+                      </w:r>
+                      <w:r>
+                        <w:rPr>
+                          <w:rFonts w:ascii="Times New Roman" w:hAnsi="Times New Roman" w:cs="Times New Roman"/>
+                          <w:sz w:val="20"/>
+                          <w:szCs w:val="20"/>
+                        </w:rPr>
+                        <w:t>Az adatbázis</w:t>
+                      </w:r>
+                      <w:r>
+                        <w:rPr>
+                          <w:rFonts w:ascii="Times New Roman" w:hAnsi="Times New Roman" w:cs="Times New Roman"/>
+                          <w:sz w:val="20"/>
+                          <w:szCs w:val="20"/>
+                        </w:rPr>
+                        <w:t xml:space="preserve"> </w:t>
+                      </w:r>
+                      <w:r>
+                        <w:rPr>
+                          <w:rFonts w:ascii="Times New Roman" w:hAnsi="Times New Roman" w:cs="Times New Roman"/>
+                          <w:sz w:val="20"/>
+                          <w:szCs w:val="20"/>
+                        </w:rPr>
+                        <w:t>felépítése</w:t>
+                      </w:r>
+                    </w:p>
+                  </w:txbxContent>
+                </v:textbox>
+                <w10:wrap type="through" anchorx="margin"/>
+              </v:shape>
+            </w:pict>
+          </mc:Fallback>
+        </mc:AlternateContent>
+      </w:r>
+      <w:r>
+        <w:rPr>
+          <w:rFonts w:ascii="Times New Roman" w:hAnsi="Times New Roman" w:cs="Times New Roman"/>
+          <w:noProof/>
+          <w:sz w:val="24"/>
+          <w:szCs w:val="24"/>
+          <w:lang w:val="hu-HU"/>
+        </w:rPr>
+        <w:drawing>
+          <wp:anchor distT="0" distB="0" distL="114300" distR="114300" simplePos="0" relativeHeight="251664384" behindDoc="1" locked="0" layoutInCell="1" allowOverlap="1" wp14:anchorId="608164C4" wp14:editId="77DD2B9C">
+            <wp:simplePos x="0" y="0"/>
+            <wp:positionH relativeFrom="margin">
+              <wp:posOffset>3284855</wp:posOffset>
+            </wp:positionH>
+            <wp:positionV relativeFrom="paragraph">
+              <wp:posOffset>146685</wp:posOffset>
+            </wp:positionV>
+            <wp:extent cx="2474595" cy="641350"/>
+            <wp:effectExtent l="0" t="0" r="1905" b="6350"/>
+            <wp:wrapTight wrapText="bothSides">
+              <wp:wrapPolygon edited="0">
+                <wp:start x="0" y="0"/>
+                <wp:lineTo x="0" y="21172"/>
+                <wp:lineTo x="21450" y="21172"/>
+                <wp:lineTo x="21450" y="0"/>
+                <wp:lineTo x="0" y="0"/>
+              </wp:wrapPolygon>
+            </wp:wrapTight>
+            <wp:docPr id="2145141560" name="Kép 2"/>
+            <wp:cNvGraphicFramePr>
+              <a:graphicFrameLocks xmlns:a="http://schemas.openxmlformats.org/drawingml/2006/main" noChangeAspect="1"/>
+            </wp:cNvGraphicFramePr>
+            <a:graphic xmlns:a="http://schemas.openxmlformats.org/drawingml/2006/main">
+              <a:graphicData uri="http://schemas.openxmlformats.org/drawingml/2006/picture">
+                <pic:pic xmlns:pic="http://schemas.openxmlformats.org/drawingml/2006/picture">
+                  <pic:nvPicPr>
+                    <pic:cNvPr id="2145141560" name="Kép 2145141560"/>
+                    <pic:cNvPicPr/>
+                  </pic:nvPicPr>
+                  <pic:blipFill>
+                    <a:blip r:embed="rId17" cstate="print">
+                      <a:extLst>
+                        <a:ext uri="{28A0092B-C50C-407E-A947-70E740481C1C}">
+                          <a14:useLocalDpi xmlns:a14="http://schemas.microsoft.com/office/drawing/2010/main" val="0"/>
+                        </a:ext>
+                      </a:extLst>
+                    </a:blip>
+                    <a:stretch>
+                      <a:fillRect/>
+                    </a:stretch>
+                  </pic:blipFill>
+                  <pic:spPr>
+                    <a:xfrm>
+                      <a:off x="0" y="0"/>
+                      <a:ext cx="2474595" cy="641350"/>
+                    </a:xfrm>
+                    <a:prstGeom prst="rect">
+                      <a:avLst/>
+                    </a:prstGeom>
+                  </pic:spPr>
+                </pic:pic>
+              </a:graphicData>
+            </a:graphic>
+            <wp14:sizeRelH relativeFrom="page">
+              <wp14:pctWidth>0</wp14:pctWidth>
+            </wp14:sizeRelH>
+            <wp14:sizeRelV relativeFrom="page">
+              <wp14:pctHeight>0</wp14:pctHeight>
+            </wp14:sizeRelV>
+          </wp:anchor>
+        </w:drawing>
+      </w:r>
+      <w:r>
+        <w:rPr>
           <w:rFonts w:ascii="Times New Roman" w:hAnsi="Times New Roman" w:cs="Times New Roman"/>
           <w:sz w:val="24"/>
           <w:szCs w:val="24"/>
@@ -5296,6 +5260,15 @@
           <w:lang w:val="hu-HU"/>
         </w:rPr>
         <w:t>”</w:t>
+      </w:r>
+      <w:r>
+        <w:rPr>
+          <w:rFonts w:ascii="Times New Roman" w:hAnsi="Times New Roman" w:cs="Times New Roman"/>
+          <w:sz w:val="24"/>
+          <w:szCs w:val="24"/>
+          <w:lang w:val="hu-HU"/>
+        </w:rPr>
+        <w:t xml:space="preserve"> (2.ábra)</w:t>
       </w:r>
       <w:r>
         <w:rPr>
@@ -5879,12 +5852,262 @@
       </w:pPr>
       <w:r>
         <w:rPr>
-          <w:rFonts w:ascii="Times New Roman" w:hAnsi="Times New Roman" w:cs="Times New Roman"/>
-          <w:sz w:val="24"/>
-          <w:szCs w:val="24"/>
-          <w:lang w:val="hu-HU"/>
-        </w:rPr>
-        <w:t>A backend egyik legfontosabb feladata a kliens kéréseinek feldolgozása. Ide tartozik például a felhasználók regisztrációja, a bejelentkezési folyamat kezelése, a játékok pontszámainak rögzítése, valamint a ranglisták lekérdezése. A rendszer REST alapú architektúrát követ, amelyben az egyes funkciók külön API végpontokon keresztül érhetők el.</w:t>
+          <w:noProof/>
+        </w:rPr>
+        <mc:AlternateContent>
+          <mc:Choice Requires="wps">
+            <w:drawing>
+              <wp:anchor distT="0" distB="0" distL="114300" distR="114300" simplePos="0" relativeHeight="251675648" behindDoc="1" locked="0" layoutInCell="1" allowOverlap="1" wp14:anchorId="77356B40" wp14:editId="77303D19">
+                <wp:simplePos x="0" y="0"/>
+                <wp:positionH relativeFrom="margin">
+                  <wp:posOffset>3088005</wp:posOffset>
+                </wp:positionH>
+                <wp:positionV relativeFrom="paragraph">
+                  <wp:posOffset>1683385</wp:posOffset>
+                </wp:positionV>
+                <wp:extent cx="2667000" cy="228600"/>
+                <wp:effectExtent l="0" t="0" r="0" b="0"/>
+                <wp:wrapThrough wrapText="bothSides">
+                  <wp:wrapPolygon edited="0">
+                    <wp:start x="0" y="0"/>
+                    <wp:lineTo x="0" y="19800"/>
+                    <wp:lineTo x="21446" y="19800"/>
+                    <wp:lineTo x="21446" y="0"/>
+                    <wp:lineTo x="0" y="0"/>
+                  </wp:wrapPolygon>
+                </wp:wrapThrough>
+                <wp:docPr id="1294334348" name="Szövegdoboz 1"/>
+                <wp:cNvGraphicFramePr/>
+                <a:graphic xmlns:a="http://schemas.openxmlformats.org/drawingml/2006/main">
+                  <a:graphicData uri="http://schemas.microsoft.com/office/word/2010/wordprocessingShape">
+                    <wps:wsp>
+                      <wps:cNvSpPr txBox="1"/>
+                      <wps:spPr>
+                        <a:xfrm>
+                          <a:off x="0" y="0"/>
+                          <a:ext cx="2667000" cy="228600"/>
+                        </a:xfrm>
+                        <a:prstGeom prst="rect">
+                          <a:avLst/>
+                        </a:prstGeom>
+                        <a:solidFill>
+                          <a:prstClr val="white"/>
+                        </a:solidFill>
+                        <a:ln>
+                          <a:noFill/>
+                        </a:ln>
+                      </wps:spPr>
+                      <wps:txbx>
+                        <w:txbxContent>
+                          <w:p>
+                            <w:pPr>
+                              <w:pStyle w:val="Kpalrs"/>
+                              <w:jc w:val="center"/>
+                              <w:rPr>
+                                <w:rFonts w:ascii="Times New Roman" w:hAnsi="Times New Roman" w:cs="Times New Roman"/>
+                                <w:bCs/>
+                                <w:noProof/>
+                                <w:sz w:val="20"/>
+                                <w:szCs w:val="20"/>
+                              </w:rPr>
+                            </w:pPr>
+                            <w:r>
+                              <w:rPr>
+                                <w:rFonts w:ascii="Times New Roman" w:hAnsi="Times New Roman" w:cs="Times New Roman"/>
+                                <w:bCs/>
+                                <w:noProof/>
+                                <w:sz w:val="20"/>
+                                <w:szCs w:val="20"/>
+                              </w:rPr>
+                              <w:t>3</w:t>
+                            </w:r>
+                            <w:r>
+                              <w:rPr>
+                                <w:rFonts w:ascii="Times New Roman" w:hAnsi="Times New Roman" w:cs="Times New Roman"/>
+                                <w:sz w:val="20"/>
+                                <w:szCs w:val="20"/>
+                              </w:rPr>
+                              <w:t xml:space="preserve">. ábra – </w:t>
+                            </w:r>
+                            <w:r>
+                              <w:rPr>
+                                <w:rFonts w:ascii="Times New Roman" w:hAnsi="Times New Roman" w:cs="Times New Roman"/>
+                                <w:sz w:val="20"/>
+                                <w:szCs w:val="20"/>
+                              </w:rPr>
+                              <w:t>.NET API swagger</w:t>
+                            </w:r>
+                          </w:p>
+                        </w:txbxContent>
+                      </wps:txbx>
+                      <wps:bodyPr rot="0" spcFirstLastPara="0" vertOverflow="overflow" horzOverflow="overflow" vert="horz" wrap="square" lIns="0" tIns="0" rIns="0" bIns="0" numCol="1" spcCol="0" rtlCol="0" fromWordArt="0" anchor="t" anchorCtr="0" forceAA="0" compatLnSpc="1">
+                        <a:prstTxWarp prst="textNoShape">
+                          <a:avLst/>
+                        </a:prstTxWarp>
+                        <a:noAutofit/>
+                      </wps:bodyPr>
+                    </wps:wsp>
+                  </a:graphicData>
+                </a:graphic>
+                <wp14:sizeRelH relativeFrom="margin">
+                  <wp14:pctWidth>0</wp14:pctWidth>
+                </wp14:sizeRelH>
+                <wp14:sizeRelV relativeFrom="margin">
+                  <wp14:pctHeight>0</wp14:pctHeight>
+                </wp14:sizeRelV>
+              </wp:anchor>
+            </w:drawing>
+          </mc:Choice>
+          <mc:Fallback>
+            <w:pict>
+              <v:shape w14:anchorId="77356B40" id="_x0000_s1028" type="#_x0000_t202" style="position:absolute;left:0;text-align:left;margin-left:243.15pt;margin-top:132.55pt;width:210pt;height:18pt;z-index:-251640832;visibility:visible;mso-wrap-style:square;mso-width-percent:0;mso-height-percent:0;mso-wrap-distance-left:9pt;mso-wrap-distance-top:0;mso-wrap-distance-right:9pt;mso-wrap-distance-bottom:0;mso-position-horizontal:absolute;mso-position-horizontal-relative:margin;mso-position-vertical:absolute;mso-position-vertical-relative:text;mso-width-percent:0;mso-height-percent:0;mso-width-relative:margin;mso-height-relative:margin;v-text-anchor:top" o:gfxdata="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" stroked="f">
+                <v:textbox inset="0,0,0,0">
+                  <w:txbxContent>
+                    <w:p>
+                      <w:pPr>
+                        <w:pStyle w:val="Kpalrs"/>
+                        <w:jc w:val="center"/>
+                        <w:rPr>
+                          <w:rFonts w:ascii="Times New Roman" w:hAnsi="Times New Roman" w:cs="Times New Roman"/>
+                          <w:bCs/>
+                          <w:noProof/>
+                          <w:sz w:val="20"/>
+                          <w:szCs w:val="20"/>
+                        </w:rPr>
+                      </w:pPr>
+                      <w:r>
+                        <w:rPr>
+                          <w:rFonts w:ascii="Times New Roman" w:hAnsi="Times New Roman" w:cs="Times New Roman"/>
+                          <w:bCs/>
+                          <w:noProof/>
+                          <w:sz w:val="20"/>
+                          <w:szCs w:val="20"/>
+                        </w:rPr>
+                        <w:t>3</w:t>
+                      </w:r>
+                      <w:r>
+                        <w:rPr>
+                          <w:rFonts w:ascii="Times New Roman" w:hAnsi="Times New Roman" w:cs="Times New Roman"/>
+                          <w:sz w:val="20"/>
+                          <w:szCs w:val="20"/>
+                        </w:rPr>
+                        <w:t xml:space="preserve">. ábra – </w:t>
+                      </w:r>
+                      <w:r>
+                        <w:rPr>
+                          <w:rFonts w:ascii="Times New Roman" w:hAnsi="Times New Roman" w:cs="Times New Roman"/>
+                          <w:sz w:val="20"/>
+                          <w:szCs w:val="20"/>
+                        </w:rPr>
+                        <w:t>.NET API swagger</w:t>
+                      </w:r>
+                    </w:p>
+                  </w:txbxContent>
+                </v:textbox>
+                <w10:wrap type="through" anchorx="margin"/>
+              </v:shape>
+            </w:pict>
+          </mc:Fallback>
+        </mc:AlternateContent>
+      </w:r>
+      <w:r>
+        <w:rPr>
+          <w:rFonts w:ascii="Times New Roman" w:hAnsi="Times New Roman" w:cs="Times New Roman"/>
+          <w:noProof/>
+          <w:sz w:val="24"/>
+          <w:szCs w:val="24"/>
+          <w:lang w:val="hu-HU"/>
+        </w:rPr>
+        <w:drawing>
+          <wp:anchor distT="0" distB="0" distL="114300" distR="114300" simplePos="0" relativeHeight="251665408" behindDoc="1" locked="0" layoutInCell="1" allowOverlap="1" wp14:anchorId="7E16E570" wp14:editId="2E8322DC">
+            <wp:simplePos x="0" y="0"/>
+            <wp:positionH relativeFrom="margin">
+              <wp:align>right</wp:align>
+            </wp:positionH>
+            <wp:positionV relativeFrom="paragraph">
+              <wp:posOffset>108585</wp:posOffset>
+            </wp:positionV>
+            <wp:extent cx="2674620" cy="1404620"/>
+            <wp:effectExtent l="0" t="0" r="0" b="5080"/>
+            <wp:wrapTight wrapText="bothSides">
+              <wp:wrapPolygon edited="0">
+                <wp:start x="0" y="0"/>
+                <wp:lineTo x="0" y="21385"/>
+                <wp:lineTo x="21385" y="21385"/>
+                <wp:lineTo x="21385" y="0"/>
+                <wp:lineTo x="0" y="0"/>
+              </wp:wrapPolygon>
+            </wp:wrapTight>
+            <wp:docPr id="321132260" name="Kép 3"/>
+            <wp:cNvGraphicFramePr>
+              <a:graphicFrameLocks xmlns:a="http://schemas.openxmlformats.org/drawingml/2006/main" noChangeAspect="1"/>
+            </wp:cNvGraphicFramePr>
+            <a:graphic xmlns:a="http://schemas.openxmlformats.org/drawingml/2006/main">
+              <a:graphicData uri="http://schemas.openxmlformats.org/drawingml/2006/picture">
+                <pic:pic xmlns:pic="http://schemas.openxmlformats.org/drawingml/2006/picture">
+                  <pic:nvPicPr>
+                    <pic:cNvPr id="321132260" name="Kép 321132260"/>
+                    <pic:cNvPicPr/>
+                  </pic:nvPicPr>
+                  <pic:blipFill>
+                    <a:blip r:embed="rId18" cstate="print">
+                      <a:extLst>
+                        <a:ext uri="{28A0092B-C50C-407E-A947-70E740481C1C}">
+                          <a14:useLocalDpi xmlns:a14="http://schemas.microsoft.com/office/drawing/2010/main" val="0"/>
+                        </a:ext>
+                      </a:extLst>
+                    </a:blip>
+                    <a:stretch>
+                      <a:fillRect/>
+                    </a:stretch>
+                  </pic:blipFill>
+                  <pic:spPr>
+                    <a:xfrm>
+                      <a:off x="0" y="0"/>
+                      <a:ext cx="2674620" cy="1404620"/>
+                    </a:xfrm>
+                    <a:prstGeom prst="rect">
+                      <a:avLst/>
+                    </a:prstGeom>
+                  </pic:spPr>
+                </pic:pic>
+              </a:graphicData>
+            </a:graphic>
+            <wp14:sizeRelH relativeFrom="page">
+              <wp14:pctWidth>0</wp14:pctWidth>
+            </wp14:sizeRelH>
+            <wp14:sizeRelV relativeFrom="page">
+              <wp14:pctHeight>0</wp14:pctHeight>
+            </wp14:sizeRelV>
+          </wp:anchor>
+        </w:drawing>
+      </w:r>
+      <w:r>
+        <w:rPr>
+          <w:rFonts w:ascii="Times New Roman" w:hAnsi="Times New Roman" w:cs="Times New Roman"/>
+          <w:sz w:val="24"/>
+          <w:szCs w:val="24"/>
+          <w:lang w:val="hu-HU"/>
+        </w:rPr>
+        <w:t>A backend egyik legfontosabb feladata a kliens kéréseinek feldolgozása</w:t>
+      </w:r>
+      <w:r>
+        <w:rPr>
+          <w:rFonts w:ascii="Times New Roman" w:hAnsi="Times New Roman" w:cs="Times New Roman"/>
+          <w:sz w:val="24"/>
+          <w:szCs w:val="24"/>
+          <w:lang w:val="hu-HU"/>
+        </w:rPr>
+        <w:t xml:space="preserve"> (3.ábra)</w:t>
+      </w:r>
+      <w:r>
+        <w:rPr>
+          <w:rFonts w:ascii="Times New Roman" w:hAnsi="Times New Roman" w:cs="Times New Roman"/>
+          <w:sz w:val="24"/>
+          <w:szCs w:val="24"/>
+          <w:lang w:val="hu-HU"/>
+        </w:rPr>
+        <w:t>. Ide tartozik például a felhasználók regisztrációja, a bejelentkezési folyamat kezelése, a játékok pontszámainak rögzítése, valamint a ranglisták lekérdezése. A rendszer REST alapú architektúrát követ, amelyben az egyes funkciók külön API végpontokon keresztül érhetők el.</w:t>
       </w:r>
     </w:p>
     <w:p>
@@ -6047,7 +6270,17 @@
           <w:szCs w:val="24"/>
           <w:lang w:val="hu-HU"/>
         </w:rPr>
-        <w:t>A Service réteg tartalmazza az alkalmazás üzleti logikáját. Ez a réteg végzi azokat a műveleteket, amelyek az alkalmazás működéséhez szükségesek, például a felhasználók hitelesítését vagy a pontszámok feldolgozását. A szolgáltatások használata segít abban, hogy a controller osztályok egyszerűbbek és áttekinthetőbbek maradjanak.</w:t>
+        <w:t xml:space="preserve">A Service réteg tartalmazza az alkalmazás üzleti logikáját. Ez a réteg végzi azokat a műveleteket, amelyek az alkalmazás működéséhez szükségesek, például a felhasználók </w:t>
+      </w:r>
+      <w:r>
+        <w:rPr>
+          <w:rFonts w:ascii="Times New Roman" w:hAnsi="Times New Roman" w:cs="Times New Roman"/>
+          <w:sz w:val="24"/>
+          <w:szCs w:val="24"/>
+          <w:lang w:val="hu-HU"/>
+        </w:rPr>
+        <w:lastRenderedPageBreak/>
+        <w:t>hitelesítését vagy a pontszámok feldolgozását. A szolgáltatások használata segít abban, hogy a controller osztályok egyszerűbbek és áttekinthetőbbek maradjanak.</w:t>
       </w:r>
     </w:p>
     <w:p>
@@ -6089,7 +6322,6 @@
           <w:szCs w:val="24"/>
           <w:lang w:val="hu-HU"/>
         </w:rPr>
-        <w:lastRenderedPageBreak/>
         <w:t>Az adatbázissal való kommunikációt az Entity Framework Core ORM réteg biztosítja. Ez az eszköz lehetővé teszi, hogy az adatbázis műveletek objektumorientált módon történjenek, így a fejlesztőknek nem szükséges minden lekérdezést manuálisan SQL-ben megírni.</w:t>
       </w:r>
     </w:p>
@@ -6192,11 +6424,101 @@
       <w:r>
         <w:rPr>
           <w:rFonts w:ascii="Times New Roman" w:hAnsi="Times New Roman" w:cs="Times New Roman"/>
-          <w:sz w:val="24"/>
-          <w:szCs w:val="24"/>
-          <w:lang w:val="hu-HU"/>
-        </w:rPr>
-        <w:t>A pontszámok az adatbázis user_high_scores táblájában kerülnek tárolásra. Ez a tábla minden felhasználóhoz és minden játékhoz egy rekordot tartalmaz. A rekord a felhasználó által elért legmagasabb pontszámot rögzíti.</w:t>
+          <w:noProof/>
+          <w:sz w:val="24"/>
+          <w:szCs w:val="24"/>
+          <w:lang w:val="hu-HU"/>
+        </w:rPr>
+        <w:drawing>
+          <wp:anchor distT="0" distB="0" distL="114300" distR="114300" simplePos="0" relativeHeight="251666432" behindDoc="1" locked="0" layoutInCell="1" allowOverlap="1" wp14:anchorId="68DFF036" wp14:editId="2A08840D">
+            <wp:simplePos x="0" y="0"/>
+            <wp:positionH relativeFrom="margin">
+              <wp:align>right</wp:align>
+            </wp:positionH>
+            <wp:positionV relativeFrom="paragraph">
+              <wp:posOffset>52705</wp:posOffset>
+            </wp:positionV>
+            <wp:extent cx="2706370" cy="1431290"/>
+            <wp:effectExtent l="0" t="0" r="0" b="0"/>
+            <wp:wrapTight wrapText="bothSides">
+              <wp:wrapPolygon edited="0">
+                <wp:start x="0" y="0"/>
+                <wp:lineTo x="0" y="21274"/>
+                <wp:lineTo x="21438" y="21274"/>
+                <wp:lineTo x="21438" y="0"/>
+                <wp:lineTo x="0" y="0"/>
+              </wp:wrapPolygon>
+            </wp:wrapTight>
+            <wp:docPr id="956376397" name="Kép 4"/>
+            <wp:cNvGraphicFramePr>
+              <a:graphicFrameLocks xmlns:a="http://schemas.openxmlformats.org/drawingml/2006/main" noChangeAspect="1"/>
+            </wp:cNvGraphicFramePr>
+            <a:graphic xmlns:a="http://schemas.openxmlformats.org/drawingml/2006/main">
+              <a:graphicData uri="http://schemas.openxmlformats.org/drawingml/2006/picture">
+                <pic:pic xmlns:pic="http://schemas.openxmlformats.org/drawingml/2006/picture">
+                  <pic:nvPicPr>
+                    <pic:cNvPr id="956376397" name="Kép 956376397"/>
+                    <pic:cNvPicPr/>
+                  </pic:nvPicPr>
+                  <pic:blipFill>
+                    <a:blip r:embed="rId19" cstate="print">
+                      <a:extLst>
+                        <a:ext uri="{28A0092B-C50C-407E-A947-70E740481C1C}">
+                          <a14:useLocalDpi xmlns:a14="http://schemas.microsoft.com/office/drawing/2010/main" val="0"/>
+                        </a:ext>
+                      </a:extLst>
+                    </a:blip>
+                    <a:stretch>
+                      <a:fillRect/>
+                    </a:stretch>
+                  </pic:blipFill>
+                  <pic:spPr>
+                    <a:xfrm>
+                      <a:off x="0" y="0"/>
+                      <a:ext cx="2706370" cy="1431290"/>
+                    </a:xfrm>
+                    <a:prstGeom prst="rect">
+                      <a:avLst/>
+                    </a:prstGeom>
+                  </pic:spPr>
+                </pic:pic>
+              </a:graphicData>
+            </a:graphic>
+            <wp14:sizeRelH relativeFrom="page">
+              <wp14:pctWidth>0</wp14:pctWidth>
+            </wp14:sizeRelH>
+            <wp14:sizeRelV relativeFrom="page">
+              <wp14:pctHeight>0</wp14:pctHeight>
+            </wp14:sizeRelV>
+          </wp:anchor>
+        </w:drawing>
+      </w:r>
+      <w:r>
+        <w:rPr>
+          <w:rFonts w:ascii="Times New Roman" w:hAnsi="Times New Roman" w:cs="Times New Roman"/>
+          <w:sz w:val="24"/>
+          <w:szCs w:val="24"/>
+          <w:lang w:val="hu-HU"/>
+        </w:rPr>
+        <w:t>A pontszámok az adatbázis user_high_scores táblájában kerülnek tárolásra</w:t>
+      </w:r>
+      <w:r>
+        <w:rPr>
+          <w:rFonts w:ascii="Times New Roman" w:hAnsi="Times New Roman" w:cs="Times New Roman"/>
+          <w:sz w:val="24"/>
+          <w:szCs w:val="24"/>
+          <w:lang w:val="hu-HU"/>
+        </w:rPr>
+        <w:t xml:space="preserve"> (4.ábra)</w:t>
+      </w:r>
+      <w:r>
+        <w:rPr>
+          <w:rFonts w:ascii="Times New Roman" w:hAnsi="Times New Roman" w:cs="Times New Roman"/>
+          <w:sz w:val="24"/>
+          <w:szCs w:val="24"/>
+          <w:lang w:val="hu-HU"/>
+        </w:rPr>
+        <w:t>. Ez a tábla minden felhasználóhoz és minden játékhoz egy rekordot tartalmaz. A rekord a felhasználó által elért legmagasabb pontszámot rögzíti.</w:t>
       </w:r>
     </w:p>
     <w:p>
@@ -6212,6 +6534,214 @@
       </w:pPr>
       <w:r>
         <w:rPr>
+          <w:noProof/>
+        </w:rPr>
+        <mc:AlternateContent>
+          <mc:Choice Requires="wps">
+            <w:drawing>
+              <wp:anchor distT="0" distB="0" distL="114300" distR="114300" simplePos="0" relativeHeight="251677696" behindDoc="1" locked="0" layoutInCell="1" allowOverlap="1" wp14:anchorId="5391D3DF" wp14:editId="37E1835E">
+                <wp:simplePos x="0" y="0"/>
+                <wp:positionH relativeFrom="margin">
+                  <wp:align>right</wp:align>
+                </wp:positionH>
+                <wp:positionV relativeFrom="paragraph">
+                  <wp:posOffset>126365</wp:posOffset>
+                </wp:positionV>
+                <wp:extent cx="2667000" cy="228600"/>
+                <wp:effectExtent l="0" t="0" r="0" b="0"/>
+                <wp:wrapThrough wrapText="bothSides">
+                  <wp:wrapPolygon edited="0">
+                    <wp:start x="0" y="0"/>
+                    <wp:lineTo x="0" y="19800"/>
+                    <wp:lineTo x="21446" y="19800"/>
+                    <wp:lineTo x="21446" y="0"/>
+                    <wp:lineTo x="0" y="0"/>
+                  </wp:wrapPolygon>
+                </wp:wrapThrough>
+                <wp:docPr id="629708584" name="Szövegdoboz 1"/>
+                <wp:cNvGraphicFramePr/>
+                <a:graphic xmlns:a="http://schemas.openxmlformats.org/drawingml/2006/main">
+                  <a:graphicData uri="http://schemas.microsoft.com/office/word/2010/wordprocessingShape">
+                    <wps:wsp>
+                      <wps:cNvSpPr txBox="1"/>
+                      <wps:spPr>
+                        <a:xfrm>
+                          <a:off x="0" y="0"/>
+                          <a:ext cx="2667000" cy="228600"/>
+                        </a:xfrm>
+                        <a:prstGeom prst="rect">
+                          <a:avLst/>
+                        </a:prstGeom>
+                        <a:solidFill>
+                          <a:prstClr val="white"/>
+                        </a:solidFill>
+                        <a:ln>
+                          <a:noFill/>
+                        </a:ln>
+                      </wps:spPr>
+                      <wps:txbx>
+                        <w:txbxContent>
+                          <w:p>
+                            <w:pPr>
+                              <w:pStyle w:val="Kpalrs"/>
+                              <w:jc w:val="center"/>
+                              <w:rPr>
+                                <w:rFonts w:ascii="Times New Roman" w:hAnsi="Times New Roman" w:cs="Times New Roman"/>
+                                <w:bCs/>
+                                <w:noProof/>
+                                <w:sz w:val="20"/>
+                                <w:szCs w:val="20"/>
+                              </w:rPr>
+                            </w:pPr>
+                            <w:r>
+                              <w:rPr>
+                                <w:rFonts w:ascii="Times New Roman" w:hAnsi="Times New Roman" w:cs="Times New Roman"/>
+                                <w:bCs/>
+                                <w:noProof/>
+                                <w:sz w:val="20"/>
+                                <w:szCs w:val="20"/>
+                              </w:rPr>
+                              <w:t>4</w:t>
+                            </w:r>
+                            <w:r>
+                              <w:rPr>
+                                <w:rFonts w:ascii="Times New Roman" w:hAnsi="Times New Roman" w:cs="Times New Roman"/>
+                                <w:sz w:val="20"/>
+                                <w:szCs w:val="20"/>
+                              </w:rPr>
+                              <w:t xml:space="preserve">. ábra – </w:t>
+                            </w:r>
+                            <w:r>
+                              <w:rPr>
+                                <w:rFonts w:ascii="Times New Roman" w:hAnsi="Times New Roman" w:cs="Times New Roman"/>
+                                <w:sz w:val="20"/>
+                                <w:szCs w:val="20"/>
+                              </w:rPr>
+                              <w:t xml:space="preserve">.NET API </w:t>
+                            </w:r>
+                            <w:r>
+                              <w:rPr>
+                                <w:rFonts w:ascii="Times New Roman" w:hAnsi="Times New Roman" w:cs="Times New Roman"/>
+                                <w:sz w:val="20"/>
+                                <w:szCs w:val="20"/>
+                              </w:rPr>
+                              <w:t>“me/score”</w:t>
+                            </w:r>
+                            <w:r>
+                              <w:rPr>
+                                <w:rFonts w:ascii="Times New Roman" w:hAnsi="Times New Roman" w:cs="Times New Roman"/>
+                                <w:sz w:val="20"/>
+                                <w:szCs w:val="20"/>
+                              </w:rPr>
+                              <w:t xml:space="preserve"> post </w:t>
+                            </w:r>
+                            <w:r>
+                              <w:rPr>
+                                <w:rFonts w:ascii="Times New Roman" w:hAnsi="Times New Roman" w:cs="Times New Roman"/>
+                                <w:sz w:val="20"/>
+                                <w:szCs w:val="20"/>
+                              </w:rPr>
+                              <w:t>végpont</w:t>
+                            </w:r>
+                          </w:p>
+                        </w:txbxContent>
+                      </wps:txbx>
+                      <wps:bodyPr rot="0" spcFirstLastPara="0" vertOverflow="overflow" horzOverflow="overflow" vert="horz" wrap="square" lIns="0" tIns="0" rIns="0" bIns="0" numCol="1" spcCol="0" rtlCol="0" fromWordArt="0" anchor="t" anchorCtr="0" forceAA="0" compatLnSpc="1">
+                        <a:prstTxWarp prst="textNoShape">
+                          <a:avLst/>
+                        </a:prstTxWarp>
+                        <a:noAutofit/>
+                      </wps:bodyPr>
+                    </wps:wsp>
+                  </a:graphicData>
+                </a:graphic>
+                <wp14:sizeRelH relativeFrom="margin">
+                  <wp14:pctWidth>0</wp14:pctWidth>
+                </wp14:sizeRelH>
+                <wp14:sizeRelV relativeFrom="margin">
+                  <wp14:pctHeight>0</wp14:pctHeight>
+                </wp14:sizeRelV>
+              </wp:anchor>
+            </w:drawing>
+          </mc:Choice>
+          <mc:Fallback>
+            <w:pict>
+              <v:shape w14:anchorId="5391D3DF" id="_x0000_s1029" type="#_x0000_t202" style="position:absolute;left:0;text-align:left;margin-left:158.8pt;margin-top:9.95pt;width:210pt;height:18pt;z-index:-251638784;visibility:visible;mso-wrap-style:square;mso-width-percent:0;mso-height-percent:0;mso-wrap-distance-left:9pt;mso-wrap-distance-top:0;mso-wrap-distance-right:9pt;mso-wrap-distance-bottom:0;mso-position-horizontal:right;mso-position-horizontal-relative:margin;mso-position-vertical:absolute;mso-position-vertical-relative:text;mso-width-percent:0;mso-height-percent:0;mso-width-relative:margin;mso-height-relative:margin;v-text-anchor:top" o:gfxdata="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" stroked="f">
+                <v:textbox inset="0,0,0,0">
+                  <w:txbxContent>
+                    <w:p>
+                      <w:pPr>
+                        <w:pStyle w:val="Kpalrs"/>
+                        <w:jc w:val="center"/>
+                        <w:rPr>
+                          <w:rFonts w:ascii="Times New Roman" w:hAnsi="Times New Roman" w:cs="Times New Roman"/>
+                          <w:bCs/>
+                          <w:noProof/>
+                          <w:sz w:val="20"/>
+                          <w:szCs w:val="20"/>
+                        </w:rPr>
+                      </w:pPr>
+                      <w:r>
+                        <w:rPr>
+                          <w:rFonts w:ascii="Times New Roman" w:hAnsi="Times New Roman" w:cs="Times New Roman"/>
+                          <w:bCs/>
+                          <w:noProof/>
+                          <w:sz w:val="20"/>
+                          <w:szCs w:val="20"/>
+                        </w:rPr>
+                        <w:t>4</w:t>
+                      </w:r>
+                      <w:r>
+                        <w:rPr>
+                          <w:rFonts w:ascii="Times New Roman" w:hAnsi="Times New Roman" w:cs="Times New Roman"/>
+                          <w:sz w:val="20"/>
+                          <w:szCs w:val="20"/>
+                        </w:rPr>
+                        <w:t xml:space="preserve">. ábra – </w:t>
+                      </w:r>
+                      <w:r>
+                        <w:rPr>
+                          <w:rFonts w:ascii="Times New Roman" w:hAnsi="Times New Roman" w:cs="Times New Roman"/>
+                          <w:sz w:val="20"/>
+                          <w:szCs w:val="20"/>
+                        </w:rPr>
+                        <w:t xml:space="preserve">.NET API </w:t>
+                      </w:r>
+                      <w:r>
+                        <w:rPr>
+                          <w:rFonts w:ascii="Times New Roman" w:hAnsi="Times New Roman" w:cs="Times New Roman"/>
+                          <w:sz w:val="20"/>
+                          <w:szCs w:val="20"/>
+                        </w:rPr>
+                        <w:t>“me/score”</w:t>
+                      </w:r>
+                      <w:r>
+                        <w:rPr>
+                          <w:rFonts w:ascii="Times New Roman" w:hAnsi="Times New Roman" w:cs="Times New Roman"/>
+                          <w:sz w:val="20"/>
+                          <w:szCs w:val="20"/>
+                        </w:rPr>
+                        <w:t xml:space="preserve"> post </w:t>
+                      </w:r>
+                      <w:r>
+                        <w:rPr>
+                          <w:rFonts w:ascii="Times New Roman" w:hAnsi="Times New Roman" w:cs="Times New Roman"/>
+                          <w:sz w:val="20"/>
+                          <w:szCs w:val="20"/>
+                        </w:rPr>
+                        <w:t>végpont</w:t>
+                      </w:r>
+                    </w:p>
+                  </w:txbxContent>
+                </v:textbox>
+                <w10:wrap type="through" anchorx="margin"/>
+              </v:shape>
+            </w:pict>
+          </mc:Fallback>
+        </mc:AlternateContent>
+      </w:r>
+      <w:r>
+        <w:rPr>
           <w:rFonts w:ascii="Times New Roman" w:hAnsi="Times New Roman" w:cs="Times New Roman"/>
           <w:sz w:val="24"/>
           <w:szCs w:val="24"/>
@@ -6238,6 +6768,7 @@
           <w:szCs w:val="24"/>
           <w:lang w:val="hu-HU"/>
         </w:rPr>
+        <w:lastRenderedPageBreak/>
         <w:t>Ha a felhasználó korábban még nem játszott az adott játékkal, akkor a rendszer létrehoz egy új rekordot az adatbázisban. Amennyiben már létezik rekord, a backend összehasonlítja az új pontszámot a korábbi értékkel.</w:t>
       </w:r>
     </w:p>
@@ -6280,7 +6811,6 @@
           <w:szCs w:val="24"/>
           <w:lang w:val="hu-HU"/>
         </w:rPr>
-        <w:lastRenderedPageBreak/>
         <w:t>A ranglisták generálása az adatbázis lekérdezése alapján történik. A backend a játékhoz tartozó pontszámokat csökkenő sorrendben rendezi, majd visszaküldi az adatokat a frontend alkalmazás számára. A frontend ezt követően megjeleníti a ranglistát a felhasználói felületen.</w:t>
       </w:r>
     </w:p>
@@ -6533,6 +7063,7 @@
           <w:szCs w:val="24"/>
           <w:lang w:val="hu-HU"/>
         </w:rPr>
+        <w:lastRenderedPageBreak/>
         <w:t>Az API válaszok JSON formátumban kerülnek visszaküldésre a kliens számára. A frontend alkalmazás ezeket az adatokat feldolgozza, majd megjeleníti a felhasználói felületen.</w:t>
       </w:r>
     </w:p>
@@ -6575,7 +7106,6 @@
           <w:bCs/>
           <w:lang w:val="hu-HU"/>
         </w:rPr>
-        <w:lastRenderedPageBreak/>
         <w:t>API végpontok működése</w:t>
       </w:r>
       <w:bookmarkEnd w:id="13"/>
@@ -6813,6 +7343,7 @@
     <w:p>
       <w:pPr>
         <w:pStyle w:val="Cmsor2"/>
+        <w:pageBreakBefore/>
         <w:spacing w:before="480"/>
         <w:jc w:val="center"/>
         <w:rPr>
@@ -6828,6 +7359,7 @@
           <w:bCs/>
           <w:lang w:val="hu-HU"/>
         </w:rPr>
+        <w:lastRenderedPageBreak/>
         <w:t>Hibakezelés és validáció</w:t>
       </w:r>
       <w:bookmarkEnd w:id="14"/>
@@ -6892,7 +7424,6 @@
           <w:szCs w:val="24"/>
           <w:lang w:val="hu-HU"/>
         </w:rPr>
-        <w:lastRenderedPageBreak/>
         <w:t>A hibakezelés célja az is, hogy a rendszer stabil maradjon váratlan helyzetek esetén is. Például ha az adatbázis kapcsolat megszakad, vagy a kliens hibás adatot küld, a backend megfelelő válaszkóddal jelzi a problémát.</w:t>
       </w:r>
     </w:p>
@@ -6957,7 +7488,25 @@
           <w:szCs w:val="24"/>
           <w:lang w:val="hu-HU"/>
         </w:rPr>
-        <w:t>A projekt részeként egy WPF alapú kliens alkalmazás is készült. Ez az alkalmazás a backend API-val kommunikál, és elsősorban adminisztrációs vagy tesztelési célokra használható.</w:t>
+        <w:t>A projekt részeként egy WPF alapú kliens alkalmazás is készült</w:t>
+      </w:r>
+      <w:r>
+        <w:rPr>
+          <w:rFonts w:ascii="Times New Roman" w:hAnsi="Times New Roman" w:cs="Times New Roman"/>
+          <w:sz w:val="24"/>
+          <w:szCs w:val="24"/>
+          <w:lang w:val="hu-HU"/>
+        </w:rPr>
+        <w:t xml:space="preserve"> (5.ábra)</w:t>
+      </w:r>
+      <w:r>
+        <w:rPr>
+          <w:rFonts w:ascii="Times New Roman" w:hAnsi="Times New Roman" w:cs="Times New Roman"/>
+          <w:sz w:val="24"/>
+          <w:szCs w:val="24"/>
+          <w:lang w:val="hu-HU"/>
+        </w:rPr>
+        <w:t>. Ez az alkalmazás a backend API-val kommunikál, és elsősorban adminisztrációs vagy tesztelési célokra használható.</w:t>
       </w:r>
     </w:p>
     <w:p>
@@ -6974,6 +7523,78 @@
       <w:r>
         <w:rPr>
           <w:rFonts w:ascii="Times New Roman" w:hAnsi="Times New Roman" w:cs="Times New Roman"/>
+          <w:noProof/>
+          <w:sz w:val="24"/>
+          <w:szCs w:val="24"/>
+          <w:lang w:val="hu-HU"/>
+        </w:rPr>
+        <w:drawing>
+          <wp:anchor distT="0" distB="0" distL="114300" distR="114300" simplePos="0" relativeHeight="251667456" behindDoc="1" locked="0" layoutInCell="1" allowOverlap="1" wp14:anchorId="522CB34F" wp14:editId="360C2488">
+            <wp:simplePos x="0" y="0"/>
+            <wp:positionH relativeFrom="margin">
+              <wp:align>right</wp:align>
+            </wp:positionH>
+            <wp:positionV relativeFrom="paragraph">
+              <wp:posOffset>70485</wp:posOffset>
+            </wp:positionV>
+            <wp:extent cx="2700020" cy="1464310"/>
+            <wp:effectExtent l="0" t="0" r="5080" b="2540"/>
+            <wp:wrapTight wrapText="bothSides">
+              <wp:wrapPolygon edited="0">
+                <wp:start x="0" y="0"/>
+                <wp:lineTo x="0" y="21356"/>
+                <wp:lineTo x="21488" y="21356"/>
+                <wp:lineTo x="21488" y="0"/>
+                <wp:lineTo x="0" y="0"/>
+              </wp:wrapPolygon>
+            </wp:wrapTight>
+            <wp:docPr id="479896636" name="Kép 5"/>
+            <wp:cNvGraphicFramePr>
+              <a:graphicFrameLocks xmlns:a="http://schemas.openxmlformats.org/drawingml/2006/main" noChangeAspect="1"/>
+            </wp:cNvGraphicFramePr>
+            <a:graphic xmlns:a="http://schemas.openxmlformats.org/drawingml/2006/main">
+              <a:graphicData uri="http://schemas.openxmlformats.org/drawingml/2006/picture">
+                <pic:pic xmlns:pic="http://schemas.openxmlformats.org/drawingml/2006/picture">
+                  <pic:nvPicPr>
+                    <pic:cNvPr id="479896636" name="Kép 479896636"/>
+                    <pic:cNvPicPr/>
+                  </pic:nvPicPr>
+                  <pic:blipFill>
+                    <a:blip r:embed="rId20" cstate="print">
+                      <a:extLst>
+                        <a:ext uri="{28A0092B-C50C-407E-A947-70E740481C1C}">
+                          <a14:useLocalDpi xmlns:a14="http://schemas.microsoft.com/office/drawing/2010/main" val="0"/>
+                        </a:ext>
+                      </a:extLst>
+                    </a:blip>
+                    <a:stretch>
+                      <a:fillRect/>
+                    </a:stretch>
+                  </pic:blipFill>
+                  <pic:spPr>
+                    <a:xfrm>
+                      <a:off x="0" y="0"/>
+                      <a:ext cx="2700020" cy="1464310"/>
+                    </a:xfrm>
+                    <a:prstGeom prst="rect">
+                      <a:avLst/>
+                    </a:prstGeom>
+                  </pic:spPr>
+                </pic:pic>
+              </a:graphicData>
+            </a:graphic>
+            <wp14:sizeRelH relativeFrom="page">
+              <wp14:pctWidth>0</wp14:pctWidth>
+            </wp14:sizeRelH>
+            <wp14:sizeRelV relativeFrom="page">
+              <wp14:pctHeight>0</wp14:pctHeight>
+            </wp14:sizeRelV>
+          </wp:anchor>
+        </w:drawing>
+      </w:r>
+      <w:r>
+        <w:rPr>
+          <w:rFonts w:ascii="Times New Roman" w:hAnsi="Times New Roman" w:cs="Times New Roman"/>
           <w:sz w:val="24"/>
           <w:szCs w:val="24"/>
           <w:lang w:val="hu-HU"/>
@@ -6994,6 +7615,198 @@
       </w:pPr>
       <w:r>
         <w:rPr>
+          <w:noProof/>
+        </w:rPr>
+        <mc:AlternateContent>
+          <mc:Choice Requires="wps">
+            <w:drawing>
+              <wp:anchor distT="0" distB="0" distL="114300" distR="114300" simplePos="0" relativeHeight="251679744" behindDoc="1" locked="0" layoutInCell="1" allowOverlap="1" wp14:anchorId="6D9A7A64" wp14:editId="75E2CD8D">
+                <wp:simplePos x="0" y="0"/>
+                <wp:positionH relativeFrom="margin">
+                  <wp:align>right</wp:align>
+                </wp:positionH>
+                <wp:positionV relativeFrom="paragraph">
+                  <wp:posOffset>482600</wp:posOffset>
+                </wp:positionV>
+                <wp:extent cx="2667000" cy="228600"/>
+                <wp:effectExtent l="0" t="0" r="0" b="0"/>
+                <wp:wrapThrough wrapText="bothSides">
+                  <wp:wrapPolygon edited="0">
+                    <wp:start x="0" y="0"/>
+                    <wp:lineTo x="0" y="19800"/>
+                    <wp:lineTo x="21446" y="19800"/>
+                    <wp:lineTo x="21446" y="0"/>
+                    <wp:lineTo x="0" y="0"/>
+                  </wp:wrapPolygon>
+                </wp:wrapThrough>
+                <wp:docPr id="2135179713" name="Szövegdoboz 1"/>
+                <wp:cNvGraphicFramePr/>
+                <a:graphic xmlns:a="http://schemas.openxmlformats.org/drawingml/2006/main">
+                  <a:graphicData uri="http://schemas.microsoft.com/office/word/2010/wordprocessingShape">
+                    <wps:wsp>
+                      <wps:cNvSpPr txBox="1"/>
+                      <wps:spPr>
+                        <a:xfrm>
+                          <a:off x="0" y="0"/>
+                          <a:ext cx="2667000" cy="228600"/>
+                        </a:xfrm>
+                        <a:prstGeom prst="rect">
+                          <a:avLst/>
+                        </a:prstGeom>
+                        <a:solidFill>
+                          <a:prstClr val="white"/>
+                        </a:solidFill>
+                        <a:ln>
+                          <a:noFill/>
+                        </a:ln>
+                      </wps:spPr>
+                      <wps:txbx>
+                        <w:txbxContent>
+                          <w:p>
+                            <w:pPr>
+                              <w:pStyle w:val="Kpalrs"/>
+                              <w:jc w:val="center"/>
+                              <w:rPr>
+                                <w:rFonts w:ascii="Times New Roman" w:hAnsi="Times New Roman" w:cs="Times New Roman"/>
+                                <w:bCs/>
+                                <w:noProof/>
+                                <w:sz w:val="20"/>
+                                <w:szCs w:val="20"/>
+                              </w:rPr>
+                            </w:pPr>
+                            <w:r>
+                              <w:rPr>
+                                <w:rFonts w:ascii="Times New Roman" w:hAnsi="Times New Roman" w:cs="Times New Roman"/>
+                                <w:bCs/>
+                                <w:noProof/>
+                                <w:sz w:val="20"/>
+                                <w:szCs w:val="20"/>
+                              </w:rPr>
+                              <w:t>5</w:t>
+                            </w:r>
+                            <w:r>
+                              <w:rPr>
+                                <w:rFonts w:ascii="Times New Roman" w:hAnsi="Times New Roman" w:cs="Times New Roman"/>
+                                <w:sz w:val="20"/>
+                                <w:szCs w:val="20"/>
+                              </w:rPr>
+                              <w:t xml:space="preserve">. ábra – </w:t>
+                            </w:r>
+                            <w:r>
+                              <w:rPr>
+                                <w:rFonts w:ascii="Times New Roman" w:hAnsi="Times New Roman" w:cs="Times New Roman"/>
+                                <w:sz w:val="20"/>
+                                <w:szCs w:val="20"/>
+                              </w:rPr>
+                              <w:t>Backend WPF</w:t>
+                            </w:r>
+                            <w:r>
+                              <w:rPr>
+                                <w:rFonts w:ascii="Times New Roman" w:hAnsi="Times New Roman" w:cs="Times New Roman"/>
+                                <w:sz w:val="20"/>
+                                <w:szCs w:val="20"/>
+                              </w:rPr>
+                              <w:t xml:space="preserve"> </w:t>
+                            </w:r>
+                            <w:r>
+                              <w:rPr>
+                                <w:rFonts w:ascii="Times New Roman" w:hAnsi="Times New Roman" w:cs="Times New Roman"/>
+                                <w:sz w:val="20"/>
+                                <w:szCs w:val="20"/>
+                              </w:rPr>
+                              <w:t>admin felület</w:t>
+                            </w:r>
+                          </w:p>
+                        </w:txbxContent>
+                      </wps:txbx>
+                      <wps:bodyPr rot="0" spcFirstLastPara="0" vertOverflow="overflow" horzOverflow="overflow" vert="horz" wrap="square" lIns="0" tIns="0" rIns="0" bIns="0" numCol="1" spcCol="0" rtlCol="0" fromWordArt="0" anchor="t" anchorCtr="0" forceAA="0" compatLnSpc="1">
+                        <a:prstTxWarp prst="textNoShape">
+                          <a:avLst/>
+                        </a:prstTxWarp>
+                        <a:noAutofit/>
+                      </wps:bodyPr>
+                    </wps:wsp>
+                  </a:graphicData>
+                </a:graphic>
+                <wp14:sizeRelH relativeFrom="margin">
+                  <wp14:pctWidth>0</wp14:pctWidth>
+                </wp14:sizeRelH>
+                <wp14:sizeRelV relativeFrom="margin">
+                  <wp14:pctHeight>0</wp14:pctHeight>
+                </wp14:sizeRelV>
+              </wp:anchor>
+            </w:drawing>
+          </mc:Choice>
+          <mc:Fallback>
+            <w:pict>
+              <v:shape w14:anchorId="6D9A7A64" id="_x0000_s1030" type="#_x0000_t202" style="position:absolute;left:0;text-align:left;margin-left:158.8pt;margin-top:38pt;width:210pt;height:18pt;z-index:-251636736;visibility:visible;mso-wrap-style:square;mso-width-percent:0;mso-height-percent:0;mso-wrap-distance-left:9pt;mso-wrap-distance-top:0;mso-wrap-distance-right:9pt;mso-wrap-distance-bottom:0;mso-position-horizontal:right;mso-position-horizontal-relative:margin;mso-position-vertical:absolute;mso-position-vertical-relative:text;mso-width-percent:0;mso-height-percent:0;mso-width-relative:margin;mso-height-relative:margin;v-text-anchor:top" o:gfxdata="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" stroked="f">
+                <v:textbox inset="0,0,0,0">
+                  <w:txbxContent>
+                    <w:p>
+                      <w:pPr>
+                        <w:pStyle w:val="Kpalrs"/>
+                        <w:jc w:val="center"/>
+                        <w:rPr>
+                          <w:rFonts w:ascii="Times New Roman" w:hAnsi="Times New Roman" w:cs="Times New Roman"/>
+                          <w:bCs/>
+                          <w:noProof/>
+                          <w:sz w:val="20"/>
+                          <w:szCs w:val="20"/>
+                        </w:rPr>
+                      </w:pPr>
+                      <w:r>
+                        <w:rPr>
+                          <w:rFonts w:ascii="Times New Roman" w:hAnsi="Times New Roman" w:cs="Times New Roman"/>
+                          <w:bCs/>
+                          <w:noProof/>
+                          <w:sz w:val="20"/>
+                          <w:szCs w:val="20"/>
+                        </w:rPr>
+                        <w:t>5</w:t>
+                      </w:r>
+                      <w:r>
+                        <w:rPr>
+                          <w:rFonts w:ascii="Times New Roman" w:hAnsi="Times New Roman" w:cs="Times New Roman"/>
+                          <w:sz w:val="20"/>
+                          <w:szCs w:val="20"/>
+                        </w:rPr>
+                        <w:t xml:space="preserve">. ábra – </w:t>
+                      </w:r>
+                      <w:r>
+                        <w:rPr>
+                          <w:rFonts w:ascii="Times New Roman" w:hAnsi="Times New Roman" w:cs="Times New Roman"/>
+                          <w:sz w:val="20"/>
+                          <w:szCs w:val="20"/>
+                        </w:rPr>
+                        <w:t>Backend WPF</w:t>
+                      </w:r>
+                      <w:r>
+                        <w:rPr>
+                          <w:rFonts w:ascii="Times New Roman" w:hAnsi="Times New Roman" w:cs="Times New Roman"/>
+                          <w:sz w:val="20"/>
+                          <w:szCs w:val="20"/>
+                        </w:rPr>
+                        <w:t xml:space="preserve"> </w:t>
+                      </w:r>
+                      <w:r>
+                        <w:rPr>
+                          <w:rFonts w:ascii="Times New Roman" w:hAnsi="Times New Roman" w:cs="Times New Roman"/>
+                          <w:sz w:val="20"/>
+                          <w:szCs w:val="20"/>
+                        </w:rPr>
+                        <w:t>admin felület</w:t>
+                      </w:r>
+                    </w:p>
+                  </w:txbxContent>
+                </v:textbox>
+                <w10:wrap type="through" anchorx="margin"/>
+              </v:shape>
+            </w:pict>
+          </mc:Fallback>
+        </mc:AlternateContent>
+      </w:r>
+      <w:r>
+        <w:rPr>
           <w:rFonts w:ascii="Times New Roman" w:hAnsi="Times New Roman" w:cs="Times New Roman"/>
           <w:sz w:val="24"/>
           <w:szCs w:val="24"/>
@@ -7041,6 +7854,7 @@
           <w:szCs w:val="24"/>
           <w:lang w:val="hu-HU"/>
         </w:rPr>
+        <w:lastRenderedPageBreak/>
         <w:t>A WPF alkalmazás működése jól demonstrálja, hogy a backend API nem kizárólag a webes frontend számára érhető el, hanem más kliens alkalmazások is képesek csatlakozni hozzá.</w:t>
       </w:r>
     </w:p>
@@ -7426,6 +8240,78 @@
       <w:r>
         <w:rPr>
           <w:rFonts w:ascii="Times New Roman" w:hAnsi="Times New Roman" w:cs="Times New Roman"/>
+          <w:noProof/>
+          <w:sz w:val="24"/>
+          <w:szCs w:val="24"/>
+          <w:lang w:val="hu-HU"/>
+        </w:rPr>
+        <w:drawing>
+          <wp:anchor distT="0" distB="0" distL="114300" distR="114300" simplePos="0" relativeHeight="251668480" behindDoc="1" locked="0" layoutInCell="1" allowOverlap="1" wp14:anchorId="6E196158" wp14:editId="60F8BC51">
+            <wp:simplePos x="0" y="0"/>
+            <wp:positionH relativeFrom="margin">
+              <wp:posOffset>3105150</wp:posOffset>
+            </wp:positionH>
+            <wp:positionV relativeFrom="paragraph">
+              <wp:posOffset>75565</wp:posOffset>
+            </wp:positionV>
+            <wp:extent cx="2655570" cy="1380490"/>
+            <wp:effectExtent l="0" t="0" r="0" b="0"/>
+            <wp:wrapTight wrapText="bothSides">
+              <wp:wrapPolygon edited="0">
+                <wp:start x="0" y="0"/>
+                <wp:lineTo x="0" y="21163"/>
+                <wp:lineTo x="21383" y="21163"/>
+                <wp:lineTo x="21383" y="0"/>
+                <wp:lineTo x="0" y="0"/>
+              </wp:wrapPolygon>
+            </wp:wrapTight>
+            <wp:docPr id="1376252613" name="Kép 6"/>
+            <wp:cNvGraphicFramePr>
+              <a:graphicFrameLocks xmlns:a="http://schemas.openxmlformats.org/drawingml/2006/main" noChangeAspect="1"/>
+            </wp:cNvGraphicFramePr>
+            <a:graphic xmlns:a="http://schemas.openxmlformats.org/drawingml/2006/main">
+              <a:graphicData uri="http://schemas.openxmlformats.org/drawingml/2006/picture">
+                <pic:pic xmlns:pic="http://schemas.openxmlformats.org/drawingml/2006/picture">
+                  <pic:nvPicPr>
+                    <pic:cNvPr id="1376252613" name="Kép 1376252613"/>
+                    <pic:cNvPicPr/>
+                  </pic:nvPicPr>
+                  <pic:blipFill>
+                    <a:blip r:embed="rId21" cstate="print">
+                      <a:extLst>
+                        <a:ext uri="{28A0092B-C50C-407E-A947-70E740481C1C}">
+                          <a14:useLocalDpi xmlns:a14="http://schemas.microsoft.com/office/drawing/2010/main" val="0"/>
+                        </a:ext>
+                      </a:extLst>
+                    </a:blip>
+                    <a:stretch>
+                      <a:fillRect/>
+                    </a:stretch>
+                  </pic:blipFill>
+                  <pic:spPr>
+                    <a:xfrm>
+                      <a:off x="0" y="0"/>
+                      <a:ext cx="2655570" cy="1380490"/>
+                    </a:xfrm>
+                    <a:prstGeom prst="rect">
+                      <a:avLst/>
+                    </a:prstGeom>
+                  </pic:spPr>
+                </pic:pic>
+              </a:graphicData>
+            </a:graphic>
+            <wp14:sizeRelH relativeFrom="page">
+              <wp14:pctWidth>0</wp14:pctWidth>
+            </wp14:sizeRelH>
+            <wp14:sizeRelV relativeFrom="page">
+              <wp14:pctHeight>0</wp14:pctHeight>
+            </wp14:sizeRelV>
+          </wp:anchor>
+        </w:drawing>
+      </w:r>
+      <w:r>
+        <w:rPr>
+          <w:rFonts w:ascii="Times New Roman" w:hAnsi="Times New Roman" w:cs="Times New Roman"/>
           <w:sz w:val="24"/>
           <w:szCs w:val="24"/>
           <w:lang w:val="hu-HU"/>
@@ -7457,6 +8343,15 @@
         </w:rPr>
         <w:t>Main oldal</w:t>
       </w:r>
+      <w:r>
+        <w:rPr>
+          <w:rFonts w:ascii="Times New Roman" w:hAnsi="Times New Roman" w:cs="Times New Roman"/>
+          <w:sz w:val="24"/>
+          <w:szCs w:val="24"/>
+          <w:lang w:val="hu-HU"/>
+        </w:rPr>
+        <w:t xml:space="preserve"> (6.ábra)</w:t>
+      </w:r>
     </w:p>
     <w:p>
       <w:pPr>
@@ -7525,6 +8420,166 @@
       </w:pPr>
       <w:r>
         <w:rPr>
+          <w:noProof/>
+        </w:rPr>
+        <mc:AlternateContent>
+          <mc:Choice Requires="wps">
+            <w:drawing>
+              <wp:anchor distT="0" distB="0" distL="114300" distR="114300" simplePos="0" relativeHeight="251681792" behindDoc="1" locked="0" layoutInCell="1" allowOverlap="1" wp14:anchorId="6DA23531" wp14:editId="56279125">
+                <wp:simplePos x="0" y="0"/>
+                <wp:positionH relativeFrom="margin">
+                  <wp:posOffset>3157855</wp:posOffset>
+                </wp:positionH>
+                <wp:positionV relativeFrom="paragraph">
+                  <wp:posOffset>135255</wp:posOffset>
+                </wp:positionV>
+                <wp:extent cx="2603500" cy="228600"/>
+                <wp:effectExtent l="0" t="0" r="6350" b="0"/>
+                <wp:wrapThrough wrapText="bothSides">
+                  <wp:wrapPolygon edited="0">
+                    <wp:start x="0" y="0"/>
+                    <wp:lineTo x="0" y="19800"/>
+                    <wp:lineTo x="21495" y="19800"/>
+                    <wp:lineTo x="21495" y="0"/>
+                    <wp:lineTo x="0" y="0"/>
+                  </wp:wrapPolygon>
+                </wp:wrapThrough>
+                <wp:docPr id="1841743293" name="Szövegdoboz 1"/>
+                <wp:cNvGraphicFramePr/>
+                <a:graphic xmlns:a="http://schemas.openxmlformats.org/drawingml/2006/main">
+                  <a:graphicData uri="http://schemas.microsoft.com/office/word/2010/wordprocessingShape">
+                    <wps:wsp>
+                      <wps:cNvSpPr txBox="1"/>
+                      <wps:spPr>
+                        <a:xfrm>
+                          <a:off x="0" y="0"/>
+                          <a:ext cx="2603500" cy="228600"/>
+                        </a:xfrm>
+                        <a:prstGeom prst="rect">
+                          <a:avLst/>
+                        </a:prstGeom>
+                        <a:solidFill>
+                          <a:prstClr val="white"/>
+                        </a:solidFill>
+                        <a:ln>
+                          <a:noFill/>
+                        </a:ln>
+                      </wps:spPr>
+                      <wps:txbx>
+                        <w:txbxContent>
+                          <w:p>
+                            <w:pPr>
+                              <w:pStyle w:val="Kpalrs"/>
+                              <w:jc w:val="center"/>
+                              <w:rPr>
+                                <w:rFonts w:ascii="Times New Roman" w:hAnsi="Times New Roman" w:cs="Times New Roman"/>
+                                <w:bCs/>
+                                <w:noProof/>
+                                <w:sz w:val="20"/>
+                                <w:szCs w:val="20"/>
+                              </w:rPr>
+                            </w:pPr>
+                            <w:r>
+                              <w:rPr>
+                                <w:rFonts w:ascii="Times New Roman" w:hAnsi="Times New Roman" w:cs="Times New Roman"/>
+                                <w:bCs/>
+                                <w:noProof/>
+                                <w:sz w:val="20"/>
+                                <w:szCs w:val="20"/>
+                              </w:rPr>
+                              <w:t>6</w:t>
+                            </w:r>
+                            <w:r>
+                              <w:rPr>
+                                <w:rFonts w:ascii="Times New Roman" w:hAnsi="Times New Roman" w:cs="Times New Roman"/>
+                                <w:sz w:val="20"/>
+                                <w:szCs w:val="20"/>
+                              </w:rPr>
+                              <w:t xml:space="preserve">. ábra – </w:t>
+                            </w:r>
+                            <w:r>
+                              <w:rPr>
+                                <w:rFonts w:ascii="Times New Roman" w:hAnsi="Times New Roman" w:cs="Times New Roman"/>
+                                <w:sz w:val="20"/>
+                                <w:szCs w:val="20"/>
+                              </w:rPr>
+                              <w:t>Frontend main oldal</w:t>
+                            </w:r>
+                          </w:p>
+                        </w:txbxContent>
+                      </wps:txbx>
+                      <wps:bodyPr rot="0" spcFirstLastPara="0" vertOverflow="overflow" horzOverflow="overflow" vert="horz" wrap="square" lIns="0" tIns="0" rIns="0" bIns="0" numCol="1" spcCol="0" rtlCol="0" fromWordArt="0" anchor="t" anchorCtr="0" forceAA="0" compatLnSpc="1">
+                        <a:prstTxWarp prst="textNoShape">
+                          <a:avLst/>
+                        </a:prstTxWarp>
+                        <a:noAutofit/>
+                      </wps:bodyPr>
+                    </wps:wsp>
+                  </a:graphicData>
+                </a:graphic>
+                <wp14:sizeRelH relativeFrom="margin">
+                  <wp14:pctWidth>0</wp14:pctWidth>
+                </wp14:sizeRelH>
+                <wp14:sizeRelV relativeFrom="margin">
+                  <wp14:pctHeight>0</wp14:pctHeight>
+                </wp14:sizeRelV>
+              </wp:anchor>
+            </w:drawing>
+          </mc:Choice>
+          <mc:Fallback>
+            <w:pict>
+              <v:shape w14:anchorId="6DA23531" id="_x0000_s1031" type="#_x0000_t202" style="position:absolute;left:0;text-align:left;margin-left:248.65pt;margin-top:10.65pt;width:205pt;height:18pt;z-index:-251634688;visibility:visible;mso-wrap-style:square;mso-width-percent:0;mso-height-percent:0;mso-wrap-distance-left:9pt;mso-wrap-distance-top:0;mso-wrap-distance-right:9pt;mso-wrap-distance-bottom:0;mso-position-horizontal:absolute;mso-position-horizontal-relative:margin;mso-position-vertical:absolute;mso-position-vertical-relative:text;mso-width-percent:0;mso-height-percent:0;mso-width-relative:margin;mso-height-relative:margin;v-text-anchor:top" o:gfxdata="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" stroked="f">
+                <v:textbox inset="0,0,0,0">
+                  <w:txbxContent>
+                    <w:p>
+                      <w:pPr>
+                        <w:pStyle w:val="Kpalrs"/>
+                        <w:jc w:val="center"/>
+                        <w:rPr>
+                          <w:rFonts w:ascii="Times New Roman" w:hAnsi="Times New Roman" w:cs="Times New Roman"/>
+                          <w:bCs/>
+                          <w:noProof/>
+                          <w:sz w:val="20"/>
+                          <w:szCs w:val="20"/>
+                        </w:rPr>
+                      </w:pPr>
+                      <w:r>
+                        <w:rPr>
+                          <w:rFonts w:ascii="Times New Roman" w:hAnsi="Times New Roman" w:cs="Times New Roman"/>
+                          <w:bCs/>
+                          <w:noProof/>
+                          <w:sz w:val="20"/>
+                          <w:szCs w:val="20"/>
+                        </w:rPr>
+                        <w:t>6</w:t>
+                      </w:r>
+                      <w:r>
+                        <w:rPr>
+                          <w:rFonts w:ascii="Times New Roman" w:hAnsi="Times New Roman" w:cs="Times New Roman"/>
+                          <w:sz w:val="20"/>
+                          <w:szCs w:val="20"/>
+                        </w:rPr>
+                        <w:t xml:space="preserve">. ábra – </w:t>
+                      </w:r>
+                      <w:r>
+                        <w:rPr>
+                          <w:rFonts w:ascii="Times New Roman" w:hAnsi="Times New Roman" w:cs="Times New Roman"/>
+                          <w:sz w:val="20"/>
+                          <w:szCs w:val="20"/>
+                        </w:rPr>
+                        <w:t>Frontend main oldal</w:t>
+                      </w:r>
+                    </w:p>
+                  </w:txbxContent>
+                </v:textbox>
+                <w10:wrap type="through" anchorx="margin"/>
+              </v:shape>
+            </w:pict>
+          </mc:Fallback>
+        </mc:AlternateContent>
+      </w:r>
+      <w:r>
+        <w:rPr>
           <w:rFonts w:ascii="Times New Roman" w:hAnsi="Times New Roman" w:cs="Times New Roman"/>
           <w:sz w:val="24"/>
           <w:szCs w:val="24"/>
@@ -8066,6 +9121,7 @@
     <w:p>
       <w:pPr>
         <w:pStyle w:val="Cmsor2"/>
+        <w:pageBreakBefore/>
         <w:spacing w:before="480"/>
         <w:jc w:val="center"/>
         <w:rPr>
@@ -8081,6 +9137,7 @@
           <w:bCs/>
           <w:lang w:val="hu-HU"/>
         </w:rPr>
+        <w:lastRenderedPageBreak/>
         <w:t>Játékok implementációja</w:t>
       </w:r>
       <w:bookmarkEnd w:id="21"/>
@@ -8096,6 +9153,78 @@
           <w:lang w:val="hu-HU"/>
         </w:rPr>
       </w:pPr>
+      <w:r>
+        <w:rPr>
+          <w:rFonts w:ascii="Times New Roman" w:hAnsi="Times New Roman" w:cs="Times New Roman"/>
+          <w:noProof/>
+          <w:sz w:val="24"/>
+          <w:szCs w:val="24"/>
+          <w:lang w:val="hu-HU"/>
+        </w:rPr>
+        <w:drawing>
+          <wp:anchor distT="0" distB="0" distL="114300" distR="114300" simplePos="0" relativeHeight="251669504" behindDoc="1" locked="0" layoutInCell="1" allowOverlap="1" wp14:anchorId="54F78F93" wp14:editId="7C03B8A3">
+            <wp:simplePos x="0" y="0"/>
+            <wp:positionH relativeFrom="margin">
+              <wp:posOffset>3049905</wp:posOffset>
+            </wp:positionH>
+            <wp:positionV relativeFrom="paragraph">
+              <wp:posOffset>768350</wp:posOffset>
+            </wp:positionV>
+            <wp:extent cx="2706370" cy="1458595"/>
+            <wp:effectExtent l="0" t="0" r="0" b="8255"/>
+            <wp:wrapTight wrapText="bothSides">
+              <wp:wrapPolygon edited="0">
+                <wp:start x="0" y="0"/>
+                <wp:lineTo x="0" y="21440"/>
+                <wp:lineTo x="21438" y="21440"/>
+                <wp:lineTo x="21438" y="0"/>
+                <wp:lineTo x="0" y="0"/>
+              </wp:wrapPolygon>
+            </wp:wrapTight>
+            <wp:docPr id="318657248" name="Kép 7"/>
+            <wp:cNvGraphicFramePr>
+              <a:graphicFrameLocks xmlns:a="http://schemas.openxmlformats.org/drawingml/2006/main" noChangeAspect="1"/>
+            </wp:cNvGraphicFramePr>
+            <a:graphic xmlns:a="http://schemas.openxmlformats.org/drawingml/2006/main">
+              <a:graphicData uri="http://schemas.openxmlformats.org/drawingml/2006/picture">
+                <pic:pic xmlns:pic="http://schemas.openxmlformats.org/drawingml/2006/picture">
+                  <pic:nvPicPr>
+                    <pic:cNvPr id="318657248" name="Kép 318657248"/>
+                    <pic:cNvPicPr/>
+                  </pic:nvPicPr>
+                  <pic:blipFill>
+                    <a:blip r:embed="rId22" cstate="print">
+                      <a:extLst>
+                        <a:ext uri="{28A0092B-C50C-407E-A947-70E740481C1C}">
+                          <a14:useLocalDpi xmlns:a14="http://schemas.microsoft.com/office/drawing/2010/main" val="0"/>
+                        </a:ext>
+                      </a:extLst>
+                    </a:blip>
+                    <a:stretch>
+                      <a:fillRect/>
+                    </a:stretch>
+                  </pic:blipFill>
+                  <pic:spPr>
+                    <a:xfrm>
+                      <a:off x="0" y="0"/>
+                      <a:ext cx="2706370" cy="1458595"/>
+                    </a:xfrm>
+                    <a:prstGeom prst="rect">
+                      <a:avLst/>
+                    </a:prstGeom>
+                  </pic:spPr>
+                </pic:pic>
+              </a:graphicData>
+            </a:graphic>
+            <wp14:sizeRelH relativeFrom="page">
+              <wp14:pctWidth>0</wp14:pctWidth>
+            </wp14:sizeRelH>
+            <wp14:sizeRelV relativeFrom="page">
+              <wp14:pctHeight>0</wp14:pctHeight>
+            </wp14:sizeRelV>
+          </wp:anchor>
+        </w:drawing>
+      </w:r>
       <w:r>
         <w:rPr>
           <w:rFonts w:ascii="Times New Roman" w:hAnsi="Times New Roman" w:cs="Times New Roman"/>
@@ -8153,7 +9282,6 @@
           <w:szCs w:val="24"/>
           <w:lang w:val="hu-HU"/>
         </w:rPr>
-        <w:lastRenderedPageBreak/>
         <w:t>Memory</w:t>
       </w:r>
     </w:p>
@@ -8181,6 +9309,15 @@
         </w:rPr>
         <w:t>Snake</w:t>
       </w:r>
+      <w:r>
+        <w:rPr>
+          <w:rFonts w:ascii="Times New Roman" w:hAnsi="Times New Roman" w:cs="Times New Roman"/>
+          <w:sz w:val="24"/>
+          <w:szCs w:val="24"/>
+          <w:lang w:val="hu-HU"/>
+        </w:rPr>
+        <w:t xml:space="preserve"> (7.ábra)</w:t>
+      </w:r>
     </w:p>
     <w:p>
       <w:pPr>
@@ -8195,6 +9332,166 @@
       </w:pPr>
       <w:r>
         <w:rPr>
+          <w:noProof/>
+        </w:rPr>
+        <mc:AlternateContent>
+          <mc:Choice Requires="wps">
+            <w:drawing>
+              <wp:anchor distT="0" distB="0" distL="114300" distR="114300" simplePos="0" relativeHeight="251683840" behindDoc="1" locked="0" layoutInCell="1" allowOverlap="1" wp14:anchorId="5AEAAC0F" wp14:editId="57CB3220">
+                <wp:simplePos x="0" y="0"/>
+                <wp:positionH relativeFrom="margin">
+                  <wp:align>right</wp:align>
+                </wp:positionH>
+                <wp:positionV relativeFrom="paragraph">
+                  <wp:posOffset>431800</wp:posOffset>
+                </wp:positionV>
+                <wp:extent cx="2603500" cy="228600"/>
+                <wp:effectExtent l="0" t="0" r="6350" b="0"/>
+                <wp:wrapThrough wrapText="bothSides">
+                  <wp:wrapPolygon edited="0">
+                    <wp:start x="0" y="0"/>
+                    <wp:lineTo x="0" y="19800"/>
+                    <wp:lineTo x="21495" y="19800"/>
+                    <wp:lineTo x="21495" y="0"/>
+                    <wp:lineTo x="0" y="0"/>
+                  </wp:wrapPolygon>
+                </wp:wrapThrough>
+                <wp:docPr id="144781333" name="Szövegdoboz 1"/>
+                <wp:cNvGraphicFramePr/>
+                <a:graphic xmlns:a="http://schemas.openxmlformats.org/drawingml/2006/main">
+                  <a:graphicData uri="http://schemas.microsoft.com/office/word/2010/wordprocessingShape">
+                    <wps:wsp>
+                      <wps:cNvSpPr txBox="1"/>
+                      <wps:spPr>
+                        <a:xfrm>
+                          <a:off x="0" y="0"/>
+                          <a:ext cx="2603500" cy="228600"/>
+                        </a:xfrm>
+                        <a:prstGeom prst="rect">
+                          <a:avLst/>
+                        </a:prstGeom>
+                        <a:solidFill>
+                          <a:prstClr val="white"/>
+                        </a:solidFill>
+                        <a:ln>
+                          <a:noFill/>
+                        </a:ln>
+                      </wps:spPr>
+                      <wps:txbx>
+                        <w:txbxContent>
+                          <w:p>
+                            <w:pPr>
+                              <w:pStyle w:val="Kpalrs"/>
+                              <w:jc w:val="center"/>
+                              <w:rPr>
+                                <w:rFonts w:ascii="Times New Roman" w:hAnsi="Times New Roman" w:cs="Times New Roman"/>
+                                <w:bCs/>
+                                <w:noProof/>
+                                <w:sz w:val="20"/>
+                                <w:szCs w:val="20"/>
+                              </w:rPr>
+                            </w:pPr>
+                            <w:r>
+                              <w:rPr>
+                                <w:rFonts w:ascii="Times New Roman" w:hAnsi="Times New Roman" w:cs="Times New Roman"/>
+                                <w:bCs/>
+                                <w:noProof/>
+                                <w:sz w:val="20"/>
+                                <w:szCs w:val="20"/>
+                              </w:rPr>
+                              <w:t>7</w:t>
+                            </w:r>
+                            <w:r>
+                              <w:rPr>
+                                <w:rFonts w:ascii="Times New Roman" w:hAnsi="Times New Roman" w:cs="Times New Roman"/>
+                                <w:sz w:val="20"/>
+                                <w:szCs w:val="20"/>
+                              </w:rPr>
+                              <w:t xml:space="preserve">. ábra – </w:t>
+                            </w:r>
+                            <w:r>
+                              <w:rPr>
+                                <w:rFonts w:ascii="Times New Roman" w:hAnsi="Times New Roman" w:cs="Times New Roman"/>
+                                <w:sz w:val="20"/>
+                                <w:szCs w:val="20"/>
+                              </w:rPr>
+                              <w:t>Snake game</w:t>
+                            </w:r>
+                          </w:p>
+                        </w:txbxContent>
+                      </wps:txbx>
+                      <wps:bodyPr rot="0" spcFirstLastPara="0" vertOverflow="overflow" horzOverflow="overflow" vert="horz" wrap="square" lIns="0" tIns="0" rIns="0" bIns="0" numCol="1" spcCol="0" rtlCol="0" fromWordArt="0" anchor="t" anchorCtr="0" forceAA="0" compatLnSpc="1">
+                        <a:prstTxWarp prst="textNoShape">
+                          <a:avLst/>
+                        </a:prstTxWarp>
+                        <a:noAutofit/>
+                      </wps:bodyPr>
+                    </wps:wsp>
+                  </a:graphicData>
+                </a:graphic>
+                <wp14:sizeRelH relativeFrom="margin">
+                  <wp14:pctWidth>0</wp14:pctWidth>
+                </wp14:sizeRelH>
+                <wp14:sizeRelV relativeFrom="margin">
+                  <wp14:pctHeight>0</wp14:pctHeight>
+                </wp14:sizeRelV>
+              </wp:anchor>
+            </w:drawing>
+          </mc:Choice>
+          <mc:Fallback>
+            <w:pict>
+              <v:shape w14:anchorId="5AEAAC0F" id="_x0000_s1032" type="#_x0000_t202" style="position:absolute;left:0;text-align:left;margin-left:153.8pt;margin-top:34pt;width:205pt;height:18pt;z-index:-251632640;visibility:visible;mso-wrap-style:square;mso-width-percent:0;mso-height-percent:0;mso-wrap-distance-left:9pt;mso-wrap-distance-top:0;mso-wrap-distance-right:9pt;mso-wrap-distance-bottom:0;mso-position-horizontal:right;mso-position-horizontal-relative:margin;mso-position-vertical:absolute;mso-position-vertical-relative:text;mso-width-percent:0;mso-height-percent:0;mso-width-relative:margin;mso-height-relative:margin;v-text-anchor:top" o:gfxdata="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" stroked="f">
+                <v:textbox inset="0,0,0,0">
+                  <w:txbxContent>
+                    <w:p>
+                      <w:pPr>
+                        <w:pStyle w:val="Kpalrs"/>
+                        <w:jc w:val="center"/>
+                        <w:rPr>
+                          <w:rFonts w:ascii="Times New Roman" w:hAnsi="Times New Roman" w:cs="Times New Roman"/>
+                          <w:bCs/>
+                          <w:noProof/>
+                          <w:sz w:val="20"/>
+                          <w:szCs w:val="20"/>
+                        </w:rPr>
+                      </w:pPr>
+                      <w:r>
+                        <w:rPr>
+                          <w:rFonts w:ascii="Times New Roman" w:hAnsi="Times New Roman" w:cs="Times New Roman"/>
+                          <w:bCs/>
+                          <w:noProof/>
+                          <w:sz w:val="20"/>
+                          <w:szCs w:val="20"/>
+                        </w:rPr>
+                        <w:t>7</w:t>
+                      </w:r>
+                      <w:r>
+                        <w:rPr>
+                          <w:rFonts w:ascii="Times New Roman" w:hAnsi="Times New Roman" w:cs="Times New Roman"/>
+                          <w:sz w:val="20"/>
+                          <w:szCs w:val="20"/>
+                        </w:rPr>
+                        <w:t xml:space="preserve">. ábra – </w:t>
+                      </w:r>
+                      <w:r>
+                        <w:rPr>
+                          <w:rFonts w:ascii="Times New Roman" w:hAnsi="Times New Roman" w:cs="Times New Roman"/>
+                          <w:sz w:val="20"/>
+                          <w:szCs w:val="20"/>
+                        </w:rPr>
+                        <w:t>Snake game</w:t>
+                      </w:r>
+                    </w:p>
+                  </w:txbxContent>
+                </v:textbox>
+                <w10:wrap type="through" anchorx="margin"/>
+              </v:shape>
+            </w:pict>
+          </mc:Fallback>
+        </mc:AlternateContent>
+      </w:r>
+      <w:r>
+        <w:rPr>
           <w:rFonts w:ascii="Times New Roman" w:hAnsi="Times New Roman" w:cs="Times New Roman"/>
           <w:sz w:val="24"/>
           <w:szCs w:val="24"/>
@@ -8290,6 +9587,7 @@
     <w:p>
       <w:pPr>
         <w:pStyle w:val="Cmsor2"/>
+        <w:pageBreakBefore/>
         <w:spacing w:before="480"/>
         <w:jc w:val="center"/>
         <w:rPr>
@@ -8305,6 +9603,7 @@
           <w:bCs/>
           <w:lang w:val="hu-HU"/>
         </w:rPr>
+        <w:lastRenderedPageBreak/>
         <w:t>API kommunikáció a frontendben</w:t>
       </w:r>
       <w:bookmarkEnd w:id="22"/>
@@ -8508,7 +9807,6 @@
           <w:szCs w:val="24"/>
           <w:lang w:val="hu-HU"/>
         </w:rPr>
-        <w:lastRenderedPageBreak/>
         <w:t>Ez a szolgáltatásréteg segít abban, hogy az API kommunikáció elkülönüljön a felhasználói felület logikájától. Ennek köszönhetően az alkalmazás kódja átláthatóbb és könnyebben karbantartható.</w:t>
       </w:r>
     </w:p>
@@ -8615,6 +9913,7 @@
           <w:szCs w:val="24"/>
           <w:lang w:val="hu-HU"/>
         </w:rPr>
+        <w:lastRenderedPageBreak/>
         <w:t>A játékok esetében az állapotkezelés különösen fontos szerepet játszik. A játék komponensek folyamatosan frissítik az állapotukat a játék során. Ilyen állapot lehet például a pontszám, a játék vége, vagy a játék aktuális állapota. Ezek az adatok határozzák meg, hogy a felhasználói felület milyen információkat jelenít meg.</w:t>
       </w:r>
     </w:p>
@@ -9172,7 +10471,7 @@
         </w:rPr>
         <w:t xml:space="preserve">Téma: React JavaScript könyvtár dokumentációja, Webcím: </w:t>
       </w:r>
-      <w:hyperlink r:id="rId16" w:tgtFrame="_new" w:history="1">
+      <w:hyperlink r:id="rId23" w:tgtFrame="_new" w:history="1">
         <w:r>
           <w:rPr>
             <w:rStyle w:val="Hiperhivatkozs"/>
@@ -9345,7 +10644,7 @@
         </w:rPr>
         <w:t xml:space="preserve">Téma: Entity Framework Core ORM dokumentáció, Webcím: </w:t>
       </w:r>
-      <w:hyperlink r:id="rId17" w:tgtFrame="_new" w:history="1">
+      <w:hyperlink r:id="rId24" w:tgtFrame="_new" w:history="1">
         <w:r>
           <w:rPr>
             <w:rStyle w:val="Hiperhivatkozs"/>
@@ -9392,7 +10691,7 @@
         </w:rPr>
         <w:t xml:space="preserve">Téma: MySQL adatbázis-kezelő dokumentáció, Webcím: </w:t>
       </w:r>
-      <w:hyperlink r:id="rId18" w:tgtFrame="_new" w:history="1">
+      <w:hyperlink r:id="rId25" w:tgtFrame="_new" w:history="1">
         <w:r>
           <w:rPr>
             <w:rStyle w:val="Hiperhivatkozs"/>
@@ -9493,7 +10792,7 @@
         </w:rPr>
         <w:t xml:space="preserve">Téma: JSON Web Token (JWT) autentikáció működése, Webcím: </w:t>
       </w:r>
-      <w:hyperlink r:id="rId19" w:tgtFrame="_new" w:history="1">
+      <w:hyperlink r:id="rId26" w:tgtFrame="_new" w:history="1">
         <w:r>
           <w:rPr>
             <w:rStyle w:val="Hiperhivatkozs"/>
@@ -9594,7 +10893,7 @@
         </w:rPr>
         <w:t xml:space="preserve">Téma: React Router navigációs rendszer dokumentációja, Webcím: </w:t>
       </w:r>
-      <w:hyperlink r:id="rId20" w:tgtFrame="_new" w:history="1">
+      <w:hyperlink r:id="rId27" w:tgtFrame="_new" w:history="1">
         <w:r>
           <w:rPr>
             <w:rStyle w:val="Hiperhivatkozs"/>
@@ -9695,7 +10994,7 @@
         </w:rPr>
         <w:t xml:space="preserve">Téma: Selenium WebDriver tesztelési keretrendszer dokumentációja, Webcím: </w:t>
       </w:r>
-      <w:hyperlink r:id="rId21" w:tgtFrame="_new" w:history="1">
+      <w:hyperlink r:id="rId28" w:tgtFrame="_new" w:history="1">
         <w:r>
           <w:rPr>
             <w:rStyle w:val="Hiperhivatkozs"/>
@@ -9796,7 +11095,7 @@
         </w:rPr>
         <w:t xml:space="preserve">Téma: Windows Presentation Foundation (WPF) dokumentáció, Webcím: </w:t>
       </w:r>
-      <w:hyperlink r:id="rId22" w:tgtFrame="_new" w:history="1">
+      <w:hyperlink r:id="rId29" w:tgtFrame="_new" w:history="1">
         <w:r>
           <w:rPr>
             <w:rStyle w:val="Hiperhivatkozs"/>
@@ -9897,7 +11196,7 @@
         </w:rPr>
         <w:t xml:space="preserve">Téma: REST API architektúra és működés, Webcím: </w:t>
       </w:r>
-      <w:hyperlink r:id="rId23" w:tgtFrame="_new" w:history="1">
+      <w:hyperlink r:id="rId30" w:tgtFrame="_new" w:history="1">
         <w:r>
           <w:rPr>
             <w:rStyle w:val="Hiperhivatkozs"/>
@@ -9989,7 +11288,7 @@
           <w:lang w:val="hu-HU"/>
         </w:rPr>
         <w:sectPr>
-          <w:footerReference w:type="default" r:id="rId24"/>
+          <w:footerReference w:type="default" r:id="rId31"/>
           <w:pgSz w:w="11906" w:h="16838"/>
           <w:pgMar w:top="1417" w:right="1417" w:bottom="1417" w:left="1417" w:header="708" w:footer="708" w:gutter="0"/>
           <w:pgNumType w:start="1"/>
@@ -10006,7 +11305,7 @@
         </w:rPr>
         <w:t xml:space="preserve">Téma: HTTP protokoll működése, Webcím: </w:t>
       </w:r>
-      <w:hyperlink r:id="rId25" w:tgtFrame="_new" w:history="1">
+      <w:hyperlink r:id="rId32" w:tgtFrame="_new" w:history="1">
         <w:r>
           <w:rPr>
             <w:rStyle w:val="Hiperhivatkozs"/>
@@ -10083,7 +11382,7 @@
           <w:lang w:val="hu-HU"/>
         </w:rPr>
         <w:sectPr>
-          <w:footerReference w:type="default" r:id="rId26"/>
+          <w:footerReference w:type="default" r:id="rId33"/>
           <w:pgSz w:w="11906" w:h="16838" w:code="9"/>
           <w:pgMar w:top="1418" w:right="1418" w:bottom="1418" w:left="1418" w:header="709" w:footer="709" w:gutter="0"/>
           <w:pgNumType w:fmt="upperRoman" w:start="1"/>
@@ -10136,7 +11435,7 @@
           <w:noProof/>
         </w:rPr>
         <w:drawing>
-          <wp:inline distT="0" distB="0" distL="0" distR="0" wp14:anchorId="4B9C55F1" wp14:editId="2320810D">
+          <wp:inline distT="0" distB="0" distL="0" distR="0" wp14:anchorId="4B9C55F1" wp14:editId="3BF80303">
             <wp:extent cx="5759450" cy="1656080"/>
             <wp:effectExtent l="0" t="0" r="0" b="1270"/>
             <wp:docPr id="1151879289" name="Kép 1"/>
@@ -10153,7 +11452,7 @@
                     </pic:cNvPicPr>
                   </pic:nvPicPr>
                   <pic:blipFill>
-                    <a:blip r:embed="rId27" cstate="print">
+                    <a:blip r:embed="rId34" cstate="print">
                       <a:extLst>
                         <a:ext uri="{28A0092B-C50C-407E-A947-70E740481C1C}">
                           <a14:useLocalDpi xmlns:a14="http://schemas.microsoft.com/office/drawing/2010/main" val="0"/>
@@ -10232,7 +11531,7 @@
                     <pic:cNvPicPr/>
                   </pic:nvPicPr>
                   <pic:blipFill>
-                    <a:blip r:embed="rId28"/>
+                    <a:blip r:embed="rId35"/>
                     <a:stretch>
                       <a:fillRect/>
                     </a:stretch>
@@ -10300,7 +11599,7 @@
                     <pic:cNvPicPr/>
                   </pic:nvPicPr>
                   <pic:blipFill>
-                    <a:blip r:embed="rId29"/>
+                    <a:blip r:embed="rId36"/>
                     <a:stretch>
                       <a:fillRect/>
                     </a:stretch>
@@ -10322,7 +11621,7 @@
       </w:r>
     </w:p>
     <w:sectPr>
-      <w:footerReference w:type="default" r:id="rId30"/>
+      <w:footerReference w:type="default" r:id="rId37"/>
       <w:pgSz w:w="11906" w:h="16838" w:code="9"/>
       <w:pgMar w:top="1418" w:right="1418" w:bottom="1418" w:left="1418" w:header="709" w:footer="709" w:gutter="0"/>
       <w:pgNumType w:fmt="upperRoman" w:start="1"/>
@@ -13752,7 +15051,7 @@
     <w:autoRedefine/>
     <w:uiPriority w:val="39"/>
     <w:unhideWhenUsed/>
-    <w:rsid w:val="00A97027"/>
+    <w:rsid w:val="002F0313"/>
     <w:pPr>
       <w:tabs>
         <w:tab w:val="right" w:leader="dot" w:pos="9062"/>
@@ -13761,7 +15060,10 @@
       <w:ind w:left="220"/>
     </w:pPr>
     <w:rPr>
+      <w:rFonts w:ascii="Times New Roman" w:hAnsi="Times New Roman" w:cs="Times New Roman"/>
       <w:noProof/>
+      <w:sz w:val="24"/>
+      <w:szCs w:val="24"/>
       <w:lang w:val="hu-HU"/>
     </w:rPr>
   </w:style>

--- a/Arcade Mania záródolgozat dokumentáció.docx
+++ b/Arcade Mania záródolgozat dokumentáció.docx
@@ -3400,7 +3400,190 @@
           <w:szCs w:val="24"/>
           <w:lang w:val="hu-HU"/>
         </w:rPr>
-        <w:t>Az Arcade Mania egy olyan platform, amely a klasszikus játéktermek hangulatát próbálja modern webes környezetben megjeleníteni. A játékok egyszerű mechanikákra épülnek, azonban a rendszer mögött egy komplex infrastruktúra működik, amely kezeli a felhasználókat, az autentikációt és a ranglistákat.</w:t>
+        <w:t>Az Arcade Mania egy olyan platform, amely a klasszikus játéktermek hangulatát próbálja modern webes környezetben megjeleníteni. A játékok egyszerű mechanikákra épülnek, azonban a rendszer mögött egy komplex infrastruktúra működik, amely kezeli a felhasználókat</w:t>
+      </w:r>
+      <w:r>
+        <w:rPr>
+          <w:rFonts w:ascii="Times New Roman" w:hAnsi="Times New Roman" w:cs="Times New Roman"/>
+          <w:sz w:val="24"/>
+          <w:szCs w:val="24"/>
+          <w:lang w:val="hu-HU"/>
+        </w:rPr>
+        <w:t xml:space="preserve">, </w:t>
+      </w:r>
+      <w:r>
+        <w:rPr>
+          <w:rFonts w:ascii="Times New Roman" w:hAnsi="Times New Roman" w:cs="Times New Roman"/>
+          <w:sz w:val="24"/>
+          <w:szCs w:val="24"/>
+          <w:lang w:val="hu-HU"/>
+        </w:rPr>
+        <w:t xml:space="preserve">és </w:t>
+      </w:r>
+      <w:r>
+        <w:rPr>
+          <w:rFonts w:ascii="Times New Roman" w:hAnsi="Times New Roman" w:cs="Times New Roman"/>
+          <w:sz w:val="24"/>
+          <w:szCs w:val="24"/>
+          <w:lang w:val="hu-HU"/>
+        </w:rPr>
+        <w:t>az autentikációt.</w:t>
+      </w:r>
+    </w:p>
+    <w:p>
+      <w:pPr>
+        <w:spacing w:before="240" w:line="360" w:lineRule="auto"/>
+        <w:jc w:val="both"/>
+        <w:rPr>
+          <w:rFonts w:ascii="Times New Roman" w:hAnsi="Times New Roman" w:cs="Times New Roman"/>
+          <w:sz w:val="24"/>
+          <w:szCs w:val="24"/>
+          <w:lang w:val="hu-HU"/>
+        </w:rPr>
+      </w:pPr>
+      <w:r>
+        <w:rPr>
+          <w:rFonts w:ascii="Times New Roman" w:hAnsi="Times New Roman" w:cs="Times New Roman"/>
+          <w:sz w:val="24"/>
+          <w:szCs w:val="24"/>
+          <w:lang w:val="hu-HU"/>
+        </w:rPr>
+        <w:t xml:space="preserve">A </w:t>
+      </w:r>
+      <w:r>
+        <w:rPr>
+          <w:rFonts w:ascii="Times New Roman" w:hAnsi="Times New Roman" w:cs="Times New Roman"/>
+          <w:sz w:val="24"/>
+          <w:szCs w:val="24"/>
+          <w:lang w:val="hu-HU"/>
+        </w:rPr>
+        <w:t>projekt során a</w:t>
+      </w:r>
+      <w:r>
+        <w:rPr>
+          <w:rFonts w:ascii="Times New Roman" w:hAnsi="Times New Roman" w:cs="Times New Roman"/>
+          <w:sz w:val="24"/>
+          <w:szCs w:val="24"/>
+          <w:lang w:val="hu-HU"/>
+        </w:rPr>
+        <w:t xml:space="preserve"> teljes</w:t>
+      </w:r>
+      <w:r>
+        <w:rPr>
+          <w:rFonts w:ascii="Times New Roman" w:hAnsi="Times New Roman" w:cs="Times New Roman"/>
+          <w:sz w:val="24"/>
+          <w:szCs w:val="24"/>
+          <w:lang w:val="hu-HU"/>
+        </w:rPr>
+        <w:t xml:space="preserve"> backend-et Bódi Szabolcs</w:t>
+      </w:r>
+      <w:r>
+        <w:rPr>
+          <w:rFonts w:ascii="Times New Roman" w:hAnsi="Times New Roman" w:cs="Times New Roman"/>
+          <w:sz w:val="24"/>
+          <w:szCs w:val="24"/>
+          <w:lang w:val="hu-HU"/>
+        </w:rPr>
+        <w:t>, a frontend-et</w:t>
+      </w:r>
+      <w:r>
+        <w:rPr>
+          <w:rFonts w:ascii="Times New Roman" w:hAnsi="Times New Roman" w:cs="Times New Roman"/>
+          <w:sz w:val="24"/>
+          <w:szCs w:val="24"/>
+          <w:lang w:val="hu-HU"/>
+        </w:rPr>
+        <w:t xml:space="preserve"> szinte teljesne</w:t>
+      </w:r>
+      <w:r>
+        <w:rPr>
+          <w:rFonts w:ascii="Times New Roman" w:hAnsi="Times New Roman" w:cs="Times New Roman"/>
+          <w:sz w:val="24"/>
+          <w:szCs w:val="24"/>
+          <w:lang w:val="hu-HU"/>
+        </w:rPr>
+        <w:t xml:space="preserve"> Oravecz Ádám József, az adatbázist </w:t>
+      </w:r>
+      <w:r>
+        <w:rPr>
+          <w:rFonts w:ascii="Times New Roman" w:hAnsi="Times New Roman" w:cs="Times New Roman"/>
+          <w:sz w:val="24"/>
+          <w:szCs w:val="24"/>
+          <w:lang w:val="hu-HU"/>
+        </w:rPr>
+        <w:t xml:space="preserve">és a vele kapcsolatos dolgokat, valamint a design-t </w:t>
+      </w:r>
+      <w:r>
+        <w:rPr>
+          <w:rFonts w:ascii="Times New Roman" w:hAnsi="Times New Roman" w:cs="Times New Roman"/>
+          <w:sz w:val="24"/>
+          <w:szCs w:val="24"/>
+          <w:lang w:val="hu-HU"/>
+        </w:rPr>
+        <w:t>pedig Tátrai Levente fejlesztette. Ezenfelül Levente részt vett még a frontend fejlesztésében</w:t>
+      </w:r>
+      <w:r>
+        <w:rPr>
+          <w:rFonts w:ascii="Times New Roman" w:hAnsi="Times New Roman" w:cs="Times New Roman"/>
+          <w:sz w:val="24"/>
+          <w:szCs w:val="24"/>
+          <w:lang w:val="hu-HU"/>
+        </w:rPr>
+        <w:t xml:space="preserve"> </w:t>
+      </w:r>
+      <w:r>
+        <w:rPr>
+          <w:rFonts w:ascii="Times New Roman" w:hAnsi="Times New Roman" w:cs="Times New Roman"/>
+          <w:sz w:val="24"/>
+          <w:szCs w:val="24"/>
+          <w:lang w:val="hu-HU"/>
+        </w:rPr>
+        <w:t>is</w:t>
+      </w:r>
+      <w:r>
+        <w:rPr>
+          <w:rFonts w:ascii="Times New Roman" w:hAnsi="Times New Roman" w:cs="Times New Roman"/>
+          <w:sz w:val="24"/>
+          <w:szCs w:val="24"/>
+          <w:lang w:val="hu-HU"/>
+        </w:rPr>
+        <w:t xml:space="preserve"> </w:t>
+      </w:r>
+      <w:r>
+        <w:rPr>
+          <w:rFonts w:ascii="Times New Roman" w:hAnsi="Times New Roman" w:cs="Times New Roman"/>
+          <w:sz w:val="24"/>
+          <w:szCs w:val="24"/>
+          <w:lang w:val="hu-HU"/>
+        </w:rPr>
+        <w:t>Ádám</w:t>
+      </w:r>
+      <w:r>
+        <w:rPr>
+          <w:rFonts w:ascii="Times New Roman" w:hAnsi="Times New Roman" w:cs="Times New Roman"/>
+          <w:sz w:val="24"/>
+          <w:szCs w:val="24"/>
+          <w:lang w:val="hu-HU"/>
+        </w:rPr>
+        <w:t xml:space="preserve"> mellett</w:t>
+      </w:r>
+      <w:r>
+        <w:rPr>
+          <w:rFonts w:ascii="Times New Roman" w:hAnsi="Times New Roman" w:cs="Times New Roman"/>
+          <w:sz w:val="24"/>
+          <w:szCs w:val="24"/>
+          <w:lang w:val="hu-HU"/>
+        </w:rPr>
+        <w:t>,</w:t>
+      </w:r>
+      <w:r>
+        <w:rPr>
+          <w:rFonts w:ascii="Times New Roman" w:hAnsi="Times New Roman" w:cs="Times New Roman"/>
+          <w:sz w:val="24"/>
+          <w:szCs w:val="24"/>
+          <w:lang w:val="hu-HU"/>
+        </w:rPr>
+        <w:t xml:space="preserve"> ő készítette a memória játékot.</w:t>
       </w:r>
     </w:p>
     <w:p>
@@ -11435,7 +11618,7 @@
           <w:noProof/>
         </w:rPr>
         <w:drawing>
-          <wp:inline distT="0" distB="0" distL="0" distR="0" wp14:anchorId="4B9C55F1" wp14:editId="3BF80303">
+          <wp:inline distT="0" distB="0" distL="0" distR="0" wp14:anchorId="4B9C55F1" wp14:editId="428E4821">
             <wp:extent cx="5759450" cy="1656080"/>
             <wp:effectExtent l="0" t="0" r="0" b="1270"/>
             <wp:docPr id="1151879289" name="Kép 1"/>
